--- a/Vendors_Plan_Budget_Tab_Spec_2026-05-31.docx
+++ b/Vendors_Plan_Budget_Tab_Spec_2026-05-31.docx
@@ -656,7 +656,7 @@
       </w:r>
     </w:p>
     <w:bookmarkEnd w:id="13"/>
-    <w:bookmarkStart w:id="14" w:name="Xd2b4fa96e8ed917f39446e162231947415c647c"/>
+    <w:bookmarkStart w:id="14" w:name="X413ea03877a824aba0bdadadc870b3d36e677f6"/>
     <w:p>
       <w:pPr>
         <w:pStyle w:val="Heading3"/>
@@ -668,13 +668,22 @@
         <w:t xml:space="preserve"> </w:t>
       </w:r>
       <w:r>
-        <w:t xml:space="preserve">“Your Budget &amp; Plan”</w:t>
-      </w:r>
-      <w:r>
-        <w:t xml:space="preserve"> </w:t>
-      </w:r>
-      <w:r>
-        <w:t xml:space="preserve">(forward / motivating; must fit ONE screen, no internal scroll)</w:t>
+        <w:t xml:space="preserve">“Where your day stands”</w:t>
+      </w:r>
+      <w:r>
+        <w:t xml:space="preserve"> </w:t>
+      </w:r>
+      <w:r>
+        <w:t xml:space="preserve">(eyebrow:</w:t>
+      </w:r>
+      <w:r>
+        <w:t xml:space="preserve"> </w:t>
+      </w:r>
+      <w:r>
+        <w:t xml:space="preserve">“Your budget &amp; plan”</w:t>
+      </w:r>
+      <w:r>
+        <w:t xml:space="preserve">) (forward / motivating; must fit ONE screen, no internal scroll)</w:t>
       </w:r>
     </w:p>
     <w:p>
@@ -695,242 +704,95 @@
         <w:t xml:space="preserve">search / add / finalize more</w:t>
       </w:r>
       <w:r>
-        <w:t xml:space="preserve">:</w:t>
-      </w:r>
-      <w:r>
-        <w:t xml:space="preserve"> </w:t>
-      </w:r>
-      <w:r>
-        <w:t xml:space="preserve">1.</w:t>
-      </w:r>
-      <w:r>
-        <w:t xml:space="preserve"> </w:t>
-      </w:r>
-      <w:r>
-        <w:rPr>
-          <w:b/>
-          <w:bCs/>
-        </w:rPr>
-        <w:t xml:space="preserve">Estimated budget</w:t>
-      </w:r>
-      <w:r>
-        <w:t xml:space="preserve"> </w:t>
-      </w:r>
-      <w:r>
-        <w:t xml:space="preserve">(tap to change) |</w:t>
-      </w:r>
-      <w:r>
-        <w:t xml:space="preserve"> </w:t>
-      </w:r>
-      <w:r>
-        <w:rPr>
-          <w:b/>
-          <w:bCs/>
-        </w:rPr>
-        <w:t xml:space="preserve">Budget chosen</w:t>
-      </w:r>
-      <w:r>
-        <w:t xml:space="preserve"> </w:t>
-      </w:r>
-      <w:r>
-        <w:t xml:space="preserve">— 2-col.</w:t>
-      </w:r>
-      <w:r>
-        <w:t xml:space="preserve"> </w:t>
-      </w:r>
-      <w:r>
-        <w:t xml:space="preserve">2.</w:t>
-      </w:r>
-      <w:r>
-        <w:t xml:space="preserve"> </w:t>
-      </w:r>
-      <w:r>
-        <w:rPr>
-          <w:b/>
-          <w:bCs/>
-        </w:rPr>
-        <w:t xml:space="preserve">Your plan could land between</w:t>
-      </w:r>
-      <w:r>
-        <w:t xml:space="preserve"> </w:t>
-      </w:r>
-      <w:r>
-        <w:rPr>
-          <w:rStyle w:val="VerbatimChar"/>
-        </w:rPr>
-        <w:t xml:space="preserve">₱lo – ₱hi</w:t>
-      </w:r>
-      <w:r>
-        <w:t xml:space="preserve"> </w:t>
-      </w:r>
-      <w:r>
-        <w:t xml:space="preserve">(precise).</w:t>
-      </w:r>
-      <w:r>
-        <w:t xml:space="preserve"> </w:t>
-      </w:r>
-      <w:r>
-        <w:t xml:space="preserve">3.</w:t>
-      </w:r>
-      <w:r>
-        <w:t xml:space="preserve"> </w:t>
-      </w:r>
-      <w:r>
-        <w:rPr>
-          <w:b/>
-          <w:bCs/>
-        </w:rPr>
-        <w:t xml:space="preserve">What to lock next</w:t>
-      </w:r>
-      <w:r>
-        <w:t xml:space="preserve"> </w:t>
-      </w:r>
-      <w:r>
-        <w:t xml:space="preserve">— the action centerpiece. Top</w:t>
-      </w:r>
-      <w:r>
-        <w:t xml:space="preserve"> </w:t>
-      </w:r>
-      <w:r>
-        <w:rPr>
-          <w:b/>
-          <w:bCs/>
-        </w:rPr>
-        <w:t xml:space="preserve">3</w:t>
-      </w:r>
-      <w:r>
-        <w:t xml:space="preserve"> </w:t>
-      </w:r>
-      <w:r>
-        <w:t xml:space="preserve">most-urgent categories (overdue first, then due-within-20-days), each row: category name · what’s in play (</w:t>
-      </w:r>
-      <w:r>
-        <w:rPr>
-          <w:rStyle w:val="VerbatimChar"/>
-        </w:rPr>
-        <w:t xml:space="preserve">N options in play</w:t>
-      </w:r>
-      <w:r>
-        <w:t xml:space="preserve"> </w:t>
-      </w:r>
-      <w:r>
-        <w:t xml:space="preserve">/</w:t>
-      </w:r>
-      <w:r>
-        <w:t xml:space="preserve"> </w:t>
-      </w:r>
-      <w:r>
-        <w:rPr>
-          <w:rStyle w:val="VerbatimChar"/>
-        </w:rPr>
-        <w:t xml:space="preserve">no vendor picked yet</w:t>
-      </w:r>
-      <w:r>
-        <w:t xml:space="preserve">) ·</w:t>
-      </w:r>
-      <w:r>
-        <w:t xml:space="preserve"> </w:t>
-      </w:r>
-      <w:r>
-        <w:rPr>
-          <w:rStyle w:val="VerbatimChar"/>
-        </w:rPr>
-        <w:t xml:space="preserve">🔥 X eyeing your date</w:t>
-      </w:r>
-      <w:r>
-        <w:t xml:space="preserve"> </w:t>
-      </w:r>
-      <w:r>
-        <w:t xml:space="preserve">· right-aligned</w:t>
-      </w:r>
-      <w:r>
-        <w:t xml:space="preserve"> </w:t>
-      </w:r>
-      <w:r>
-        <w:rPr>
-          <w:rStyle w:val="VerbatimChar"/>
-        </w:rPr>
-        <w:t xml:space="preserve">X days overdue</w:t>
-      </w:r>
-      <w:r>
-        <w:t xml:space="preserve"> </w:t>
-      </w:r>
-      <w:r>
-        <w:t xml:space="preserve">(red) or</w:t>
-      </w:r>
-      <w:r>
-        <w:t xml:space="preserve"> </w:t>
-      </w:r>
-      <w:r>
-        <w:rPr>
-          <w:rStyle w:val="VerbatimChar"/>
-        </w:rPr>
-        <w:t xml:space="preserve">lock in X days</w:t>
-      </w:r>
-      <w:r>
-        <w:t xml:space="preserve"> </w:t>
-      </w:r>
-      <w:r>
-        <w:t xml:space="preserve">(amber). A</w:t>
-      </w:r>
-      <w:r>
-        <w:t xml:space="preserve"> </w:t>
-      </w:r>
-      <w:r>
-        <w:rPr>
-          <w:rStyle w:val="VerbatimChar"/>
-        </w:rPr>
-        <w:t xml:space="preserve">+N more need attention</w:t>
-      </w:r>
-      <w:r>
-        <w:t xml:space="preserve"> </w:t>
-      </w:r>
-      <w:r>
-        <w:t xml:space="preserve">line if there are more. If nothing is overdue/due-soon → header flips to</w:t>
-      </w:r>
-      <w:r>
-        <w:t xml:space="preserve"> </w:t>
-      </w:r>
-      <w:r>
-        <w:rPr>
-          <w:b/>
-          <w:bCs/>
-        </w:rPr>
-        <w:t xml:space="preserve">“Next up”</w:t>
-      </w:r>
-      <w:r>
-        <w:t xml:space="preserve"> </w:t>
-      </w:r>
-      <w:r>
-        <w:t xml:space="preserve">and shows the single nearest upcoming category.</w:t>
-      </w:r>
-      <w:r>
-        <w:t xml:space="preserve"> </w:t>
-      </w:r>
-      <w:r>
-        <w:t xml:space="preserve">4.</w:t>
-      </w:r>
-      <w:r>
-        <w:t xml:space="preserve"> </w:t>
-      </w:r>
-      <w:r>
-        <w:rPr>
-          <w:rStyle w:val="VerbatimChar"/>
-        </w:rPr>
-        <w:t xml:space="preserve">↑ Scroll up to begin</w:t>
-      </w:r>
-      <w:r>
         <w:t xml:space="preserve">.</w:t>
       </w:r>
-    </w:p>
-    <w:bookmarkEnd w:id="14"/>
-    <w:bookmarkStart w:id="15" w:name="c.-the-accordion-scroll-driven"/>
-    <w:p>
-      <w:pPr>
-        <w:pStyle w:val="Heading3"/>
-      </w:pPr>
-      <w:r>
-        <w:t xml:space="preserve">C. The accordion (scroll-driven)</w:t>
+      <w:r>
+        <w:t xml:space="preserve"> </w:t>
+      </w:r>
+      <w:r>
+        <w:rPr>
+          <w:b/>
+          <w:bCs/>
+        </w:rPr>
+        <w:t xml:space="preserve">Two states</w:t>
+      </w:r>
+      <w:r>
+        <w:t xml:space="preserve"> </w:t>
+      </w:r>
+      <w:r>
+        <w:t xml:space="preserve">— an empty cover (no picks yet) and the populated cover below.</w:t>
+      </w:r>
+    </w:p>
+    <w:p>
+      <w:pPr>
+        <w:pStyle w:val="BlockText"/>
+      </w:pPr>
+      <w:r>
+        <w:rPr>
+          <w:b/>
+          <w:bCs/>
+        </w:rPr>
+        <w:t xml:space="preserve">⚠ Updated 2026-06-04 (shipped) — the populated cover is now DIRECTIVE, not just a scoreboard.</w:t>
+      </w:r>
+      <w:r>
+        <w:t xml:space="preserve"> </w:t>
+      </w:r>
+      <w:r>
+        <w:t xml:space="preserve">The Find→Shortlist→Lock loop used to be taught ONLY on the empty cover; the moment the couple had a single pick it vanished and they were dropped into bare rails not knowing what to do. The populated cover now LEADS with the next action and keeps the loop in view. (</w:t>
+      </w:r>
+      <w:r>
+        <w:rPr>
+          <w:rStyle w:val="VerbatimChar"/>
+        </w:rPr>
+        <w:t xml:space="preserve">NextAction</w:t>
+      </w:r>
+      <w:r>
+        <w:t xml:space="preserve"> </w:t>
+      </w:r>
+      <w:r>
+        <w:t xml:space="preserve">+</w:t>
+      </w:r>
+      <w:r>
+        <w:t xml:space="preserve"> </w:t>
+      </w:r>
+      <w:r>
+        <w:rPr>
+          <w:rStyle w:val="VerbatimChar"/>
+        </w:rPr>
+        <w:t xml:space="preserve">LoopLegend</w:t>
+      </w:r>
+      <w:r>
+        <w:t xml:space="preserve"> </w:t>
+      </w:r>
+      <w:r>
+        <w:t xml:space="preserve">+</w:t>
+      </w:r>
+      <w:r>
+        <w:t xml:space="preserve"> </w:t>
+      </w:r>
+      <w:r>
+        <w:rPr>
+          <w:rStyle w:val="VerbatimChar"/>
+        </w:rPr>
+        <w:t xml:space="preserve">AlsoComingUp</w:t>
+      </w:r>
+      <w:r>
+        <w:t xml:space="preserve"> </w:t>
+      </w:r>
+      <w:r>
+        <w:t xml:space="preserve">in</w:t>
+      </w:r>
+      <w:r>
+        <w:t xml:space="preserve"> </w:t>
+      </w:r>
+      <w:r>
+        <w:rPr>
+          <w:rStyle w:val="VerbatimChar"/>
+        </w:rPr>
+        <w:t xml:space="preserve">plan-budget-accordion.tsx</w:t>
+      </w:r>
+      <w:r>
+        <w:t xml:space="preserve">.)</w:t>
       </w:r>
     </w:p>
     <w:p>
@@ -946,22 +808,222 @@
           <w:b/>
           <w:bCs/>
         </w:rPr>
-        <w:t xml:space="preserve">10 parent categories</w:t>
-      </w:r>
-      <w:r>
-        <w:t xml:space="preserve"> </w:t>
-      </w:r>
-      <w:r>
-        <w:t xml:space="preserve">as sticky headers that pin/pile at the top (</w:t>
-      </w:r>
-      <w:r>
-        <w:rPr>
-          <w:rStyle w:val="VerbatimChar"/>
-        </w:rPr>
-        <w:t xml:space="preserve">top = i × headH</w:t>
-      </w:r>
-      <w:r>
-        <w:t xml:space="preserve">, headH = 32px). Header shows icon + name + the category’s locked total.</w:t>
+        <w:t xml:space="preserve">“Do this next”</w:t>
+      </w:r>
+      <w:r>
+        <w:rPr>
+          <w:b/>
+          <w:bCs/>
+        </w:rPr>
+        <w:t xml:space="preserve"> </w:t>
+      </w:r>
+      <w:r>
+        <w:rPr>
+          <w:b/>
+          <w:bCs/>
+        </w:rPr>
+        <w:t xml:space="preserve">banner</w:t>
+      </w:r>
+      <w:r>
+        <w:t xml:space="preserve"> </w:t>
+      </w:r>
+      <w:r>
+        <w:t xml:space="preserve">— the action centerpiece. Promotes the</w:t>
+      </w:r>
+      <w:r>
+        <w:t xml:space="preserve"> </w:t>
+      </w:r>
+      <w:r>
+        <w:rPr>
+          <w:b/>
+          <w:bCs/>
+        </w:rPr>
+        <w:t xml:space="preserve">single most-urgent category</w:t>
+      </w:r>
+      <w:r>
+        <w:t xml:space="preserve"> </w:t>
+      </w:r>
+      <w:r>
+        <w:t xml:space="preserve">(</w:t>
+      </w:r>
+      <w:r>
+        <w:rPr>
+          <w:rStyle w:val="VerbatimChar"/>
+        </w:rPr>
+        <w:t xml:space="preserve">dueList[0]</w:t>
+      </w:r>
+      <w:r>
+        <w:t xml:space="preserve">, else the calm</w:t>
+      </w:r>
+      <w:r>
+        <w:t xml:space="preserve"> </w:t>
+      </w:r>
+      <w:r>
+        <w:rPr>
+          <w:rStyle w:val="VerbatimChar"/>
+        </w:rPr>
+        <w:t xml:space="preserve">upNext</w:t>
+      </w:r>
+      <w:r>
+        <w:t xml:space="preserve">) into a</w:t>
+      </w:r>
+      <w:r>
+        <w:t xml:space="preserve"> </w:t>
+      </w:r>
+      <w:r>
+        <w:rPr>
+          <w:b/>
+          <w:bCs/>
+        </w:rPr>
+        <w:t xml:space="preserve">tappable jump</w:t>
+      </w:r>
+      <w:r>
+        <w:t xml:space="preserve"> </w:t>
+      </w:r>
+      <w:r>
+        <w:t xml:space="preserve">to that category’s rail (</w:t>
+      </w:r>
+      <w:r>
+        <w:rPr>
+          <w:rStyle w:val="VerbatimChar"/>
+        </w:rPr>
+        <w:t xml:space="preserve">#group-{id}</w:t>
+      </w:r>
+      <w:r>
+        <w:t xml:space="preserve">). Verb adapts: never-locked →</w:t>
+      </w:r>
+      <w:r>
+        <w:t xml:space="preserve"> </w:t>
+      </w:r>
+      <w:r>
+        <w:rPr>
+          <w:b/>
+          <w:bCs/>
+        </w:rPr>
+        <w:t xml:space="preserve">“Start with {category}”</w:t>
+      </w:r>
+      <w:r>
+        <w:t xml:space="preserve"> </w:t>
+      </w:r>
+      <w:r>
+        <w:t xml:space="preserve">· overdue →</w:t>
+      </w:r>
+      <w:r>
+        <w:t xml:space="preserve"> </w:t>
+      </w:r>
+      <w:r>
+        <w:rPr>
+          <w:b/>
+          <w:bCs/>
+        </w:rPr>
+        <w:t xml:space="preserve">“Lock your {category}”</w:t>
+      </w:r>
+      <w:r>
+        <w:t xml:space="preserve"> </w:t>
+      </w:r>
+      <w:r>
+        <w:t xml:space="preserve">· else →</w:t>
+      </w:r>
+      <w:r>
+        <w:t xml:space="preserve"> </w:t>
+      </w:r>
+      <w:r>
+        <w:rPr>
+          <w:b/>
+          <w:bCs/>
+        </w:rPr>
+        <w:t xml:space="preserve">“Choose your {category}”</w:t>
+      </w:r>
+      <w:r>
+        <w:t xml:space="preserve">. Sub-line = how many they’ve shortlisted there (</w:t>
+      </w:r>
+      <w:r>
+        <w:rPr>
+          <w:rStyle w:val="VerbatimChar"/>
+        </w:rPr>
+        <w:t xml:space="preserve">N shortlisted — compare &amp; lock one</w:t>
+      </w:r>
+      <w:r>
+        <w:t xml:space="preserve"> </w:t>
+      </w:r>
+      <w:r>
+        <w:t xml:space="preserve">/</w:t>
+      </w:r>
+      <w:r>
+        <w:t xml:space="preserve"> </w:t>
+      </w:r>
+      <w:r>
+        <w:rPr>
+          <w:rStyle w:val="VerbatimChar"/>
+        </w:rPr>
+        <w:t xml:space="preserve">1 shortlisted — ready to lock</w:t>
+      </w:r>
+      <w:r>
+        <w:t xml:space="preserve"> </w:t>
+      </w:r>
+      <w:r>
+        <w:t xml:space="preserve">/</w:t>
+      </w:r>
+      <w:r>
+        <w:t xml:space="preserve"> </w:t>
+      </w:r>
+      <w:r>
+        <w:rPr>
+          <w:rStyle w:val="VerbatimChar"/>
+        </w:rPr>
+        <w:t xml:space="preserve">Find one to shortlist</w:t>
+      </w:r>
+      <w:r>
+        <w:t xml:space="preserve">) + the timeline (</w:t>
+      </w:r>
+      <w:r>
+        <w:rPr>
+          <w:rStyle w:val="VerbatimChar"/>
+        </w:rPr>
+        <w:t xml:space="preserve">Xd left</w:t>
+      </w:r>
+      <w:r>
+        <w:t xml:space="preserve"> </w:t>
+      </w:r>
+      <w:r>
+        <w:t xml:space="preserve">/</w:t>
+      </w:r>
+      <w:r>
+        <w:t xml:space="preserve"> </w:t>
+      </w:r>
+      <w:r>
+        <w:rPr>
+          <w:rStyle w:val="VerbatimChar"/>
+        </w:rPr>
+        <w:t xml:space="preserve">Xd overdue</w:t>
+      </w:r>
+      <w:r>
+        <w:t xml:space="preserve"> </w:t>
+      </w:r>
+      <w:r>
+        <w:t xml:space="preserve">/</w:t>
+      </w:r>
+      <w:r>
+        <w:t xml:space="preserve"> </w:t>
+      </w:r>
+      <w:r>
+        <w:rPr>
+          <w:rStyle w:val="VerbatimChar"/>
+        </w:rPr>
+        <w:t xml:space="preserve">time to start</w:t>
+      </w:r>
+      <w:r>
+        <w:t xml:space="preserve">). When nothing’s pressing → a calm</w:t>
+      </w:r>
+      <w:r>
+        <w:t xml:space="preserve"> </w:t>
+      </w:r>
+      <w:r>
+        <w:rPr>
+          <w:b/>
+          <w:bCs/>
+        </w:rPr>
+        <w:t xml:space="preserve">“You’re on pace — nothing’s urgent, browse any category below.”</w:t>
       </w:r>
     </w:p>
     <w:p>
@@ -973,7 +1035,17 @@
         </w:numPr>
       </w:pPr>
       <w:r>
-        <w:t xml:space="preserve">Tap a header = open/dock it; tap the open one again = close to overview; long-press = open the per-category sort sheet.</w:t>
+        <w:rPr>
+          <w:b/>
+          <w:bCs/>
+        </w:rPr>
+        <w:t xml:space="preserve">Find → Shortlist → Lock legend</w:t>
+      </w:r>
+      <w:r>
+        <w:t xml:space="preserve"> </w:t>
+      </w:r>
+      <w:r>
+        <w:t xml:space="preserve">— a compact, always-present 3-step strip so the mechanic stays in view once the couple is working the rails (previously empty-state-only).</w:t>
       </w:r>
     </w:p>
     <w:p>
@@ -985,6 +1057,320 @@
         </w:numPr>
       </w:pPr>
       <w:r>
+        <w:rPr>
+          <w:b/>
+          <w:bCs/>
+        </w:rPr>
+        <w:t xml:space="preserve">Estimate · Chosen · Could-land</w:t>
+      </w:r>
+      <w:r>
+        <w:t xml:space="preserve"> </w:t>
+      </w:r>
+      <w:r>
+        <w:t xml:space="preserve">— a 3-box row (Estimate = budget target, set via the top bar · Chosen = Σ locked · Could-land =</w:t>
+      </w:r>
+      <w:r>
+        <w:t xml:space="preserve"> </w:t>
+      </w:r>
+      <w:r>
+        <w:rPr>
+          <w:rStyle w:val="VerbatimChar"/>
+        </w:rPr>
+        <w:t xml:space="preserve">₱lo–₱hi</w:t>
+      </w:r>
+      <w:r>
+        <w:t xml:space="preserve">) + the</w:t>
+      </w:r>
+      <w:r>
+        <w:t xml:space="preserve"> </w:t>
+      </w:r>
+      <w:r>
+        <w:rPr>
+          <w:b/>
+          <w:bCs/>
+        </w:rPr>
+        <w:t xml:space="preserve">Plan-vs-budget meter</w:t>
+      </w:r>
+      <w:r>
+        <w:t xml:space="preserve"> </w:t>
+      </w:r>
+      <w:r>
+        <w:t xml:space="preserve">(tracks Range-high vs target: On track / Getting close / Over budget).</w:t>
+      </w:r>
+    </w:p>
+    <w:p>
+      <w:pPr>
+        <w:pStyle w:val="Compact"/>
+        <w:numPr>
+          <w:ilvl w:val="0"/>
+          <w:numId w:val="1001"/>
+        </w:numPr>
+      </w:pPr>
+      <w:r>
+        <w:rPr>
+          <w:b/>
+          <w:bCs/>
+        </w:rPr>
+        <w:t xml:space="preserve">“Also coming up”</w:t>
+      </w:r>
+      <w:r>
+        <w:t xml:space="preserve"> </w:t>
+      </w:r>
+      <w:r>
+        <w:t xml:space="preserve">— the</w:t>
+      </w:r>
+      <w:r>
+        <w:t xml:space="preserve"> </w:t>
+      </w:r>
+      <w:r>
+        <w:rPr>
+          <w:i/>
+          <w:iCs/>
+        </w:rPr>
+        <w:t xml:space="preserve">remaining</w:t>
+      </w:r>
+      <w:r>
+        <w:t xml:space="preserve"> </w:t>
+      </w:r>
+      <w:r>
+        <w:t xml:space="preserve">due categories (</w:t>
+      </w:r>
+      <w:r>
+        <w:rPr>
+          <w:rStyle w:val="VerbatimChar"/>
+        </w:rPr>
+        <w:t xml:space="preserve">dueList[1..]</w:t>
+      </w:r>
+      <w:r>
+        <w:t xml:space="preserve">; the banner already owns the top one). Each row: category ·</w:t>
+      </w:r>
+      <w:r>
+        <w:t xml:space="preserve"> </w:t>
+      </w:r>
+      <w:r>
+        <w:rPr>
+          <w:rStyle w:val="VerbatimChar"/>
+        </w:rPr>
+        <w:t xml:space="preserve">👀 X eyeing your date</w:t>
+      </w:r>
+      <w:r>
+        <w:t xml:space="preserve"> </w:t>
+      </w:r>
+      <w:r>
+        <w:t xml:space="preserve">· right-aligned</w:t>
+      </w:r>
+      <w:r>
+        <w:t xml:space="preserve"> </w:t>
+      </w:r>
+      <w:r>
+        <w:rPr>
+          <w:rStyle w:val="VerbatimChar"/>
+        </w:rPr>
+        <w:t xml:space="preserve">Xd left</w:t>
+      </w:r>
+      <w:r>
+        <w:t xml:space="preserve"> </w:t>
+      </w:r>
+      <w:r>
+        <w:t xml:space="preserve">(amber) /</w:t>
+      </w:r>
+      <w:r>
+        <w:t xml:space="preserve"> </w:t>
+      </w:r>
+      <w:r>
+        <w:rPr>
+          <w:rStyle w:val="VerbatimChar"/>
+        </w:rPr>
+        <w:t xml:space="preserve">Xd overdue</w:t>
+      </w:r>
+      <w:r>
+        <w:t xml:space="preserve"> </w:t>
+      </w:r>
+      <w:r>
+        <w:t xml:space="preserve">(red) /</w:t>
+      </w:r>
+      <w:r>
+        <w:t xml:space="preserve"> </w:t>
+      </w:r>
+      <w:r>
+        <w:rPr>
+          <w:rStyle w:val="VerbatimChar"/>
+        </w:rPr>
+        <w:t xml:space="preserve">Time to start</w:t>
+      </w:r>
+      <w:r>
+        <w:t xml:space="preserve">. Omitted entirely when the banner covers everything (the calm/empty cases) — so the deadline info is never shown twice.</w:t>
+      </w:r>
+    </w:p>
+    <w:p>
+      <w:pPr>
+        <w:pStyle w:val="Compact"/>
+        <w:numPr>
+          <w:ilvl w:val="0"/>
+          <w:numId w:val="1001"/>
+        </w:numPr>
+      </w:pPr>
+      <w:r>
+        <w:rPr>
+          <w:rStyle w:val="VerbatimChar"/>
+          <w:b/>
+          <w:bCs/>
+        </w:rPr>
+        <w:t xml:space="preserve">Swipe up to view your services ↓</w:t>
+      </w:r>
+      <w:r>
+        <w:t xml:space="preserve"> </w:t>
+      </w:r>
+      <w:r>
+        <w:t xml:space="preserve">(was</w:t>
+      </w:r>
+      <w:r>
+        <w:t xml:space="preserve"> </w:t>
+      </w:r>
+      <w:r>
+        <w:t xml:space="preserve">“Scroll up to begin”</w:t>
+      </w:r>
+      <w:r>
+        <w:t xml:space="preserve"> </w:t>
+      </w:r>
+      <w:r>
+        <w:t xml:space="preserve">/</w:t>
+      </w:r>
+      <w:r>
+        <w:t xml:space="preserve"> </w:t>
+      </w:r>
+      <w:r>
+        <w:t xml:space="preserve">“Swipe to start viewing the services”</w:t>
+      </w:r>
+      <w:r>
+        <w:t xml:space="preserve">).</w:t>
+      </w:r>
+    </w:p>
+    <w:p>
+      <w:pPr>
+        <w:pStyle w:val="FirstParagraph"/>
+      </w:pPr>
+      <w:r>
+        <w:rPr>
+          <w:i/>
+          <w:iCs/>
+        </w:rPr>
+        <w:t xml:space="preserve">(The empty cover — shown until the first shortlist — keeps its 3-step</w:t>
+      </w:r>
+      <w:r>
+        <w:rPr>
+          <w:i/>
+          <w:iCs/>
+        </w:rPr>
+        <w:t xml:space="preserve"> </w:t>
+      </w:r>
+      <w:r>
+        <w:rPr>
+          <w:b/>
+          <w:bCs/>
+          <w:i/>
+          <w:iCs/>
+        </w:rPr>
+        <w:t xml:space="preserve">Shortlist → Compare → Lock it in</w:t>
+      </w:r>
+      <w:r>
+        <w:rPr>
+          <w:i/>
+          <w:iCs/>
+        </w:rPr>
+        <w:t xml:space="preserve"> </w:t>
+      </w:r>
+      <w:r>
+        <w:rPr>
+          <w:i/>
+          <w:iCs/>
+        </w:rPr>
+        <w:t xml:space="preserve">explainer +</w:t>
+      </w:r>
+      <w:r>
+        <w:rPr>
+          <w:i/>
+          <w:iCs/>
+        </w:rPr>
+        <w:t xml:space="preserve"> </w:t>
+      </w:r>
+      <w:r>
+        <w:rPr>
+          <w:i/>
+          <w:iCs/>
+        </w:rPr>
+        <w:t xml:space="preserve">“Add your first category”</w:t>
+      </w:r>
+      <w:r>
+        <w:rPr>
+          <w:i/>
+          <w:iCs/>
+        </w:rPr>
+        <w:t xml:space="preserve">.)</w:t>
+      </w:r>
+    </w:p>
+    <w:bookmarkEnd w:id="14"/>
+    <w:bookmarkStart w:id="15" w:name="c.-the-accordion-scroll-driven"/>
+    <w:p>
+      <w:pPr>
+        <w:pStyle w:val="Heading3"/>
+      </w:pPr>
+      <w:r>
+        <w:t xml:space="preserve">C. The accordion (scroll-driven)</w:t>
+      </w:r>
+    </w:p>
+    <w:p>
+      <w:pPr>
+        <w:pStyle w:val="Compact"/>
+        <w:numPr>
+          <w:ilvl w:val="0"/>
+          <w:numId w:val="1002"/>
+        </w:numPr>
+      </w:pPr>
+      <w:r>
+        <w:rPr>
+          <w:b/>
+          <w:bCs/>
+        </w:rPr>
+        <w:t xml:space="preserve">10 parent categories</w:t>
+      </w:r>
+      <w:r>
+        <w:t xml:space="preserve"> </w:t>
+      </w:r>
+      <w:r>
+        <w:t xml:space="preserve">as sticky headers that pin/pile at the top (</w:t>
+      </w:r>
+      <w:r>
+        <w:rPr>
+          <w:rStyle w:val="VerbatimChar"/>
+        </w:rPr>
+        <w:t xml:space="preserve">top = i × headH</w:t>
+      </w:r>
+      <w:r>
+        <w:t xml:space="preserve">, headH = 32px). Header shows icon + name + the category’s locked total.</w:t>
+      </w:r>
+    </w:p>
+    <w:p>
+      <w:pPr>
+        <w:pStyle w:val="Compact"/>
+        <w:numPr>
+          <w:ilvl w:val="0"/>
+          <w:numId w:val="1002"/>
+        </w:numPr>
+      </w:pPr>
+      <w:r>
+        <w:t xml:space="preserve">Tap a header = open/dock it; tap the open one again = close to overview; long-press = open the per-category sort sheet.</w:t>
+      </w:r>
+    </w:p>
+    <w:p>
+      <w:pPr>
+        <w:pStyle w:val="Compact"/>
+        <w:numPr>
+          <w:ilvl w:val="0"/>
+          <w:numId w:val="1002"/>
+        </w:numPr>
+      </w:pPr>
+      <w:r>
         <w:t xml:space="preserve">Categories match the</w:t>
       </w:r>
       <w:r>
@@ -1200,6 +1586,139 @@
       </w:r>
       <w:r>
         <w:t xml:space="preserve">row (its own reveal block) that opens the add-a-service search.</w:t>
+      </w:r>
+      <w:r>
+        <w:t xml:space="preserve"> </w:t>
+      </w:r>
+      <w:r>
+        <w:t xml:space="preserve">-</w:t>
+      </w:r>
+      <w:r>
+        <w:t xml:space="preserve"> </w:t>
+      </w:r>
+      <w:r>
+        <w:rPr>
+          <w:b/>
+          <w:bCs/>
+        </w:rPr>
+        <w:t xml:space="preserve">First-run coaching (2026-06-04):</w:t>
+      </w:r>
+      <w:r>
+        <w:t xml:space="preserve"> </w:t>
+      </w:r>
+      <w:r>
+        <w:t xml:space="preserve">the first time the couple has shortlisted something but locked nothing yet, a</w:t>
+      </w:r>
+      <w:r>
+        <w:t xml:space="preserve"> </w:t>
+      </w:r>
+      <w:r>
+        <w:rPr>
+          <w:b/>
+          <w:bCs/>
+        </w:rPr>
+        <w:t xml:space="preserve">dismissible coachmark</w:t>
+      </w:r>
+      <w:r>
+        <w:t xml:space="preserve"> </w:t>
+      </w:r>
+      <w:r>
+        <w:t xml:space="preserve">sits at the top of the category list (what the eye hits on swipe-up) —</w:t>
+      </w:r>
+      <w:r>
+        <w:t xml:space="preserve"> </w:t>
+      </w:r>
+      <w:r>
+        <w:rPr>
+          <w:i/>
+          <w:iCs/>
+        </w:rPr>
+        <w:t xml:space="preserve">Tap a card · Compare side by side ·</w:t>
+      </w:r>
+      <w:r>
+        <w:rPr>
+          <w:i/>
+          <w:iCs/>
+        </w:rPr>
+        <w:t xml:space="preserve"> </w:t>
+      </w:r>
+      <w:r>
+        <w:rPr>
+          <w:b/>
+          <w:bCs/>
+          <w:i/>
+          <w:iCs/>
+        </w:rPr>
+        <w:t xml:space="preserve">Lock this pick</w:t>
+      </w:r>
+      <w:r>
+        <w:rPr>
+          <w:i/>
+          <w:iCs/>
+        </w:rPr>
+        <w:t xml:space="preserve"> </w:t>
+      </w:r>
+      <w:r>
+        <w:rPr>
+          <w:i/>
+          <w:iCs/>
+        </w:rPr>
+        <w:t xml:space="preserve">(updates your budget + notifies the vendor, changeable anytime)</w:t>
+      </w:r>
+      <w:r>
+        <w:t xml:space="preserve"> </w:t>
+      </w:r>
+      <w:r>
+        <w:t xml:space="preserve">— plus a one-time</w:t>
+      </w:r>
+      <w:r>
+        <w:t xml:space="preserve"> </w:t>
+      </w:r>
+      <w:r>
+        <w:rPr>
+          <w:b/>
+          <w:bCs/>
+        </w:rPr>
+        <w:t xml:space="preserve">Lock helper</w:t>
+      </w:r>
+      <w:r>
+        <w:t xml:space="preserve"> </w:t>
+      </w:r>
+      <w:r>
+        <w:t xml:space="preserve">line under the first lockable card. Both appear ONLY in that</w:t>
+      </w:r>
+      <w:r>
+        <w:t xml:space="preserve"> </w:t>
+      </w:r>
+      <w:r>
+        <w:t xml:space="preserve">“I have cards, now what?”</w:t>
+      </w:r>
+      <w:r>
+        <w:t xml:space="preserve"> </w:t>
+      </w:r>
+      <w:r>
+        <w:t xml:space="preserve">window, self-retire after the first lock, and remember dismissal (</w:t>
+      </w:r>
+      <w:r>
+        <w:rPr>
+          <w:rStyle w:val="VerbatimChar"/>
+        </w:rPr>
+        <w:t xml:space="preserve">localStorage 'pba_coach_v1'</w:t>
+      </w:r>
+      <w:r>
+        <w:t xml:space="preserve">). Gated by</w:t>
+      </w:r>
+      <w:r>
+        <w:t xml:space="preserve"> </w:t>
+      </w:r>
+      <w:r>
+        <w:rPr>
+          <w:rStyle w:val="VerbatimChar"/>
+        </w:rPr>
+        <w:t xml:space="preserve">recap.shortlisted &gt; 0 &amp;&amp; recap.finalized === 0</w:t>
+      </w:r>
+      <w:r>
+        <w:t xml:space="preserve">.</w:t>
       </w:r>
     </w:p>
     <w:bookmarkEnd w:id="16"/>
@@ -2620,7 +3139,7 @@
         <w:pStyle w:val="Compact"/>
         <w:numPr>
           <w:ilvl w:val="0"/>
-          <w:numId w:val="1002"/>
+          <w:numId w:val="1003"/>
         </w:numPr>
       </w:pPr>
       <w:r>
@@ -2640,101 +3159,6 @@
       </w:r>
       <w:r>
         <w:t xml:space="preserve">(tap-to-confirm) — quick, in the rail.</w:t>
-      </w:r>
-    </w:p>
-    <w:p>
-      <w:pPr>
-        <w:pStyle w:val="Compact"/>
-        <w:numPr>
-          <w:ilvl w:val="0"/>
-          <w:numId w:val="1002"/>
-        </w:numPr>
-      </w:pPr>
-      <w:r>
-        <w:t xml:space="preserve">Compare column</w:t>
-      </w:r>
-      <w:r>
-        <w:t xml:space="preserve"> </w:t>
-      </w:r>
-      <w:r>
-        <w:rPr>
-          <w:b/>
-          <w:bCs/>
-        </w:rPr>
-        <w:t xml:space="preserve">Remove</w:t>
-      </w:r>
-      <w:r>
-        <w:t xml:space="preserve"> </w:t>
-      </w:r>
-      <w:r>
-        <w:t xml:space="preserve">— cull while deciding.</w:t>
-      </w:r>
-    </w:p>
-    <w:p>
-      <w:pPr>
-        <w:pStyle w:val="Compact"/>
-        <w:numPr>
-          <w:ilvl w:val="0"/>
-          <w:numId w:val="1002"/>
-        </w:numPr>
-      </w:pPr>
-      <w:r>
-        <w:t xml:space="preserve">Detail page</w:t>
-      </w:r>
-      <w:r>
-        <w:t xml:space="preserve"> </w:t>
-      </w:r>
-      <w:r>
-        <w:rPr>
-          <w:b/>
-          <w:bCs/>
-        </w:rPr>
-        <w:t xml:space="preserve">Remove from plan</w:t>
-      </w:r>
-      <w:r>
-        <w:t xml:space="preserve"> </w:t>
-      </w:r>
-      <w:r>
-        <w:t xml:space="preserve">— the deep path.</w:t>
-      </w:r>
-      <w:r>
-        <w:t xml:space="preserve"> </w:t>
-      </w:r>
-      <w:r>
-        <w:t xml:space="preserve">All call one</w:t>
-      </w:r>
-      <w:r>
-        <w:t xml:space="preserve"> </w:t>
-      </w:r>
-      <w:r>
-        <w:rPr>
-          <w:rStyle w:val="VerbatimChar"/>
-        </w:rPr>
-        <w:t xml:space="preserve">removeVendor()</w:t>
-      </w:r>
-      <w:r>
-        <w:t xml:space="preserve"> </w:t>
-      </w:r>
-      <w:r>
-        <w:t xml:space="preserve">that splices the vendor, fixes picks, refreshes the rail, and updates the top bar + deadline list + recap.</w:t>
-      </w:r>
-    </w:p>
-    <w:p>
-      <w:r>
-        <w:pict>
-          <v:rect style="width:0;height:1.5pt" o:hralign="center" o:hrstd="t" o:hr="t"/>
-        </w:pict>
-      </w:r>
-    </w:p>
-    <w:bookmarkEnd w:id="22"/>
-    <w:bookmarkEnd w:id="23"/>
-    <w:bookmarkStart w:id="24" w:name="decision-readiness-data-model"/>
-    <w:p>
-      <w:pPr>
-        <w:pStyle w:val="Heading2"/>
-      </w:pPr>
-      <w:r>
-        <w:t xml:space="preserve">5. Decision-readiness data model</w:t>
       </w:r>
     </w:p>
     <w:p>
@@ -2746,62 +3170,23 @@
         </w:numPr>
       </w:pPr>
       <w:r>
-        <w:rPr>
-          <w:b/>
-          <w:bCs/>
-        </w:rPr>
-        <w:t xml:space="preserve">childState</w:t>
-      </w:r>
-      <w:r>
-        <w:t xml:space="preserve"> </w:t>
-      </w:r>
-      <w:r>
-        <w:t xml:space="preserve">per category:</w:t>
-      </w:r>
-      <w:r>
-        <w:t xml:space="preserve"> </w:t>
-      </w:r>
-      <w:r>
-        <w:rPr>
-          <w:rStyle w:val="VerbatimChar"/>
-        </w:rPr>
-        <w:t xml:space="preserve">empty</w:t>
-      </w:r>
-      <w:r>
-        <w:t xml:space="preserve"> </w:t>
-      </w:r>
-      <w:r>
-        <w:t xml:space="preserve">(no vendors) /</w:t>
-      </w:r>
-      <w:r>
-        <w:t xml:space="preserve"> </w:t>
-      </w:r>
-      <w:r>
-        <w:rPr>
-          <w:rStyle w:val="VerbatimChar"/>
-        </w:rPr>
-        <w:t xml:space="preserve">considering</w:t>
-      </w:r>
-      <w:r>
-        <w:t xml:space="preserve"> </w:t>
-      </w:r>
-      <w:r>
-        <w:t xml:space="preserve">(vendors, not every vendor-bearing slot picked) /</w:t>
-      </w:r>
-      <w:r>
-        <w:t xml:space="preserve"> </w:t>
-      </w:r>
-      <w:r>
-        <w:rPr>
-          <w:rStyle w:val="VerbatimChar"/>
-        </w:rPr>
-        <w:t xml:space="preserve">finalized</w:t>
-      </w:r>
-      <w:r>
-        <w:t xml:space="preserve"> </w:t>
-      </w:r>
-      <w:r>
-        <w:t xml:space="preserve">(every vendor-bearing slot has a pick).</w:t>
+        <w:t xml:space="preserve">Compare column</w:t>
+      </w:r>
+      <w:r>
+        <w:t xml:space="preserve"> </w:t>
+      </w:r>
+      <w:r>
+        <w:rPr>
+          <w:b/>
+          <w:bCs/>
+        </w:rPr>
+        <w:t xml:space="preserve">Remove</w:t>
+      </w:r>
+      <w:r>
+        <w:t xml:space="preserve"> </w:t>
+      </w:r>
+      <w:r>
+        <w:t xml:space="preserve">— cull while deciding.</w:t>
       </w:r>
     </w:p>
     <w:p>
@@ -2813,176 +3198,44 @@
         </w:numPr>
       </w:pPr>
       <w:r>
-        <w:rPr>
-          <w:b/>
-          <w:bCs/>
-        </w:rPr>
-        <w:t xml:space="preserve">Finalize deadline</w:t>
-      </w:r>
-      <w:r>
-        <w:t xml:space="preserve"> </w:t>
-      </w:r>
-      <w:r>
-        <w:t xml:space="preserve">per child:</w:t>
-      </w:r>
-      <w:r>
-        <w:t xml:space="preserve"> </w:t>
-      </w:r>
-      <w:r>
-        <w:rPr>
-          <w:rStyle w:val="VerbatimChar"/>
-        </w:rPr>
-        <w:t xml:space="preserve">lead</w:t>
-      </w:r>
-      <w:r>
-        <w:t xml:space="preserve"> </w:t>
-      </w:r>
-      <w:r>
-        <w:t xml:space="preserve">= days-before-wedding it must be locked (from the locked Today’s Focus hard-floor table — venue/caterer/photo earliest, day-of bits latest).</w:t>
-      </w:r>
-      <w:r>
-        <w:t xml:space="preserve"> </w:t>
-      </w:r>
-      <w:r>
-        <w:rPr>
-          <w:rStyle w:val="VerbatimChar"/>
-        </w:rPr>
-        <w:t xml:space="preserve">daysLeft = (days-until-wedding) − lead</w:t>
-      </w:r>
-      <w:r>
-        <w:t xml:space="preserve">.</w:t>
-      </w:r>
-      <w:r>
-        <w:t xml:space="preserve"> </w:t>
-      </w:r>
-      <w:r>
-        <w:rPr>
-          <w:rStyle w:val="VerbatimChar"/>
-        </w:rPr>
-        <w:t xml:space="preserve">&lt;0</w:t>
-      </w:r>
-      <w:r>
-        <w:t xml:space="preserve"> </w:t>
-      </w:r>
-      <w:r>
-        <w:t xml:space="preserve">overdue ·</w:t>
-      </w:r>
-      <w:r>
-        <w:t xml:space="preserve"> </w:t>
-      </w:r>
-      <w:r>
-        <w:rPr>
-          <w:rStyle w:val="VerbatimChar"/>
-        </w:rPr>
-        <w:t xml:space="preserve">0–20</w:t>
-      </w:r>
-      <w:r>
-        <w:t xml:space="preserve"> </w:t>
-      </w:r>
-      <w:r>
-        <w:t xml:space="preserve">due-soon ·</w:t>
-      </w:r>
-      <w:r>
-        <w:t xml:space="preserve"> </w:t>
-      </w:r>
-      <w:r>
-        <w:rPr>
-          <w:rStyle w:val="VerbatimChar"/>
-        </w:rPr>
-        <w:t xml:space="preserve">&gt;20</w:t>
-      </w:r>
-      <w:r>
-        <w:t xml:space="preserve"> </w:t>
-      </w:r>
-      <w:r>
-        <w:t xml:space="preserve">upcoming.</w:t>
-      </w:r>
-    </w:p>
-    <w:p>
-      <w:pPr>
-        <w:pStyle w:val="Compact"/>
-        <w:numPr>
-          <w:ilvl w:val="0"/>
-          <w:numId w:val="1003"/>
-        </w:numPr>
-      </w:pPr>
-      <w:r>
-        <w:rPr>
-          <w:b/>
-          <w:bCs/>
-        </w:rPr>
-        <w:t xml:space="preserve">Competition (eyeing)</w:t>
-      </w:r>
-      <w:r>
-        <w:t xml:space="preserve">: mock uses a name hash.</w:t>
-      </w:r>
-      <w:r>
-        <w:t xml:space="preserve"> </w:t>
-      </w:r>
-      <w:r>
-        <w:rPr>
-          <w:b/>
-          <w:bCs/>
-        </w:rPr>
-        <w:t xml:space="preserve">Real = count of other couples’ soft-holds on (this vendor, the couple’s wedding_date), pre-downpayment.</w:t>
-      </w:r>
-    </w:p>
-    <w:p>
-      <w:pPr>
-        <w:pStyle w:val="Compact"/>
-        <w:numPr>
-          <w:ilvl w:val="0"/>
-          <w:numId w:val="1003"/>
-        </w:numPr>
-      </w:pPr>
-      <w:r>
-        <w:rPr>
-          <w:b/>
-          <w:bCs/>
-        </w:rPr>
-        <w:t xml:space="preserve">Tallies</w:t>
-      </w:r>
-      <w:r>
-        <w:t xml:space="preserve">:</w:t>
-      </w:r>
-      <w:r>
-        <w:t xml:space="preserve"> </w:t>
-      </w:r>
-      <w:r>
-        <w:rPr>
-          <w:rStyle w:val="VerbatimChar"/>
-        </w:rPr>
-        <w:t xml:space="preserve">vendorsSeen</w:t>
-      </w:r>
-      <w:r>
-        <w:t xml:space="preserve"> </w:t>
-      </w:r>
-      <w:r>
-        <w:t xml:space="preserve">(Σ cards =</w:t>
-      </w:r>
-      <w:r>
-        <w:t xml:space="preserve"> </w:t>
-      </w:r>
-      <w:r>
-        <w:t xml:space="preserve">“shortlisted”</w:t>
-      </w:r>
-      <w:r>
-        <w:t xml:space="preserve">),</w:t>
-      </w:r>
-      <w:r>
-        <w:t xml:space="preserve"> </w:t>
-      </w:r>
-      <w:r>
-        <w:rPr>
-          <w:rStyle w:val="VerbatimChar"/>
-        </w:rPr>
-        <w:t xml:space="preserve">finalizedTally</w:t>
-      </w:r>
-      <w:r>
-        <w:t xml:space="preserve"> </w:t>
-      </w:r>
-      <w:r>
-        <w:t xml:space="preserve">(locked vs touched).</w:t>
+        <w:t xml:space="preserve">Detail page</w:t>
+      </w:r>
+      <w:r>
+        <w:t xml:space="preserve"> </w:t>
+      </w:r>
+      <w:r>
+        <w:rPr>
+          <w:b/>
+          <w:bCs/>
+        </w:rPr>
+        <w:t xml:space="preserve">Remove from plan</w:t>
+      </w:r>
+      <w:r>
+        <w:t xml:space="preserve"> </w:t>
+      </w:r>
+      <w:r>
+        <w:t xml:space="preserve">— the deep path.</w:t>
+      </w:r>
+      <w:r>
+        <w:t xml:space="preserve"> </w:t>
+      </w:r>
+      <w:r>
+        <w:t xml:space="preserve">All call one</w:t>
+      </w:r>
+      <w:r>
+        <w:t xml:space="preserve"> </w:t>
+      </w:r>
+      <w:r>
+        <w:rPr>
+          <w:rStyle w:val="VerbatimChar"/>
+        </w:rPr>
+        <w:t xml:space="preserve">removeVendor()</w:t>
+      </w:r>
+      <w:r>
+        <w:t xml:space="preserve"> </w:t>
+      </w:r>
+      <w:r>
+        <w:t xml:space="preserve">that splices the vendor, fixes picks, refreshes the rail, and updates the top bar + deadline list + recap.</w:t>
       </w:r>
     </w:p>
     <w:p>
@@ -2992,37 +3245,15 @@
         </w:pict>
       </w:r>
     </w:p>
-    <w:bookmarkEnd w:id="24"/>
-    <w:bookmarkStart w:id="28" w:name="Xd6b81095a070eaa3b69eaa2d2103ec5bb31d6b4"/>
+    <w:bookmarkEnd w:id="22"/>
+    <w:bookmarkEnd w:id="23"/>
+    <w:bookmarkStart w:id="24" w:name="decision-readiness-data-model"/>
     <w:p>
       <w:pPr>
         <w:pStyle w:val="Heading2"/>
       </w:pPr>
       <w:r>
-        <w:t xml:space="preserve">6. The two NET-NEW product surfaces (owner-approved for V1.x — honor the guardrails)</w:t>
-      </w:r>
-    </w:p>
-    <w:p>
-      <w:pPr>
-        <w:pStyle w:val="FirstParagraph"/>
-      </w:pPr>
-      <w:r>
-        <w:t xml:space="preserve">These reuse already-locked data but add new display + notifications. Build them, but follow the rules:</w:t>
-      </w:r>
-    </w:p>
-    <w:bookmarkStart w:id="25" w:name="X9bb13b8480895a2b305fd7415b27ee3bdc18f18"/>
-    <w:p>
-      <w:pPr>
-        <w:pStyle w:val="Heading3"/>
-      </w:pPr>
-      <w:r>
-        <w:t xml:space="preserve">6a. Same-date competition signal —</w:t>
-      </w:r>
-      <w:r>
-        <w:t xml:space="preserve"> </w:t>
-      </w:r>
-      <w:r>
-        <w:t xml:space="preserve">“XX also eyeing this date”</w:t>
+        <w:t xml:space="preserve">5. Decision-readiness data model</w:t>
       </w:r>
     </w:p>
     <w:p>
@@ -3038,19 +3269,58 @@
           <w:b/>
           <w:bCs/>
         </w:rPr>
-        <w:t xml:space="preserve">Source:</w:t>
-      </w:r>
-      <w:r>
-        <w:t xml:space="preserve"> </w:t>
-      </w:r>
-      <w:r>
-        <w:rPr>
-          <w:rStyle w:val="VerbatimChar"/>
-        </w:rPr>
-        <w:t xml:space="preserve">COUNT(soft-holds WHERE vendor = X AND wedding_date = mine AND status ∈ {considering, contracted} AND event ≠ mine)</w:t>
-      </w:r>
-      <w:r>
-        <w:t xml:space="preserve">. The soft-hold model is locked (see §7 Lock/delete/overlap Rule 3).</w:t>
+        <w:t xml:space="preserve">childState</w:t>
+      </w:r>
+      <w:r>
+        <w:t xml:space="preserve"> </w:t>
+      </w:r>
+      <w:r>
+        <w:t xml:space="preserve">per category:</w:t>
+      </w:r>
+      <w:r>
+        <w:t xml:space="preserve"> </w:t>
+      </w:r>
+      <w:r>
+        <w:rPr>
+          <w:rStyle w:val="VerbatimChar"/>
+        </w:rPr>
+        <w:t xml:space="preserve">empty</w:t>
+      </w:r>
+      <w:r>
+        <w:t xml:space="preserve"> </w:t>
+      </w:r>
+      <w:r>
+        <w:t xml:space="preserve">(no vendors) /</w:t>
+      </w:r>
+      <w:r>
+        <w:t xml:space="preserve"> </w:t>
+      </w:r>
+      <w:r>
+        <w:rPr>
+          <w:rStyle w:val="VerbatimChar"/>
+        </w:rPr>
+        <w:t xml:space="preserve">considering</w:t>
+      </w:r>
+      <w:r>
+        <w:t xml:space="preserve"> </w:t>
+      </w:r>
+      <w:r>
+        <w:t xml:space="preserve">(vendors, not every vendor-bearing slot picked) /</w:t>
+      </w:r>
+      <w:r>
+        <w:t xml:space="preserve"> </w:t>
+      </w:r>
+      <w:r>
+        <w:rPr>
+          <w:rStyle w:val="VerbatimChar"/>
+        </w:rPr>
+        <w:t xml:space="preserve">finalized</w:t>
+      </w:r>
+      <w:r>
+        <w:t xml:space="preserve"> </w:t>
+      </w:r>
+      <w:r>
+        <w:t xml:space="preserve">(every vendor-bearing slot has a pick).</w:t>
       </w:r>
     </w:p>
     <w:p>
@@ -3066,13 +3336,85 @@
           <w:b/>
           <w:bCs/>
         </w:rPr>
-        <w:t xml:space="preserve">Aggregate count ONLY — never identities</w:t>
-      </w:r>
-      <w:r>
-        <w:t xml:space="preserve"> </w:t>
-      </w:r>
-      <w:r>
-        <w:t xml:space="preserve">(RA 10173).</w:t>
+        <w:t xml:space="preserve">Finalize deadline</w:t>
+      </w:r>
+      <w:r>
+        <w:t xml:space="preserve"> </w:t>
+      </w:r>
+      <w:r>
+        <w:t xml:space="preserve">per child:</w:t>
+      </w:r>
+      <w:r>
+        <w:t xml:space="preserve"> </w:t>
+      </w:r>
+      <w:r>
+        <w:rPr>
+          <w:rStyle w:val="VerbatimChar"/>
+        </w:rPr>
+        <w:t xml:space="preserve">lead</w:t>
+      </w:r>
+      <w:r>
+        <w:t xml:space="preserve"> </w:t>
+      </w:r>
+      <w:r>
+        <w:t xml:space="preserve">= days-before-wedding it must be locked (from the locked Today’s Focus hard-floor table — venue/caterer/photo earliest, day-of bits latest).</w:t>
+      </w:r>
+      <w:r>
+        <w:t xml:space="preserve"> </w:t>
+      </w:r>
+      <w:r>
+        <w:rPr>
+          <w:rStyle w:val="VerbatimChar"/>
+        </w:rPr>
+        <w:t xml:space="preserve">daysLeft = (days-until-wedding) − lead</w:t>
+      </w:r>
+      <w:r>
+        <w:t xml:space="preserve">.</w:t>
+      </w:r>
+      <w:r>
+        <w:t xml:space="preserve"> </w:t>
+      </w:r>
+      <w:r>
+        <w:rPr>
+          <w:rStyle w:val="VerbatimChar"/>
+        </w:rPr>
+        <w:t xml:space="preserve">&lt;0</w:t>
+      </w:r>
+      <w:r>
+        <w:t xml:space="preserve"> </w:t>
+      </w:r>
+      <w:r>
+        <w:t xml:space="preserve">overdue ·</w:t>
+      </w:r>
+      <w:r>
+        <w:t xml:space="preserve"> </w:t>
+      </w:r>
+      <w:r>
+        <w:rPr>
+          <w:rStyle w:val="VerbatimChar"/>
+        </w:rPr>
+        <w:t xml:space="preserve">0–20</w:t>
+      </w:r>
+      <w:r>
+        <w:t xml:space="preserve"> </w:t>
+      </w:r>
+      <w:r>
+        <w:t xml:space="preserve">due-soon ·</w:t>
+      </w:r>
+      <w:r>
+        <w:t xml:space="preserve"> </w:t>
+      </w:r>
+      <w:r>
+        <w:rPr>
+          <w:rStyle w:val="VerbatimChar"/>
+        </w:rPr>
+        <w:t xml:space="preserve">&gt;20</w:t>
+      </w:r>
+      <w:r>
+        <w:t xml:space="preserve"> </w:t>
+      </w:r>
+      <w:r>
+        <w:t xml:space="preserve">upcoming.</w:t>
       </w:r>
     </w:p>
     <w:p>
@@ -3088,13 +3430,20 @@
           <w:b/>
           <w:bCs/>
         </w:rPr>
-        <w:t xml:space="preserve">Must be real — never fabricated.</w:t>
-      </w:r>
-      <w:r>
-        <w:t xml:space="preserve"> </w:t>
-      </w:r>
-      <w:r>
-        <w:t xml:space="preserve">Fake scarcity is a fineable dark pattern (EU fined Booking.com for exactly this) + erodes trust. Show it only when genuine, or not at all.</w:t>
+        <w:t xml:space="preserve">Competition (eyeing)</w:t>
+      </w:r>
+      <w:r>
+        <w:t xml:space="preserve">: mock uses a name hash.</w:t>
+      </w:r>
+      <w:r>
+        <w:t xml:space="preserve"> </w:t>
+      </w:r>
+      <w:r>
+        <w:rPr>
+          <w:b/>
+          <w:bCs/>
+        </w:rPr>
+        <w:t xml:space="preserve">Real = count of other couples’ soft-holds on (this vendor, the couple’s wedding_date), pre-downpayment.</w:t>
       </w:r>
     </w:p>
     <w:p>
@@ -3110,138 +3459,89 @@
           <w:b/>
           <w:bCs/>
         </w:rPr>
-        <w:t xml:space="preserve">Hard scarcity escalation:</w:t>
-      </w:r>
-      <w:r>
-        <w:t xml:space="preserve"> </w:t>
-      </w:r>
-      <w:r>
-        <w:t xml:space="preserve">if another couple</w:t>
-      </w:r>
-      <w:r>
-        <w:t xml:space="preserve"> </w:t>
-      </w:r>
-      <w:r>
-        <w:rPr>
-          <w:i/>
-          <w:iCs/>
-        </w:rPr>
-        <w:t xml:space="preserve">downpays</w:t>
-      </w:r>
-      <w:r>
-        <w:t xml:space="preserve"> </w:t>
-      </w:r>
-      <w:r>
-        <w:t xml:space="preserve">that (vendor, date), the date is gone →</w:t>
-      </w:r>
-      <w:r>
-        <w:t xml:space="preserve"> </w:t>
-      </w:r>
-      <w:r>
-        <w:t xml:space="preserve">“Booked for your date — here are 3 similar available”</w:t>
-      </w:r>
-      <w:r>
-        <w:t xml:space="preserve"> </w:t>
-      </w:r>
-      <w:r>
-        <w:t xml:space="preserve">(ties to the soft-hold auto-release, Rule 4).</w:t>
-      </w:r>
-    </w:p>
-    <w:p>
-      <w:pPr>
-        <w:pStyle w:val="Compact"/>
-        <w:numPr>
-          <w:ilvl w:val="0"/>
-          <w:numId w:val="1004"/>
-        </w:numPr>
-      </w:pPr>
-      <w:r>
-        <w:rPr>
-          <w:b/>
-          <w:bCs/>
-        </w:rPr>
-        <w:t xml:space="preserve">Notification:</w:t>
-      </w:r>
-      <w:r>
-        <w:t xml:space="preserve"> </w:t>
-      </w:r>
-      <w:r>
-        <w:t xml:space="preserve">when a</w:t>
-      </w:r>
-      <w:r>
-        <w:t xml:space="preserve"> </w:t>
-      </w:r>
-      <w:r>
-        <w:rPr>
-          <w:i/>
-          <w:iCs/>
-        </w:rPr>
-        <w:t xml:space="preserve">new</w:t>
-      </w:r>
-      <w:r>
-        <w:t xml:space="preserve"> </w:t>
-      </w:r>
-      <w:r>
-        <w:t xml:space="preserve">hold lands on a vendor the couple is already considering → in-app + throttled email nudge.</w:t>
-      </w:r>
-    </w:p>
-    <w:p>
-      <w:pPr>
-        <w:pStyle w:val="Compact"/>
-        <w:numPr>
-          <w:ilvl w:val="0"/>
-          <w:numId w:val="1004"/>
-        </w:numPr>
-      </w:pPr>
-      <w:r>
-        <w:rPr>
-          <w:b/>
-          <w:bCs/>
-        </w:rPr>
-        <w:t xml:space="preserve">Cost:</w:t>
-      </w:r>
-      <w:r>
-        <w:t xml:space="preserve"> </w:t>
-      </w:r>
-      <w:r>
-        <w:t xml:space="preserve">an indexed</w:t>
-      </w:r>
-      <w:r>
-        <w:t xml:space="preserve"> </w:t>
-      </w:r>
-      <w:r>
-        <w:rPr>
-          <w:rStyle w:val="VerbatimChar"/>
-        </w:rPr>
-        <w:t xml:space="preserve">COUNT</w:t>
-      </w:r>
-      <w:r>
-        <w:t xml:space="preserve"> </w:t>
-      </w:r>
-      <w:r>
-        <w:t xml:space="preserve">on</w:t>
-      </w:r>
-      <w:r>
-        <w:t xml:space="preserve"> </w:t>
-      </w:r>
-      <w:r>
-        <w:rPr>
-          <w:rStyle w:val="VerbatimChar"/>
-        </w:rPr>
-        <w:t xml:space="preserve">(vendor_id, wedding_date)</w:t>
-      </w:r>
-      <w:r>
-        <w:t xml:space="preserve">. Evaluate lazily on render (no cron — corpus cron-strategy).</w:t>
-      </w:r>
-    </w:p>
-    <w:bookmarkEnd w:id="25"/>
-    <w:bookmarkStart w:id="26" w:name="b.-deadline-nudges"/>
+        <w:t xml:space="preserve">Tallies</w:t>
+      </w:r>
+      <w:r>
+        <w:t xml:space="preserve">:</w:t>
+      </w:r>
+      <w:r>
+        <w:t xml:space="preserve"> </w:t>
+      </w:r>
+      <w:r>
+        <w:rPr>
+          <w:rStyle w:val="VerbatimChar"/>
+        </w:rPr>
+        <w:t xml:space="preserve">vendorsSeen</w:t>
+      </w:r>
+      <w:r>
+        <w:t xml:space="preserve"> </w:t>
+      </w:r>
+      <w:r>
+        <w:t xml:space="preserve">(Σ cards =</w:t>
+      </w:r>
+      <w:r>
+        <w:t xml:space="preserve"> </w:t>
+      </w:r>
+      <w:r>
+        <w:t xml:space="preserve">“shortlisted”</w:t>
+      </w:r>
+      <w:r>
+        <w:t xml:space="preserve">),</w:t>
+      </w:r>
+      <w:r>
+        <w:t xml:space="preserve"> </w:t>
+      </w:r>
+      <w:r>
+        <w:rPr>
+          <w:rStyle w:val="VerbatimChar"/>
+        </w:rPr>
+        <w:t xml:space="preserve">finalizedTally</w:t>
+      </w:r>
+      <w:r>
+        <w:t xml:space="preserve"> </w:t>
+      </w:r>
+      <w:r>
+        <w:t xml:space="preserve">(locked vs touched).</w:t>
+      </w:r>
+    </w:p>
+    <w:p>
+      <w:r>
+        <w:pict>
+          <v:rect style="width:0;height:1.5pt" o:hralign="center" o:hrstd="t" o:hr="t"/>
+        </w:pict>
+      </w:r>
+    </w:p>
+    <w:bookmarkEnd w:id="24"/>
+    <w:bookmarkStart w:id="28" w:name="Xd6b81095a070eaa3b69eaa2d2103ec5bb31d6b4"/>
+    <w:p>
+      <w:pPr>
+        <w:pStyle w:val="Heading2"/>
+      </w:pPr>
+      <w:r>
+        <w:t xml:space="preserve">6. The two NET-NEW product surfaces (owner-approved for V1.x — honor the guardrails)</w:t>
+      </w:r>
+    </w:p>
+    <w:p>
+      <w:pPr>
+        <w:pStyle w:val="FirstParagraph"/>
+      </w:pPr>
+      <w:r>
+        <w:t xml:space="preserve">These reuse already-locked data but add new display + notifications. Build them, but follow the rules:</w:t>
+      </w:r>
+    </w:p>
+    <w:bookmarkStart w:id="25" w:name="X9bb13b8480895a2b305fd7415b27ee3bdc18f18"/>
     <w:p>
       <w:pPr>
         <w:pStyle w:val="Heading3"/>
       </w:pPr>
       <w:r>
-        <w:t xml:space="preserve">6b. Deadline nudges</w:t>
+        <w:t xml:space="preserve">6a. Same-date competition signal —</w:t>
+      </w:r>
+      <w:r>
+        <w:t xml:space="preserve"> </w:t>
+      </w:r>
+      <w:r>
+        <w:t xml:space="preserve">“XX also eyeing this date”</w:t>
       </w:r>
     </w:p>
     <w:p>
@@ -3263,19 +3563,13 @@
         <w:t xml:space="preserve"> </w:t>
       </w:r>
       <w:r>
-        <w:t xml:space="preserve">the locked Today’s Focus per-card hard-floor table.</w:t>
-      </w:r>
-      <w:r>
-        <w:t xml:space="preserve"> </w:t>
-      </w:r>
-      <w:r>
-        <w:rPr>
-          <w:rStyle w:val="VerbatimChar"/>
-        </w:rPr>
-        <w:t xml:space="preserve">deadline = wedding_date − lead(category)</w:t>
-      </w:r>
-      <w:r>
-        <w:t xml:space="preserve">.</w:t>
+        <w:rPr>
+          <w:rStyle w:val="VerbatimChar"/>
+        </w:rPr>
+        <w:t xml:space="preserve">COUNT(soft-holds WHERE vendor = X AND wedding_date = mine AND status ∈ {considering, contracted} AND event ≠ mine)</w:t>
+      </w:r>
+      <w:r>
+        <w:t xml:space="preserve">. The soft-hold model is locked (see §7 Lock/delete/overlap Rule 3).</w:t>
       </w:r>
     </w:p>
     <w:p>
@@ -3287,59 +3581,186 @@
         </w:numPr>
       </w:pPr>
       <w:r>
-        <w:t xml:space="preserve">Lazy-eval on dashboard render: overdue (</w:t>
-      </w:r>
-      <w:r>
-        <w:rPr>
-          <w:rStyle w:val="VerbatimChar"/>
-        </w:rPr>
-        <w:t xml:space="preserve">&lt;0</w:t>
-      </w:r>
-      <w:r>
-        <w:t xml:space="preserve">, not finalized) + due-soon (</w:t>
-      </w:r>
-      <w:r>
-        <w:rPr>
-          <w:rStyle w:val="VerbatimChar"/>
-        </w:rPr>
-        <w:t xml:space="preserve">0–20</w:t>
-      </w:r>
-      <w:r>
-        <w:t xml:space="preserve">, not finalized) → surface in the overview’s</w:t>
-      </w:r>
-      <w:r>
-        <w:t xml:space="preserve"> </w:t>
-      </w:r>
-      <w:r>
-        <w:t xml:space="preserve">“What to lock next”</w:t>
-      </w:r>
-      <w:r>
-        <w:t xml:space="preserve"> </w:t>
-      </w:r>
-      <w:r>
-        <w:t xml:space="preserve">+ fire a throttled email nudge per 0028. If neither →</w:t>
-      </w:r>
-      <w:r>
-        <w:t xml:space="preserve"> </w:t>
-      </w:r>
-      <w:r>
-        <w:t xml:space="preserve">“Next up”</w:t>
-      </w:r>
-      <w:r>
-        <w:t xml:space="preserve"> </w:t>
-      </w:r>
-      <w:r>
-        <w:t xml:space="preserve">(nearest upcoming).</w:t>
-      </w:r>
-    </w:p>
-    <w:bookmarkEnd w:id="26"/>
-    <w:bookmarkStart w:id="27" w:name="X611166b2f2c334a695dd882b813a8328ae85d47"/>
+        <w:rPr>
+          <w:b/>
+          <w:bCs/>
+        </w:rPr>
+        <w:t xml:space="preserve">Aggregate count ONLY — never identities</w:t>
+      </w:r>
+      <w:r>
+        <w:t xml:space="preserve"> </w:t>
+      </w:r>
+      <w:r>
+        <w:t xml:space="preserve">(RA 10173).</w:t>
+      </w:r>
+    </w:p>
+    <w:p>
+      <w:pPr>
+        <w:pStyle w:val="Compact"/>
+        <w:numPr>
+          <w:ilvl w:val="0"/>
+          <w:numId w:val="1005"/>
+        </w:numPr>
+      </w:pPr>
+      <w:r>
+        <w:rPr>
+          <w:b/>
+          <w:bCs/>
+        </w:rPr>
+        <w:t xml:space="preserve">Must be real — never fabricated.</w:t>
+      </w:r>
+      <w:r>
+        <w:t xml:space="preserve"> </w:t>
+      </w:r>
+      <w:r>
+        <w:t xml:space="preserve">Fake scarcity is a fineable dark pattern (EU fined Booking.com for exactly this) + erodes trust. Show it only when genuine, or not at all.</w:t>
+      </w:r>
+    </w:p>
+    <w:p>
+      <w:pPr>
+        <w:pStyle w:val="Compact"/>
+        <w:numPr>
+          <w:ilvl w:val="0"/>
+          <w:numId w:val="1005"/>
+        </w:numPr>
+      </w:pPr>
+      <w:r>
+        <w:rPr>
+          <w:b/>
+          <w:bCs/>
+        </w:rPr>
+        <w:t xml:space="preserve">Hard scarcity escalation:</w:t>
+      </w:r>
+      <w:r>
+        <w:t xml:space="preserve"> </w:t>
+      </w:r>
+      <w:r>
+        <w:t xml:space="preserve">if another couple</w:t>
+      </w:r>
+      <w:r>
+        <w:t xml:space="preserve"> </w:t>
+      </w:r>
+      <w:r>
+        <w:rPr>
+          <w:i/>
+          <w:iCs/>
+        </w:rPr>
+        <w:t xml:space="preserve">downpays</w:t>
+      </w:r>
+      <w:r>
+        <w:t xml:space="preserve"> </w:t>
+      </w:r>
+      <w:r>
+        <w:t xml:space="preserve">that (vendor, date), the date is gone →</w:t>
+      </w:r>
+      <w:r>
+        <w:t xml:space="preserve"> </w:t>
+      </w:r>
+      <w:r>
+        <w:t xml:space="preserve">“Booked for your date — here are 3 similar available”</w:t>
+      </w:r>
+      <w:r>
+        <w:t xml:space="preserve"> </w:t>
+      </w:r>
+      <w:r>
+        <w:t xml:space="preserve">(ties to the soft-hold auto-release, Rule 4).</w:t>
+      </w:r>
+    </w:p>
+    <w:p>
+      <w:pPr>
+        <w:pStyle w:val="Compact"/>
+        <w:numPr>
+          <w:ilvl w:val="0"/>
+          <w:numId w:val="1005"/>
+        </w:numPr>
+      </w:pPr>
+      <w:r>
+        <w:rPr>
+          <w:b/>
+          <w:bCs/>
+        </w:rPr>
+        <w:t xml:space="preserve">Notification:</w:t>
+      </w:r>
+      <w:r>
+        <w:t xml:space="preserve"> </w:t>
+      </w:r>
+      <w:r>
+        <w:t xml:space="preserve">when a</w:t>
+      </w:r>
+      <w:r>
+        <w:t xml:space="preserve"> </w:t>
+      </w:r>
+      <w:r>
+        <w:rPr>
+          <w:i/>
+          <w:iCs/>
+        </w:rPr>
+        <w:t xml:space="preserve">new</w:t>
+      </w:r>
+      <w:r>
+        <w:t xml:space="preserve"> </w:t>
+      </w:r>
+      <w:r>
+        <w:t xml:space="preserve">hold lands on a vendor the couple is already considering → in-app + throttled email nudge.</w:t>
+      </w:r>
+    </w:p>
+    <w:p>
+      <w:pPr>
+        <w:pStyle w:val="Compact"/>
+        <w:numPr>
+          <w:ilvl w:val="0"/>
+          <w:numId w:val="1005"/>
+        </w:numPr>
+      </w:pPr>
+      <w:r>
+        <w:rPr>
+          <w:b/>
+          <w:bCs/>
+        </w:rPr>
+        <w:t xml:space="preserve">Cost:</w:t>
+      </w:r>
+      <w:r>
+        <w:t xml:space="preserve"> </w:t>
+      </w:r>
+      <w:r>
+        <w:t xml:space="preserve">an indexed</w:t>
+      </w:r>
+      <w:r>
+        <w:t xml:space="preserve"> </w:t>
+      </w:r>
+      <w:r>
+        <w:rPr>
+          <w:rStyle w:val="VerbatimChar"/>
+        </w:rPr>
+        <w:t xml:space="preserve">COUNT</w:t>
+      </w:r>
+      <w:r>
+        <w:t xml:space="preserve"> </w:t>
+      </w:r>
+      <w:r>
+        <w:t xml:space="preserve">on</w:t>
+      </w:r>
+      <w:r>
+        <w:t xml:space="preserve"> </w:t>
+      </w:r>
+      <w:r>
+        <w:rPr>
+          <w:rStyle w:val="VerbatimChar"/>
+        </w:rPr>
+        <w:t xml:space="preserve">(vendor_id, wedding_date)</w:t>
+      </w:r>
+      <w:r>
+        <w:t xml:space="preserve">. Evaluate lazily on render (no cron — corpus cron-strategy).</w:t>
+      </w:r>
+    </w:p>
+    <w:bookmarkEnd w:id="25"/>
+    <w:bookmarkStart w:id="26" w:name="b.-deadline-nudges"/>
     <w:p>
       <w:pPr>
         <w:pStyle w:val="Heading3"/>
       </w:pPr>
       <w:r>
-        <w:t xml:space="preserve">Open items needing an owner decision before/at build</w:t>
+        <w:t xml:space="preserve">6b. Deadline nudges</w:t>
       </w:r>
     </w:p>
     <w:p>
@@ -3351,37 +3772,29 @@
         </w:numPr>
       </w:pPr>
       <w:r>
-        <w:t xml:space="preserve">The</w:t>
-      </w:r>
-      <w:r>
-        <w:t xml:space="preserve"> </w:t>
-      </w:r>
-      <w:r>
-        <w:rPr>
-          <w:b/>
-          <w:bCs/>
-        </w:rPr>
-        <w:t xml:space="preserve">“hours saved”</w:t>
-      </w:r>
-      <w:r>
-        <w:rPr>
-          <w:b/>
-          <w:bCs/>
-        </w:rPr>
-        <w:t xml:space="preserve"> </w:t>
-      </w:r>
-      <w:r>
-        <w:rPr>
-          <w:b/>
-          <w:bCs/>
-        </w:rPr>
-        <w:t xml:space="preserve">benchmark</w:t>
-      </w:r>
-      <w:r>
-        <w:t xml:space="preserve"> </w:t>
-      </w:r>
-      <w:r>
-        <w:t xml:space="preserve">(the public claim) — pick a defensible number/formula.</w:t>
+        <w:rPr>
+          <w:b/>
+          <w:bCs/>
+        </w:rPr>
+        <w:t xml:space="preserve">Source:</w:t>
+      </w:r>
+      <w:r>
+        <w:t xml:space="preserve"> </w:t>
+      </w:r>
+      <w:r>
+        <w:t xml:space="preserve">the locked Today’s Focus per-card hard-floor table.</w:t>
+      </w:r>
+      <w:r>
+        <w:t xml:space="preserve"> </w:t>
+      </w:r>
+      <w:r>
+        <w:rPr>
+          <w:rStyle w:val="VerbatimChar"/>
+        </w:rPr>
+        <w:t xml:space="preserve">deadline = wedding_date − lead(category)</w:t>
+      </w:r>
+      <w:r>
+        <w:t xml:space="preserve">.</w:t>
       </w:r>
     </w:p>
     <w:p>
@@ -3393,65 +3806,59 @@
         </w:numPr>
       </w:pPr>
       <w:r>
-        <w:t xml:space="preserve">Competition: plain count vs threshold-gated display.</w:t>
-      </w:r>
-    </w:p>
-    <w:p>
-      <w:pPr>
-        <w:pStyle w:val="Compact"/>
-        <w:numPr>
-          <w:ilvl w:val="0"/>
-          <w:numId w:val="1006"/>
-        </w:numPr>
-      </w:pPr>
-      <w:r>
-        <w:t xml:space="preserve">Notification cadence/throttle for both 6a + 6b.</w:t>
-      </w:r>
-    </w:p>
-    <w:p>
-      <w:pPr>
-        <w:pStyle w:val="Compact"/>
-        <w:numPr>
-          <w:ilvl w:val="0"/>
-          <w:numId w:val="1006"/>
-        </w:numPr>
-      </w:pPr>
-      <w:r>
-        <w:t xml:space="preserve">The recap</w:t>
-      </w:r>
-      <w:r>
-        <w:t xml:space="preserve"> </w:t>
-      </w:r>
-      <w:r>
-        <w:rPr>
-          <w:b/>
-          <w:bCs/>
-        </w:rPr>
-        <w:t xml:space="preserve">“market pool”</w:t>
-      </w:r>
-      <w:r>
-        <w:t xml:space="preserve"> </w:t>
-      </w:r>
-      <w:r>
-        <w:t xml:space="preserve">number source.</w:t>
-      </w:r>
-    </w:p>
-    <w:p>
-      <w:r>
-        <w:pict>
-          <v:rect style="width:0;height:1.5pt" o:hralign="center" o:hrstd="t" o:hr="t"/>
-        </w:pict>
-      </w:r>
-    </w:p>
-    <w:bookmarkEnd w:id="27"/>
-    <w:bookmarkEnd w:id="28"/>
-    <w:bookmarkStart w:id="31" w:name="dependencies-cross-references"/>
-    <w:p>
-      <w:pPr>
-        <w:pStyle w:val="Heading2"/>
-      </w:pPr>
-      <w:r>
-        <w:t xml:space="preserve">7. Dependencies + cross-references</w:t>
+        <w:t xml:space="preserve">Lazy-eval on dashboard render: overdue (</w:t>
+      </w:r>
+      <w:r>
+        <w:rPr>
+          <w:rStyle w:val="VerbatimChar"/>
+        </w:rPr>
+        <w:t xml:space="preserve">&lt;0</w:t>
+      </w:r>
+      <w:r>
+        <w:t xml:space="preserve">, not finalized) + due-soon (</w:t>
+      </w:r>
+      <w:r>
+        <w:rPr>
+          <w:rStyle w:val="VerbatimChar"/>
+        </w:rPr>
+        <w:t xml:space="preserve">0–20</w:t>
+      </w:r>
+      <w:r>
+        <w:t xml:space="preserve">, not finalized) → surface in the overview’s</w:t>
+      </w:r>
+      <w:r>
+        <w:t xml:space="preserve"> </w:t>
+      </w:r>
+      <w:r>
+        <w:t xml:space="preserve">“What to lock next”</w:t>
+      </w:r>
+      <w:r>
+        <w:t xml:space="preserve"> </w:t>
+      </w:r>
+      <w:r>
+        <w:t xml:space="preserve">+ fire a throttled email nudge per 0028. If neither →</w:t>
+      </w:r>
+      <w:r>
+        <w:t xml:space="preserve"> </w:t>
+      </w:r>
+      <w:r>
+        <w:t xml:space="preserve">“Next up”</w:t>
+      </w:r>
+      <w:r>
+        <w:t xml:space="preserve"> </w:t>
+      </w:r>
+      <w:r>
+        <w:t xml:space="preserve">(nearest upcoming).</w:t>
+      </w:r>
+    </w:p>
+    <w:bookmarkEnd w:id="26"/>
+    <w:bookmarkStart w:id="27" w:name="X611166b2f2c334a695dd882b813a8328ae85d47"/>
+    <w:p>
+      <w:pPr>
+        <w:pStyle w:val="Heading3"/>
+      </w:pPr>
+      <w:r>
+        <w:t xml:space="preserve">Open items needing an owner decision before/at build</w:t>
       </w:r>
     </w:p>
     <w:p>
@@ -3460,6 +3867,118 @@
         <w:numPr>
           <w:ilvl w:val="0"/>
           <w:numId w:val="1007"/>
+        </w:numPr>
+      </w:pPr>
+      <w:r>
+        <w:t xml:space="preserve">The</w:t>
+      </w:r>
+      <w:r>
+        <w:t xml:space="preserve"> </w:t>
+      </w:r>
+      <w:r>
+        <w:rPr>
+          <w:b/>
+          <w:bCs/>
+        </w:rPr>
+        <w:t xml:space="preserve">“hours saved”</w:t>
+      </w:r>
+      <w:r>
+        <w:rPr>
+          <w:b/>
+          <w:bCs/>
+        </w:rPr>
+        <w:t xml:space="preserve"> </w:t>
+      </w:r>
+      <w:r>
+        <w:rPr>
+          <w:b/>
+          <w:bCs/>
+        </w:rPr>
+        <w:t xml:space="preserve">benchmark</w:t>
+      </w:r>
+      <w:r>
+        <w:t xml:space="preserve"> </w:t>
+      </w:r>
+      <w:r>
+        <w:t xml:space="preserve">(the public claim) — pick a defensible number/formula.</w:t>
+      </w:r>
+    </w:p>
+    <w:p>
+      <w:pPr>
+        <w:pStyle w:val="Compact"/>
+        <w:numPr>
+          <w:ilvl w:val="0"/>
+          <w:numId w:val="1007"/>
+        </w:numPr>
+      </w:pPr>
+      <w:r>
+        <w:t xml:space="preserve">Competition: plain count vs threshold-gated display.</w:t>
+      </w:r>
+    </w:p>
+    <w:p>
+      <w:pPr>
+        <w:pStyle w:val="Compact"/>
+        <w:numPr>
+          <w:ilvl w:val="0"/>
+          <w:numId w:val="1007"/>
+        </w:numPr>
+      </w:pPr>
+      <w:r>
+        <w:t xml:space="preserve">Notification cadence/throttle for both 6a + 6b.</w:t>
+      </w:r>
+    </w:p>
+    <w:p>
+      <w:pPr>
+        <w:pStyle w:val="Compact"/>
+        <w:numPr>
+          <w:ilvl w:val="0"/>
+          <w:numId w:val="1007"/>
+        </w:numPr>
+      </w:pPr>
+      <w:r>
+        <w:t xml:space="preserve">The recap</w:t>
+      </w:r>
+      <w:r>
+        <w:t xml:space="preserve"> </w:t>
+      </w:r>
+      <w:r>
+        <w:rPr>
+          <w:b/>
+          <w:bCs/>
+        </w:rPr>
+        <w:t xml:space="preserve">“market pool”</w:t>
+      </w:r>
+      <w:r>
+        <w:t xml:space="preserve"> </w:t>
+      </w:r>
+      <w:r>
+        <w:t xml:space="preserve">number source.</w:t>
+      </w:r>
+    </w:p>
+    <w:p>
+      <w:r>
+        <w:pict>
+          <v:rect style="width:0;height:1.5pt" o:hralign="center" o:hrstd="t" o:hr="t"/>
+        </w:pict>
+      </w:r>
+    </w:p>
+    <w:bookmarkEnd w:id="27"/>
+    <w:bookmarkEnd w:id="28"/>
+    <w:bookmarkStart w:id="31" w:name="dependencies-cross-references"/>
+    <w:p>
+      <w:pPr>
+        <w:pStyle w:val="Heading2"/>
+      </w:pPr>
+      <w:r>
+        <w:t xml:space="preserve">7. Dependencies + cross-references</w:t>
+      </w:r>
+    </w:p>
+    <w:p>
+      <w:pPr>
+        <w:pStyle w:val="Compact"/>
+        <w:numPr>
+          <w:ilvl w:val="0"/>
+          <w:numId w:val="1008"/>
         </w:numPr>
       </w:pPr>
       <w:r>
@@ -3495,7 +4014,7 @@
         <w:pStyle w:val="Compact"/>
         <w:numPr>
           <w:ilvl w:val="0"/>
-          <w:numId w:val="1007"/>
+          <w:numId w:val="1008"/>
         </w:numPr>
       </w:pPr>
       <w:r>
@@ -3538,7 +4057,7 @@
         <w:pStyle w:val="Compact"/>
         <w:numPr>
           <w:ilvl w:val="0"/>
-          <w:numId w:val="1007"/>
+          <w:numId w:val="1008"/>
         </w:numPr>
       </w:pPr>
       <w:r>
@@ -3569,7 +4088,7 @@
         <w:pStyle w:val="Compact"/>
         <w:numPr>
           <w:ilvl w:val="0"/>
-          <w:numId w:val="1007"/>
+          <w:numId w:val="1008"/>
         </w:numPr>
       </w:pPr>
       <w:r>
@@ -3633,7 +4152,7 @@
         <w:pStyle w:val="Compact"/>
         <w:numPr>
           <w:ilvl w:val="0"/>
-          <w:numId w:val="1007"/>
+          <w:numId w:val="1008"/>
         </w:numPr>
       </w:pPr>
       <w:r>
@@ -3672,7 +4191,7 @@
         <w:pStyle w:val="Compact"/>
         <w:numPr>
           <w:ilvl w:val="0"/>
-          <w:numId w:val="1007"/>
+          <w:numId w:val="1008"/>
         </w:numPr>
       </w:pPr>
       <w:r>
@@ -3729,139 +4248,6 @@
       </w:pPr>
       <w:r>
         <w:t xml:space="preserve">9. Notes carried from the prototype</w:t>
-      </w:r>
-    </w:p>
-    <w:p>
-      <w:pPr>
-        <w:pStyle w:val="Compact"/>
-        <w:numPr>
-          <w:ilvl w:val="0"/>
-          <w:numId w:val="1008"/>
-        </w:numPr>
-      </w:pPr>
-      <w:r>
-        <w:rPr>
-          <w:b/>
-          <w:bCs/>
-        </w:rPr>
-        <w:t xml:space="preserve">Haptics:</w:t>
-      </w:r>
-      <w:r>
-        <w:t xml:space="preserve"> </w:t>
-      </w:r>
-      <w:r>
-        <w:t xml:space="preserve">the snap buzz is best-effort — Android fires</w:t>
-      </w:r>
-      <w:r>
-        <w:t xml:space="preserve"> </w:t>
-      </w:r>
-      <w:r>
-        <w:rPr>
-          <w:rStyle w:val="VerbatimChar"/>
-        </w:rPr>
-        <w:t xml:space="preserve">navigator.vibrate</w:t>
-      </w:r>
-      <w:r>
-        <w:t xml:space="preserve">,</w:t>
-      </w:r>
-      <w:r>
-        <w:t xml:space="preserve"> </w:t>
-      </w:r>
-      <w:r>
-        <w:rPr>
-          <w:b/>
-          <w:bCs/>
-        </w:rPr>
-        <w:t xml:space="preserve">iOS Safari has no Vibration API</w:t>
-      </w:r>
-      <w:r>
-        <w:t xml:space="preserve">. Real haptics arrive with the native app (Capacitor Haptics, iteration 0052). Don’t rely on web vibration.</w:t>
-      </w:r>
-    </w:p>
-    <w:p>
-      <w:pPr>
-        <w:pStyle w:val="Compact"/>
-        <w:numPr>
-          <w:ilvl w:val="0"/>
-          <w:numId w:val="1008"/>
-        </w:numPr>
-      </w:pPr>
-      <w:r>
-        <w:rPr>
-          <w:b/>
-          <w:bCs/>
-        </w:rPr>
-        <w:t xml:space="preserve">Snap discipline:</w:t>
-      </w:r>
-      <w:r>
-        <w:t xml:space="preserve"> </w:t>
-      </w:r>
-      <w:r>
-        <w:t xml:space="preserve">the snap must be a</w:t>
-      </w:r>
-      <w:r>
-        <w:t xml:space="preserve"> </w:t>
-      </w:r>
-      <w:r>
-        <w:rPr>
-          <w:i/>
-          <w:iCs/>
-        </w:rPr>
-        <w:t xml:space="preserve">gentle settle</w:t>
-      </w:r>
-      <w:r>
-        <w:t xml:space="preserve"> </w:t>
-      </w:r>
-      <w:r>
-        <w:t xml:space="preserve">(≤~70px), never a big yank — a hard snap fights the category-dock and breaks tap-to-expand. (This was a real regression in the prototype; keep it gentle.)</w:t>
-      </w:r>
-    </w:p>
-    <w:p>
-      <w:pPr>
-        <w:pStyle w:val="Compact"/>
-        <w:numPr>
-          <w:ilvl w:val="0"/>
-          <w:numId w:val="1008"/>
-        </w:numPr>
-      </w:pPr>
-      <w:r>
-        <w:rPr>
-          <w:b/>
-          <w:bCs/>
-        </w:rPr>
-        <w:t xml:space="preserve">Throwaway mock:</w:t>
-      </w:r>
-      <w:r>
-        <w:t xml:space="preserve"> </w:t>
-      </w:r>
-      <w:r>
-        <w:rPr>
-          <w:rStyle w:val="VerbatimChar"/>
-        </w:rPr>
-        <w:t xml:space="preserve">Plan_Budget_Accordion_2026-05-31.html</w:t>
-      </w:r>
-      <w:r>
-        <w:t xml:space="preserve"> </w:t>
-      </w:r>
-      <w:r>
-        <w:t xml:space="preserve">is reference only. Don’t ship it; rebuild in React.</w:t>
-      </w:r>
-    </w:p>
-    <w:p>
-      <w:r>
-        <w:pict>
-          <v:rect style="width:0;height:1.5pt" o:hralign="center" o:hrstd="t" o:hr="t"/>
-        </w:pict>
-      </w:r>
-    </w:p>
-    <w:bookmarkEnd w:id="33"/>
-    <w:bookmarkStart w:id="34" w:name="build-sequence-recommended"/>
-    <w:p>
-      <w:pPr>
-        <w:pStyle w:val="Heading2"/>
-      </w:pPr>
-      <w:r>
-        <w:t xml:space="preserve">10. Build sequence (recommended)</w:t>
       </w:r>
     </w:p>
     <w:p>
@@ -3873,23 +4259,42 @@
         </w:numPr>
       </w:pPr>
       <w:r>
-        <w:t xml:space="preserve">Confirm/seed the</w:t>
-      </w:r>
-      <w:r>
-        <w:t xml:space="preserve"> </w:t>
-      </w:r>
-      <w:r>
-        <w:rPr>
-          <w:b/>
-          <w:bCs/>
-        </w:rPr>
-        <w:t xml:space="preserve">10-folder taxonomy</w:t>
-      </w:r>
-      <w:r>
-        <w:t xml:space="preserve"> </w:t>
-      </w:r>
-      <w:r>
-        <w:t xml:space="preserve">(dependency).</w:t>
+        <w:rPr>
+          <w:b/>
+          <w:bCs/>
+        </w:rPr>
+        <w:t xml:space="preserve">Haptics:</w:t>
+      </w:r>
+      <w:r>
+        <w:t xml:space="preserve"> </w:t>
+      </w:r>
+      <w:r>
+        <w:t xml:space="preserve">the snap buzz is best-effort — Android fires</w:t>
+      </w:r>
+      <w:r>
+        <w:t xml:space="preserve"> </w:t>
+      </w:r>
+      <w:r>
+        <w:rPr>
+          <w:rStyle w:val="VerbatimChar"/>
+        </w:rPr>
+        <w:t xml:space="preserve">navigator.vibrate</w:t>
+      </w:r>
+      <w:r>
+        <w:t xml:space="preserve">,</w:t>
+      </w:r>
+      <w:r>
+        <w:t xml:space="preserve"> </w:t>
+      </w:r>
+      <w:r>
+        <w:rPr>
+          <w:b/>
+          <w:bCs/>
+        </w:rPr>
+        <w:t xml:space="preserve">iOS Safari has no Vibration API</w:t>
+      </w:r>
+      <w:r>
+        <w:t xml:space="preserve">. Real haptics arrive with the native app (Capacitor Haptics, iteration 0052). Don’t rely on web vibration.</w:t>
       </w:r>
     </w:p>
     <w:p>
@@ -3901,35 +4306,33 @@
         </w:numPr>
       </w:pPr>
       <w:r>
-        <w:t xml:space="preserve">Build the</w:t>
-      </w:r>
-      <w:r>
-        <w:t xml:space="preserve"> </w:t>
-      </w:r>
-      <w:r>
-        <w:rPr>
-          <w:b/>
-          <w:bCs/>
-        </w:rPr>
-        <w:t xml:space="preserve">accordion shell</w:t>
-      </w:r>
-      <w:r>
-        <w:t xml:space="preserve"> </w:t>
-      </w:r>
-      <w:r>
-        <w:t xml:space="preserve">+ category headers + the landing overview + top bar (Chosen/Range) — read-only against</w:t>
-      </w:r>
-      <w:r>
-        <w:t xml:space="preserve"> </w:t>
-      </w:r>
-      <w:r>
-        <w:rPr>
-          <w:rStyle w:val="VerbatimChar"/>
-        </w:rPr>
-        <w:t xml:space="preserve">event_vendors</w:t>
-      </w:r>
-      <w:r>
-        <w:t xml:space="preserve">.</w:t>
+        <w:rPr>
+          <w:b/>
+          <w:bCs/>
+        </w:rPr>
+        <w:t xml:space="preserve">Snap discipline:</w:t>
+      </w:r>
+      <w:r>
+        <w:t xml:space="preserve"> </w:t>
+      </w:r>
+      <w:r>
+        <w:t xml:space="preserve">the snap must be a</w:t>
+      </w:r>
+      <w:r>
+        <w:t xml:space="preserve"> </w:t>
+      </w:r>
+      <w:r>
+        <w:rPr>
+          <w:i/>
+          <w:iCs/>
+        </w:rPr>
+        <w:t xml:space="preserve">gentle settle</w:t>
+      </w:r>
+      <w:r>
+        <w:t xml:space="preserve"> </w:t>
+      </w:r>
+      <w:r>
+        <w:t xml:space="preserve">(≤~70px), never a big yank — a hard snap fights the category-dock and breaks tap-to-expand. (This was a real regression in the prototype; keep it gentle.)</w:t>
       </w:r>
     </w:p>
     <w:p>
@@ -3945,103 +4348,22 @@
           <w:b/>
           <w:bCs/>
         </w:rPr>
-        <w:t xml:space="preserve">Vendor cards</w:t>
-      </w:r>
-      <w:r>
-        <w:t xml:space="preserve"> </w:t>
-      </w:r>
-      <w:r>
-        <w:t xml:space="preserve">(the §3 layout) + the rail + curve-zoom + per-block lock + gentle snap.</w:t>
-      </w:r>
-    </w:p>
-    <w:p>
-      <w:pPr>
-        <w:pStyle w:val="Compact"/>
-        <w:numPr>
-          <w:ilvl w:val="0"/>
-          <w:numId w:val="1009"/>
-        </w:numPr>
-      </w:pPr>
-      <w:r>
-        <w:rPr>
-          <w:b/>
-          <w:bCs/>
-        </w:rPr>
-        <w:t xml:space="preserve">Interactions:</w:t>
-      </w:r>
-      <w:r>
-        <w:t xml:space="preserve"> </w:t>
-      </w:r>
-      <w:r>
-        <w:t xml:space="preserve">tap-detail, long-press-finalize (with collapse), Compare (with the two normalizations), the three remove paths, add-a-service full-height screen.</w:t>
-      </w:r>
-    </w:p>
-    <w:p>
-      <w:pPr>
-        <w:pStyle w:val="Compact"/>
-        <w:numPr>
-          <w:ilvl w:val="0"/>
-          <w:numId w:val="1009"/>
-        </w:numPr>
-      </w:pPr>
-      <w:r>
-        <w:rPr>
-          <w:b/>
-          <w:bCs/>
-        </w:rPr>
-        <w:t xml:space="preserve">Decision-readiness:</w:t>
-      </w:r>
-      <w:r>
-        <w:t xml:space="preserve"> </w:t>
-      </w:r>
-      <w:r>
-        <w:t xml:space="preserve">deadlines (6b) + the</w:t>
-      </w:r>
-      <w:r>
-        <w:t xml:space="preserve"> </w:t>
-      </w:r>
-      <w:r>
-        <w:t xml:space="preserve">“What to lock next”</w:t>
-      </w:r>
-      <w:r>
-        <w:t xml:space="preserve"> </w:t>
-      </w:r>
-      <w:r>
-        <w:t xml:space="preserve">overview block + the bottom recap.</w:t>
-      </w:r>
-    </w:p>
-    <w:p>
-      <w:pPr>
-        <w:pStyle w:val="Compact"/>
-        <w:numPr>
-          <w:ilvl w:val="0"/>
-          <w:numId w:val="1009"/>
-        </w:numPr>
-      </w:pPr>
-      <w:r>
-        <w:rPr>
-          <w:b/>
-          <w:bCs/>
-        </w:rPr>
-        <w:t xml:space="preserve">Same-date competition (6a)</w:t>
-      </w:r>
-      <w:r>
-        <w:t xml:space="preserve"> </w:t>
-      </w:r>
-      <w:r>
-        <w:t xml:space="preserve">— last, with the privacy + honesty guardrails + the notification.</w:t>
-      </w:r>
-    </w:p>
-    <w:p>
-      <w:pPr>
-        <w:pStyle w:val="Compact"/>
-        <w:numPr>
-          <w:ilvl w:val="0"/>
-          <w:numId w:val="1009"/>
-        </w:numPr>
-      </w:pPr>
-      <w:r>
-        <w:t xml:space="preserve">Resolve the §6 open items with the owner.</w:t>
+        <w:t xml:space="preserve">Throwaway mock:</w:t>
+      </w:r>
+      <w:r>
+        <w:t xml:space="preserve"> </w:t>
+      </w:r>
+      <w:r>
+        <w:rPr>
+          <w:rStyle w:val="VerbatimChar"/>
+        </w:rPr>
+        <w:t xml:space="preserve">Plan_Budget_Accordion_2026-05-31.html</w:t>
+      </w:r>
+      <w:r>
+        <w:t xml:space="preserve"> </w:t>
+      </w:r>
+      <w:r>
+        <w:t xml:space="preserve">is reference only. Don’t ship it; rebuild in React.</w:t>
       </w:r>
     </w:p>
     <w:p>
@@ -4051,23 +4373,14 @@
         </w:pict>
       </w:r>
     </w:p>
-    <w:bookmarkEnd w:id="34"/>
-    <w:bookmarkStart w:id="35" w:name="X043909c87da16f38eb24115ab2dafe0e39494e3"/>
+    <w:bookmarkEnd w:id="33"/>
+    <w:bookmarkStart w:id="34" w:name="build-sequence-recommended"/>
     <w:p>
       <w:pPr>
         <w:pStyle w:val="Heading2"/>
       </w:pPr>
       <w:r>
-        <w:t xml:space="preserve">11. Performance &amp; data contract (owner-emphasized —</w:t>
-      </w:r>
-      <w:r>
-        <w:t xml:space="preserve"> </w:t>
-      </w:r>
-      <w:r>
-        <w:t xml:space="preserve">“I do not want it to always load”</w:t>
-      </w:r>
-      <w:r>
-        <w:t xml:space="preserve">)</w:t>
+        <w:t xml:space="preserve">10. Build sequence (recommended)</w:t>
       </w:r>
     </w:p>
     <w:p>
@@ -4079,29 +4392,23 @@
         </w:numPr>
       </w:pPr>
       <w:r>
-        <w:rPr>
-          <w:b/>
-          <w:bCs/>
-        </w:rPr>
-        <w:t xml:space="preserve">In-memory store, not a reload-per-action.</w:t>
-      </w:r>
-      <w:r>
-        <w:t xml:space="preserve"> </w:t>
-      </w:r>
-      <w:r>
-        <w:t xml:space="preserve">Hold the couple’s plan (the per-category vendor lists + picks) in one client-side store (the prototype’s</w:t>
-      </w:r>
-      <w:r>
-        <w:t xml:space="preserve"> </w:t>
-      </w:r>
-      <w:r>
-        <w:rPr>
-          <w:rStyle w:val="VerbatimChar"/>
-        </w:rPr>
-        <w:t xml:space="preserve">TAX</w:t>
-      </w:r>
-      <w:r>
-        <w:t xml:space="preserve">). The page renders from memory; it must feel instant on return, not re-fetch the world.</w:t>
+        <w:t xml:space="preserve">Confirm/seed the</w:t>
+      </w:r>
+      <w:r>
+        <w:t xml:space="preserve"> </w:t>
+      </w:r>
+      <w:r>
+        <w:rPr>
+          <w:b/>
+          <w:bCs/>
+        </w:rPr>
+        <w:t xml:space="preserve">10-folder taxonomy</w:t>
+      </w:r>
+      <w:r>
+        <w:t xml:space="preserve"> </w:t>
+      </w:r>
+      <w:r>
+        <w:t xml:space="preserve">(dependency).</w:t>
       </w:r>
     </w:p>
     <w:p>
@@ -4113,45 +4420,35 @@
         </w:numPr>
       </w:pPr>
       <w:r>
-        <w:rPr>
-          <w:b/>
-          <w:bCs/>
-        </w:rPr>
-        <w:t xml:space="preserve">Incremental, per-category refresh.</w:t>
-      </w:r>
-      <w:r>
-        <w:t xml:space="preserve"> </w:t>
-      </w:r>
-      <w:r>
-        <w:t xml:space="preserve">Adding or removing a vendor</w:t>
-      </w:r>
-      <w:r>
-        <w:t xml:space="preserve"> </w:t>
-      </w:r>
-      <w:r>
-        <w:rPr>
-          <w:b/>
-          <w:bCs/>
-        </w:rPr>
-        <w:t xml:space="preserve">rebuilds only that one category</w:t>
-      </w:r>
-      <w:r>
-        <w:t xml:space="preserve"> </w:t>
-      </w:r>
-      <w:r>
-        <w:t xml:space="preserve">in place (the prototype’s</w:t>
-      </w:r>
-      <w:r>
-        <w:t xml:space="preserve"> </w:t>
-      </w:r>
-      <w:r>
-        <w:rPr>
-          <w:rStyle w:val="VerbatimChar"/>
-        </w:rPr>
-        <w:t xml:space="preserve">refreshCat(ci)</w:t>
-      </w:r>
-      <w:r>
-        <w:t xml:space="preserve">) — never a full re-render. Set-primary / finalize also rebuilds just its category (so the collapse fires).</w:t>
+        <w:t xml:space="preserve">Build the</w:t>
+      </w:r>
+      <w:r>
+        <w:t xml:space="preserve"> </w:t>
+      </w:r>
+      <w:r>
+        <w:rPr>
+          <w:b/>
+          <w:bCs/>
+        </w:rPr>
+        <w:t xml:space="preserve">accordion shell</w:t>
+      </w:r>
+      <w:r>
+        <w:t xml:space="preserve"> </w:t>
+      </w:r>
+      <w:r>
+        <w:t xml:space="preserve">+ category headers + the landing overview + top bar (Chosen/Range) — read-only against</w:t>
+      </w:r>
+      <w:r>
+        <w:t xml:space="preserve"> </w:t>
+      </w:r>
+      <w:r>
+        <w:rPr>
+          <w:rStyle w:val="VerbatimChar"/>
+        </w:rPr>
+        <w:t xml:space="preserve">event_vendors</w:t>
+      </w:r>
+      <w:r>
+        <w:t xml:space="preserve">.</w:t>
       </w:r>
     </w:p>
     <w:p>
@@ -4167,13 +4464,13 @@
           <w:b/>
           <w:bCs/>
         </w:rPr>
-        <w:t xml:space="preserve">Add appends to that category’s row; remove evicts from it.</w:t>
-      </w:r>
-      <w:r>
-        <w:t xml:space="preserve"> </w:t>
-      </w:r>
-      <w:r>
-        <w:t xml:space="preserve">No global reload on either.</w:t>
+        <w:t xml:space="preserve">Vendor cards</w:t>
+      </w:r>
+      <w:r>
+        <w:t xml:space="preserve"> </w:t>
+      </w:r>
+      <w:r>
+        <w:t xml:space="preserve">(the §3 layout) + the rail + curve-zoom + per-block lock + gentle snap.</w:t>
       </w:r>
     </w:p>
     <w:p>
@@ -4189,25 +4486,13 @@
           <w:b/>
           <w:bCs/>
         </w:rPr>
-        <w:t xml:space="preserve">Cache the vendor data behind the cards</w:t>
-      </w:r>
-      <w:r>
-        <w:t xml:space="preserve"> </w:t>
-      </w:r>
-      <w:r>
-        <w:t xml:space="preserve">so cards paint without per-card fetches; invalidate a vendor’s cache entry when it’s removed. (In React: TanStack Query + the corpus caching strategy — see</w:t>
-      </w:r>
-      <w:r>
-        <w:t xml:space="preserve"> </w:t>
-      </w:r>
-      <w:r>
-        <w:rPr>
-          <w:rStyle w:val="VerbatimChar"/>
-        </w:rPr>
-        <w:t xml:space="preserve">02_Specifications/Caching_and_Offline_Strategy.md</w:t>
-      </w:r>
-      <w:r>
-        <w:t xml:space="preserve">; mutations invalidate only the affected query keys.)</w:t>
+        <w:t xml:space="preserve">Interactions:</w:t>
+      </w:r>
+      <w:r>
+        <w:t xml:space="preserve"> </w:t>
+      </w:r>
+      <w:r>
+        <w:t xml:space="preserve">tap-detail, long-press-finalize (with collapse), Compare (with the two normalizations), the three remove paths, add-a-service full-height screen.</w:t>
       </w:r>
     </w:p>
     <w:p>
@@ -4223,13 +4508,59 @@
           <w:b/>
           <w:bCs/>
         </w:rPr>
-        <w:t xml:space="preserve">Deadlines + competition counts are lazy-eval on render</w:t>
-      </w:r>
-      <w:r>
-        <w:t xml:space="preserve"> </w:t>
-      </w:r>
-      <w:r>
-        <w:t xml:space="preserve">(no cron) — see §6.</w:t>
+        <w:t xml:space="preserve">Decision-readiness:</w:t>
+      </w:r>
+      <w:r>
+        <w:t xml:space="preserve"> </w:t>
+      </w:r>
+      <w:r>
+        <w:t xml:space="preserve">deadlines (6b) + the</w:t>
+      </w:r>
+      <w:r>
+        <w:t xml:space="preserve"> </w:t>
+      </w:r>
+      <w:r>
+        <w:t xml:space="preserve">“What to lock next”</w:t>
+      </w:r>
+      <w:r>
+        <w:t xml:space="preserve"> </w:t>
+      </w:r>
+      <w:r>
+        <w:t xml:space="preserve">overview block + the bottom recap.</w:t>
+      </w:r>
+    </w:p>
+    <w:p>
+      <w:pPr>
+        <w:pStyle w:val="Compact"/>
+        <w:numPr>
+          <w:ilvl w:val="0"/>
+          <w:numId w:val="1010"/>
+        </w:numPr>
+      </w:pPr>
+      <w:r>
+        <w:rPr>
+          <w:b/>
+          <w:bCs/>
+        </w:rPr>
+        <w:t xml:space="preserve">Same-date competition (6a)</w:t>
+      </w:r>
+      <w:r>
+        <w:t xml:space="preserve"> </w:t>
+      </w:r>
+      <w:r>
+        <w:t xml:space="preserve">— last, with the privacy + honesty guardrails + the notification.</w:t>
+      </w:r>
+    </w:p>
+    <w:p>
+      <w:pPr>
+        <w:pStyle w:val="Compact"/>
+        <w:numPr>
+          <w:ilvl w:val="0"/>
+          <w:numId w:val="1010"/>
+        </w:numPr>
+      </w:pPr>
+      <w:r>
+        <w:t xml:space="preserve">Resolve the §6 open items with the owner.</w:t>
       </w:r>
     </w:p>
     <w:p>
@@ -4239,977 +4570,23 @@
         </w:pict>
       </w:r>
     </w:p>
-    <w:bookmarkEnd w:id="35"/>
-    <w:bookmarkStart w:id="36" w:name="rules-invariants-do-not-violate"/>
+    <w:bookmarkEnd w:id="34"/>
+    <w:bookmarkStart w:id="35" w:name="X043909c87da16f38eb24115ab2dafe0e39494e3"/>
     <w:p>
       <w:pPr>
         <w:pStyle w:val="Heading2"/>
       </w:pPr>
       <w:r>
-        <w:t xml:space="preserve">12. Rules &amp; invariants (do not violate)</w:t>
-      </w:r>
-    </w:p>
-    <w:p>
-      <w:pPr>
-        <w:pStyle w:val="FirstParagraph"/>
-      </w:pPr>
-      <w:r>
-        <w:t xml:space="preserve">A consolidated checklist of every decision/adjustment locked for this surface. If you’re changing any of these, stop and confirm with the owner.</w:t>
-      </w:r>
-    </w:p>
-    <w:p>
-      <w:pPr>
-        <w:pStyle w:val="BodyText"/>
-      </w:pPr>
-      <w:r>
-        <w:rPr>
-          <w:b/>
-          <w:bCs/>
-        </w:rPr>
-        <w:t xml:space="preserve">Gesture grammar (locked — do not reassign):</w:t>
-      </w:r>
-      <w:r>
-        <w:t xml:space="preserve"> </w:t>
-      </w:r>
-      <w:r>
-        <w:t xml:space="preserve">tap card = open detail · long-press card = finalize (single) / toggle-keep (multi) · ⇄ = compare · card</w:t>
-      </w:r>
-      <w:r>
-        <w:t xml:space="preserve"> </w:t>
-      </w:r>
-      <w:r>
-        <w:rPr>
-          <w:rStyle w:val="VerbatimChar"/>
-        </w:rPr>
-        <w:t xml:space="preserve">×</w:t>
-      </w:r>
-      <w:r>
-        <w:t xml:space="preserve"> </w:t>
-      </w:r>
-      <w:r>
-        <w:t xml:space="preserve">= remove (tap-to-confirm) ·</w:t>
-      </w:r>
-      <w:r>
-        <w:t xml:space="preserve"> </w:t>
-      </w:r>
-      <w:r>
-        <w:rPr>
-          <w:rStyle w:val="VerbatimChar"/>
-        </w:rPr>
-        <w:t xml:space="preserve">+ Add</w:t>
-      </w:r>
-      <w:r>
-        <w:t xml:space="preserve"> </w:t>
-      </w:r>
-      <w:r>
-        <w:t xml:space="preserve">/ empty-row = full-height search.</w:t>
-      </w:r>
-    </w:p>
-    <w:p>
-      <w:pPr>
-        <w:pStyle w:val="BodyText"/>
-      </w:pPr>
-      <w:r>
-        <w:rPr>
-          <w:b/>
-          <w:bCs/>
-        </w:rPr>
-        <w:t xml:space="preserve">Remove / finalize:</w:t>
-      </w:r>
-      <w:r>
-        <w:t xml:space="preserve"> </w:t>
-      </w:r>
-      <w:r>
-        <w:t xml:space="preserve">- A</w:t>
-      </w:r>
-      <w:r>
-        <w:t xml:space="preserve"> </w:t>
-      </w:r>
-      <w:r>
-        <w:rPr>
-          <w:b/>
-          <w:bCs/>
-        </w:rPr>
-        <w:t xml:space="preserve">chosen card has no</w:t>
-      </w:r>
-      <w:r>
-        <w:rPr>
-          <w:b/>
-          <w:bCs/>
-        </w:rPr>
-        <w:t xml:space="preserve"> </w:t>
-      </w:r>
-      <w:r>
-        <w:rPr>
-          <w:rStyle w:val="VerbatimChar"/>
-          <w:b/>
-          <w:bCs/>
-        </w:rPr>
-        <w:t xml:space="preserve">×</w:t>
-      </w:r>
-      <w:r>
-        <w:t xml:space="preserve"> </w:t>
-      </w:r>
-      <w:r>
-        <w:t xml:space="preserve">— you</w:t>
-      </w:r>
-      <w:r>
-        <w:t xml:space="preserve"> </w:t>
-      </w:r>
-      <w:r>
-        <w:rPr>
-          <w:i/>
-          <w:iCs/>
-        </w:rPr>
-        <w:t xml:space="preserve">change</w:t>
-      </w:r>
-      <w:r>
-        <w:t xml:space="preserve"> </w:t>
-      </w:r>
-      <w:r>
-        <w:t xml:space="preserve">a decision, you don’t delete it. Three remove paths exist: card</w:t>
-      </w:r>
-      <w:r>
-        <w:t xml:space="preserve"> </w:t>
-      </w:r>
-      <w:r>
-        <w:rPr>
-          <w:rStyle w:val="VerbatimChar"/>
-        </w:rPr>
-        <w:t xml:space="preserve">×</w:t>
-      </w:r>
-      <w:r>
-        <w:t xml:space="preserve">, compare-column Remove, detail</w:t>
-      </w:r>
-      <w:r>
-        <w:t xml:space="preserve"> </w:t>
-      </w:r>
-      <w:r>
-        <w:t xml:space="preserve">“Remove from plan”</w:t>
-      </w:r>
-      <w:r>
-        <w:t xml:space="preserve"> </w:t>
-      </w:r>
-      <w:r>
-        <w:t xml:space="preserve">— all via one</w:t>
-      </w:r>
-      <w:r>
-        <w:t xml:space="preserve"> </w:t>
-      </w:r>
-      <w:r>
-        <w:rPr>
-          <w:rStyle w:val="VerbatimChar"/>
-        </w:rPr>
-        <w:t xml:space="preserve">removeVendor()</w:t>
-      </w:r>
-      <w:r>
-        <w:t xml:space="preserve">.</w:t>
-      </w:r>
-      <w:r>
-        <w:t xml:space="preserve"> </w:t>
-      </w:r>
-      <w:r>
-        <w:t xml:space="preserve">- The</w:t>
-      </w:r>
-      <w:r>
-        <w:t xml:space="preserve"> </w:t>
-      </w:r>
-      <w:r>
-        <w:rPr>
-          <w:rStyle w:val="VerbatimChar"/>
-        </w:rPr>
-        <w:t xml:space="preserve">×</w:t>
-      </w:r>
-      <w:r>
-        <w:t xml:space="preserve"> </w:t>
-      </w:r>
-      <w:r>
-        <w:t xml:space="preserve">is</w:t>
-      </w:r>
-      <w:r>
-        <w:t xml:space="preserve"> </w:t>
-      </w:r>
-      <w:r>
-        <w:rPr>
-          <w:b/>
-          <w:bCs/>
-        </w:rPr>
-        <w:t xml:space="preserve">tap-to-confirm</w:t>
-      </w:r>
-      <w:r>
-        <w:t xml:space="preserve"> </w:t>
-      </w:r>
-      <w:r>
-        <w:t xml:space="preserve">(</w:t>
-      </w:r>
-      <w:r>
-        <w:t xml:space="preserve">“× → Remove? → tap”</w:t>
-      </w:r>
-      <w:r>
-        <w:t xml:space="preserve">) — guards against a stray touch while scrolling the rail.</w:t>
-      </w:r>
-      <w:r>
-        <w:t xml:space="preserve"> </w:t>
-      </w:r>
-      <w:r>
-        <w:t xml:space="preserve">-</w:t>
-      </w:r>
-      <w:r>
-        <w:t xml:space="preserve"> </w:t>
-      </w:r>
-      <w:r>
-        <w:rPr>
-          <w:b/>
-          <w:bCs/>
-        </w:rPr>
-        <w:t xml:space="preserve">Finalize a single-pick slot → collapse the rail</w:t>
-      </w:r>
-      <w:r>
-        <w:t xml:space="preserve"> </w:t>
-      </w:r>
-      <w:r>
-        <w:t xml:space="preserve">to just the chosen card: drop the</w:t>
-      </w:r>
-      <w:r>
-        <w:t xml:space="preserve"> </w:t>
-      </w:r>
-      <w:r>
-        <w:rPr>
-          <w:rStyle w:val="VerbatimChar"/>
-        </w:rPr>
-        <w:t xml:space="preserve">+ Add</w:t>
-      </w:r>
-      <w:r>
-        <w:t xml:space="preserve"> </w:t>
-      </w:r>
-      <w:r>
-        <w:t xml:space="preserve">card + the rest of the shortlist, hide Compare, show</w:t>
-      </w:r>
-      <w:r>
-        <w:t xml:space="preserve"> </w:t>
-      </w:r>
-      <w:r>
-        <w:rPr>
-          <w:rStyle w:val="VerbatimChar"/>
-        </w:rPr>
-        <w:t xml:space="preserve">↩ Change pick</w:t>
-      </w:r>
-      <w:r>
-        <w:t xml:space="preserve"> </w:t>
-      </w:r>
-      <w:r>
-        <w:t xml:space="preserve">to reopen. Single-option (auto-picked) categories render collapsed from the start.</w:t>
-      </w:r>
-      <w:r>
-        <w:t xml:space="preserve"> </w:t>
-      </w:r>
-      <w:r>
-        <w:t xml:space="preserve">-</w:t>
-      </w:r>
-      <w:r>
-        <w:t xml:space="preserve"> </w:t>
-      </w:r>
-      <w:r>
-        <w:rPr>
-          <w:b/>
-          <w:bCs/>
-        </w:rPr>
-        <w:t xml:space="preserve">Keep-multiple categories</w:t>
-      </w:r>
-      <w:r>
-        <w:t xml:space="preserve"> </w:t>
-      </w:r>
-      <w:r>
-        <w:t xml:space="preserve">(booths, transport, HMUA, florist, etc.)</w:t>
-      </w:r>
-      <w:r>
-        <w:t xml:space="preserve"> </w:t>
-      </w:r>
-      <w:r>
-        <w:rPr>
-          <w:b/>
-          <w:bCs/>
-        </w:rPr>
-        <w:t xml:space="preserve">do NOT collapse</w:t>
-      </w:r>
-      <w:r>
-        <w:t xml:space="preserve">; their kept cards also have no</w:t>
-      </w:r>
-      <w:r>
-        <w:t xml:space="preserve"> </w:t>
-      </w:r>
-      <w:r>
-        <w:rPr>
-          <w:rStyle w:val="VerbatimChar"/>
-        </w:rPr>
-        <w:t xml:space="preserve">×</w:t>
-      </w:r>
-      <w:r>
-        <w:t xml:space="preserve"> </w:t>
-      </w:r>
-      <w:r>
-        <w:t xml:space="preserve">— long-press to un-keep first, then the</w:t>
-      </w:r>
-      <w:r>
-        <w:t xml:space="preserve"> </w:t>
-      </w:r>
-      <w:r>
-        <w:rPr>
-          <w:rStyle w:val="VerbatimChar"/>
-        </w:rPr>
-        <w:t xml:space="preserve">×</w:t>
-      </w:r>
-      <w:r>
-        <w:t xml:space="preserve"> </w:t>
-      </w:r>
-      <w:r>
-        <w:t xml:space="preserve">returns.</w:t>
-      </w:r>
-      <w:r>
-        <w:t xml:space="preserve"> </w:t>
-      </w:r>
-      <w:r>
-        <w:t xml:space="preserve">- The</w:t>
-      </w:r>
-      <w:r>
-        <w:t xml:space="preserve"> </w:t>
-      </w:r>
-      <w:r>
-        <w:rPr>
-          <w:b/>
-          <w:bCs/>
-        </w:rPr>
-        <w:t xml:space="preserve">anchor (0km venue)</w:t>
-      </w:r>
-      <w:r>
-        <w:t xml:space="preserve"> </w:t>
-      </w:r>
-      <w:r>
-        <w:t xml:space="preserve">is never removable, never shows competition, labeled</w:t>
-      </w:r>
-      <w:r>
-        <w:t xml:space="preserve"> </w:t>
-      </w:r>
-      <w:r>
-        <w:t xml:space="preserve">“Your 0km anchor.”</w:t>
-      </w:r>
-    </w:p>
-    <w:p>
-      <w:pPr>
-        <w:pStyle w:val="BodyText"/>
-      </w:pPr>
-      <w:r>
-        <w:rPr>
-          <w:b/>
-          <w:bCs/>
-        </w:rPr>
-        <w:t xml:space="preserve">Top bar:</w:t>
-      </w:r>
-      <w:r>
-        <w:t xml:space="preserve"> </w:t>
-      </w:r>
-      <w:r>
-        <w:t xml:space="preserve">show</w:t>
-      </w:r>
-      <w:r>
-        <w:t xml:space="preserve"> </w:t>
-      </w:r>
-      <w:r>
-        <w:rPr>
-          <w:b/>
-          <w:bCs/>
-        </w:rPr>
-        <w:t xml:space="preserve">Chosen</w:t>
-      </w:r>
-      <w:r>
-        <w:t xml:space="preserve"> </w:t>
-      </w:r>
-      <w:r>
-        <w:t xml:space="preserve">(firm Σ of locked picks) +</w:t>
-      </w:r>
-      <w:r>
-        <w:t xml:space="preserve"> </w:t>
-      </w:r>
-      <w:r>
-        <w:rPr>
-          <w:b/>
-          <w:bCs/>
-        </w:rPr>
-        <w:t xml:space="preserve">Range</w:t>
-      </w:r>
-      <w:r>
-        <w:t xml:space="preserve"> </w:t>
-      </w:r>
-      <w:r>
-        <w:t xml:space="preserve">(cheapest→priciest of the shortlist); status + meter track</w:t>
-      </w:r>
-      <w:r>
-        <w:t xml:space="preserve"> </w:t>
-      </w:r>
-      <w:r>
-        <w:rPr>
-          <w:b/>
-          <w:bCs/>
-        </w:rPr>
-        <w:t xml:space="preserve">Range-high vs target</w:t>
-      </w:r>
-      <w:r>
-        <w:t xml:space="preserve">, not Chosen.</w:t>
-      </w:r>
-    </w:p>
-    <w:p>
-      <w:pPr>
-        <w:pStyle w:val="BodyText"/>
-      </w:pPr>
-      <w:r>
-        <w:rPr>
-          <w:b/>
-          <w:bCs/>
-        </w:rPr>
-        <w:t xml:space="preserve">Landing overview (</w:t>
-      </w:r>
-      <w:r>
-        <w:rPr>
-          <w:b/>
-          <w:bCs/>
-        </w:rPr>
-        <w:t xml:space="preserve">“Your Budget &amp; Plan”</w:t>
-      </w:r>
-      <w:r>
-        <w:rPr>
-          <w:b/>
-          <w:bCs/>
-        </w:rPr>
-        <w:t xml:space="preserve">):</w:t>
-      </w:r>
-      <w:r>
-        <w:t xml:space="preserve"> </w:t>
-      </w:r>
-      <w:r>
-        <w:t xml:space="preserve">must fit</w:t>
-      </w:r>
-      <w:r>
-        <w:t xml:space="preserve"> </w:t>
-      </w:r>
-      <w:r>
-        <w:rPr>
-          <w:b/>
-          <w:bCs/>
-        </w:rPr>
-        <w:t xml:space="preserve">one screen, no internal scroll</w:t>
-      </w:r>
-      <w:r>
-        <w:t xml:space="preserve">; forward/motivating only;</w:t>
-      </w:r>
-      <w:r>
-        <w:t xml:space="preserve"> </w:t>
-      </w:r>
-      <w:r>
-        <w:t xml:space="preserve">“What to lock next”</w:t>
-      </w:r>
-      <w:r>
-        <w:t xml:space="preserve"> </w:t>
-      </w:r>
-      <w:r>
-        <w:t xml:space="preserve">caps at</w:t>
-      </w:r>
-      <w:r>
-        <w:t xml:space="preserve"> </w:t>
-      </w:r>
-      <w:r>
-        <w:rPr>
-          <w:b/>
-          <w:bCs/>
-        </w:rPr>
-        <w:t xml:space="preserve">3</w:t>
-      </w:r>
-      <w:r>
-        <w:t xml:space="preserve"> </w:t>
-      </w:r>
-      <w:r>
-        <w:t xml:space="preserve">rows + a</w:t>
-      </w:r>
-      <w:r>
-        <w:t xml:space="preserve"> </w:t>
-      </w:r>
-      <w:r>
-        <w:t xml:space="preserve">“+N more”</w:t>
-      </w:r>
-      <w:r>
-        <w:t xml:space="preserve"> </w:t>
-      </w:r>
-      <w:r>
-        <w:t xml:space="preserve">line, with a</w:t>
-      </w:r>
-      <w:r>
-        <w:t xml:space="preserve"> </w:t>
-      </w:r>
-      <w:r>
-        <w:t xml:space="preserve">“Next up”</w:t>
-      </w:r>
-      <w:r>
-        <w:t xml:space="preserve"> </w:t>
-      </w:r>
-      <w:r>
-        <w:t xml:space="preserve">fallback when nothing’s urgent.</w:t>
-      </w:r>
-    </w:p>
-    <w:p>
-      <w:pPr>
-        <w:pStyle w:val="BodyText"/>
-      </w:pPr>
-      <w:r>
-        <w:rPr>
-          <w:b/>
-          <w:bCs/>
-        </w:rPr>
-        <w:t xml:space="preserve">Bottom recap:</w:t>
-      </w:r>
-      <w:r>
-        <w:t xml:space="preserve"> </w:t>
-      </w:r>
-      <w:r>
-        <w:t xml:space="preserve">fills the</w:t>
-      </w:r>
-      <w:r>
-        <w:t xml:space="preserve"> </w:t>
-      </w:r>
-      <w:r>
-        <w:rPr>
-          <w:b/>
-          <w:bCs/>
-        </w:rPr>
-        <w:t xml:space="preserve">bottom half</w:t>
-      </w:r>
-      <w:r>
-        <w:t xml:space="preserve"> </w:t>
-      </w:r>
-      <w:r>
-        <w:t xml:space="preserve">once all categories pile up; accomplishment-framed —</w:t>
-      </w:r>
-      <w:r>
-        <w:t xml:space="preserve"> </w:t>
-      </w:r>
-      <w:r>
-        <w:rPr>
-          <w:rStyle w:val="VerbatimChar"/>
-        </w:rPr>
-        <w:t xml:space="preserve">~N hours saved</w:t>
-      </w:r>
-      <w:r>
-        <w:t xml:space="preserve">, market pool, Searched / Shortlisted / Finalized.</w:t>
-      </w:r>
-    </w:p>
-    <w:p>
-      <w:pPr>
-        <w:pStyle w:val="BodyText"/>
-      </w:pPr>
-      <w:r>
-        <w:rPr>
-          <w:b/>
-          <w:bCs/>
-        </w:rPr>
-        <w:t xml:space="preserve">Motion:</w:t>
-      </w:r>
-      <w:r>
-        <w:t xml:space="preserve"> </w:t>
-      </w:r>
-      <w:r>
-        <w:t xml:space="preserve">curve-zoom in (vertical 2D per-row-block + horizontal 3D coverflow) · per-block lock (card clears the nav before locking) · gentle snap</w:t>
-      </w:r>
-      <w:r>
-        <w:t xml:space="preserve"> </w:t>
-      </w:r>
-      <w:r>
-        <w:rPr>
-          <w:b/>
-          <w:bCs/>
-        </w:rPr>
-        <w:t xml:space="preserve">≤~70px only, never a category-crossing yank</w:t>
-      </w:r>
-      <w:r>
-        <w:t xml:space="preserve"> </w:t>
-      </w:r>
-      <w:r>
-        <w:t xml:space="preserve">· haptic on both axes, best-effort (no iOS web vibration — native app only).</w:t>
-      </w:r>
-    </w:p>
-    <w:p>
-      <w:pPr>
-        <w:pStyle w:val="BodyText"/>
-      </w:pPr>
-      <w:r>
-        <w:rPr>
-          <w:b/>
-          <w:bCs/>
-        </w:rPr>
-        <w:t xml:space="preserve">Budget:</w:t>
-      </w:r>
-      <w:r>
-        <w:t xml:space="preserve"> </w:t>
-      </w:r>
-      <w:r>
-        <w:t xml:space="preserve">3-line cost per vendor (Package + Transportation + Crew Meal, iteration 0007); in-app services + anchor have none.</w:t>
-      </w:r>
-    </w:p>
-    <w:p>
-      <w:pPr>
-        <w:pStyle w:val="BodyText"/>
-      </w:pPr>
-      <w:r>
-        <w:rPr>
-          <w:b/>
-          <w:bCs/>
-        </w:rPr>
-        <w:t xml:space="preserve">Vendor identity:</w:t>
-      </w:r>
-      <w:r>
-        <w:t xml:space="preserve"> </w:t>
-      </w:r>
-      <w:r>
-        <w:t xml:space="preserve">card</w:t>
-      </w:r>
-      <w:r>
-        <w:t xml:space="preserve"> </w:t>
-      </w:r>
-      <w:r>
-        <w:t xml:space="preserve">“Vendor”</w:t>
-      </w:r>
-      <w:r>
-        <w:t xml:space="preserve"> </w:t>
-      </w:r>
-      <w:r>
-        <w:t xml:space="preserve">line resolves through</w:t>
-      </w:r>
-      <w:r>
-        <w:t xml:space="preserve"> </w:t>
-      </w:r>
-      <w:r>
-        <w:rPr>
-          <w:b/>
-          <w:bCs/>
-        </w:rPr>
-        <w:t xml:space="preserve">hybrid-anonymity</w:t>
-      </w:r>
-      <w:r>
-        <w:t xml:space="preserve"> </w:t>
-      </w:r>
-      <w:r>
-        <w:t xml:space="preserve">(screen name until first chat reply); Setnayan services are cards under their parent category, never their own tile.</w:t>
-      </w:r>
-    </w:p>
-    <w:p>
-      <w:pPr>
-        <w:pStyle w:val="BodyText"/>
-      </w:pPr>
-      <w:r>
-        <w:rPr>
-          <w:b/>
-          <w:bCs/>
-        </w:rPr>
-        <w:t xml:space="preserve">Same-date competition:</w:t>
-      </w:r>
-      <w:r>
-        <w:t xml:space="preserve"> </w:t>
-      </w:r>
-      <w:r>
-        <w:t xml:space="preserve">aggregate</w:t>
-      </w:r>
-      <w:r>
-        <w:t xml:space="preserve"> </w:t>
-      </w:r>
-      <w:r>
-        <w:rPr>
-          <w:b/>
-          <w:bCs/>
-        </w:rPr>
-        <w:t xml:space="preserve">count only</w:t>
-      </w:r>
-      <w:r>
-        <w:t xml:space="preserve"> </w:t>
-      </w:r>
-      <w:r>
-        <w:t xml:space="preserve">(never identities, RA 10173) ·</w:t>
-      </w:r>
-      <w:r>
-        <w:t xml:space="preserve"> </w:t>
-      </w:r>
-      <w:r>
-        <w:rPr>
-          <w:b/>
-          <w:bCs/>
-        </w:rPr>
-        <w:t xml:space="preserve">never fabricated</w:t>
-      </w:r>
-      <w:r>
-        <w:t xml:space="preserve"> </w:t>
-      </w:r>
-      <w:r>
-        <w:t xml:space="preserve">(no fake scarcity) · real soft-hold counts.</w:t>
-      </w:r>
-    </w:p>
-    <w:p>
-      <w:pPr>
-        <w:pStyle w:val="BodyText"/>
-      </w:pPr>
-      <w:r>
-        <w:rPr>
-          <w:b/>
-          <w:bCs/>
-        </w:rPr>
-        <w:t xml:space="preserve">Platform guardrails (corpus-wide):</w:t>
-      </w:r>
-      <w:r>
-        <w:t xml:space="preserve"> </w:t>
-      </w:r>
-      <w:r>
-        <w:t xml:space="preserve">PHP centavos only,</w:t>
-      </w:r>
-      <w:r>
-        <w:t xml:space="preserve"> </w:t>
-      </w:r>
-      <w:r>
-        <w:rPr>
-          <w:b/>
-          <w:bCs/>
-        </w:rPr>
-        <w:t xml:space="preserve">no USD, no invented prices</w:t>
-      </w:r>
-      <w:r>
-        <w:t xml:space="preserve"> </w:t>
-      </w:r>
-      <w:r>
-        <w:t xml:space="preserve">·</w:t>
-      </w:r>
-      <w:r>
-        <w:t xml:space="preserve"> </w:t>
-      </w:r>
-      <w:r>
-        <w:rPr>
-          <w:b/>
-          <w:bCs/>
-        </w:rPr>
-        <w:t xml:space="preserve">no wallet UI</w:t>
-      </w:r>
-      <w:r>
-        <w:t xml:space="preserve"> </w:t>
-      </w:r>
-      <w:r>
-        <w:t xml:space="preserve">(order-and-pay) ·</w:t>
-      </w:r>
-      <w:r>
-        <w:t xml:space="preserve"> </w:t>
-      </w:r>
-      <w:r>
-        <w:rPr>
-          <w:b/>
-          <w:bCs/>
-        </w:rPr>
-        <w:t xml:space="preserve">Clean Editorial palette</w:t>
-      </w:r>
-      <w:r>
-        <w:t xml:space="preserve"> </w:t>
-      </w:r>
-      <w:r>
-        <w:t xml:space="preserve">+</w:t>
-      </w:r>
-      <w:r>
-        <w:t xml:space="preserve"> </w:t>
-      </w:r>
-      <w:r>
-        <w:rPr>
-          <w:b/>
-          <w:bCs/>
-        </w:rPr>
-        <w:t xml:space="preserve">brand voice, no dev text</w:t>
-      </w:r>
-      <w:r>
-        <w:t xml:space="preserve"> </w:t>
-      </w:r>
-      <w:r>
-        <w:t xml:space="preserve">· responsive (mobile + desktop patterns).</w:t>
-      </w:r>
-    </w:p>
-    <w:p>
-      <w:pPr>
-        <w:pStyle w:val="BodyText"/>
-      </w:pPr>
-      <w:r>
-        <w:rPr>
-          <w:b/>
-          <w:bCs/>
-        </w:rPr>
-        <w:t xml:space="preserve">This is post-pilot V1.x</w:t>
-      </w:r>
-      <w:r>
-        <w:t xml:space="preserve"> </w:t>
-      </w:r>
-      <w:r>
-        <w:t xml:space="preserve">— owner-approved (incl. the two new surfaces in §6); don’t re-block, but honor every guardrail above.</w:t>
-      </w:r>
-    </w:p>
-    <w:p>
-      <w:r>
-        <w:pict>
-          <v:rect style="width:0;height:1.5pt" o:hralign="center" o:hrstd="t" o:hr="t"/>
-        </w:pict>
-      </w:r>
-    </w:p>
-    <w:bookmarkEnd w:id="36"/>
-    <w:bookmarkStart w:id="43" w:name="X1bdff2b6a980b751b9b5e2bef4af9a00aa8e59e"/>
-    <w:p>
-      <w:pPr>
-        <w:pStyle w:val="Heading2"/>
-      </w:pPr>
-      <w:r>
-        <w:t xml:space="preserve">13. Data wiring &amp; schema map (design → build ticket)</w:t>
-      </w:r>
-    </w:p>
-    <w:p>
-      <w:pPr>
-        <w:pStyle w:val="BlockText"/>
-      </w:pPr>
-      <w:r>
-        <w:t xml:space="preserve">⚠️</w:t>
-      </w:r>
-      <w:r>
-        <w:t xml:space="preserve"> </w:t>
-      </w:r>
-      <w:r>
-        <w:rPr>
-          <w:b/>
-          <w:bCs/>
-        </w:rPr>
-        <w:t xml:space="preserve">Verify-first caveat.</w:t>
-      </w:r>
-      <w:r>
-        <w:t xml:space="preserve"> </w:t>
-      </w:r>
-      <w:r>
-        <w:t xml:space="preserve">This maps against the</w:t>
-      </w:r>
-      <w:r>
-        <w:t xml:space="preserve"> </w:t>
-      </w:r>
-      <w:r>
-        <w:rPr>
-          <w:b/>
-          <w:bCs/>
-        </w:rPr>
-        <w:t xml:space="preserve">spec corpus</w:t>
-      </w:r>
-      <w:r>
-        <w:t xml:space="preserve"> </w:t>
-      </w:r>
-      <w:r>
-        <w:t xml:space="preserve">(iterations 0006 vendors · 0007 budget · 0034 payments · 0045 product catalogs · 0016 wizard) + the CLAUDE.md decision log —</w:t>
-      </w:r>
-      <w:r>
-        <w:t xml:space="preserve"> </w:t>
-      </w:r>
-      <w:r>
-        <w:rPr>
-          <w:b/>
-          <w:bCs/>
-        </w:rPr>
-        <w:t xml:space="preserve">NOT</w:t>
-      </w:r>
-      <w:r>
-        <w:t xml:space="preserve"> </w:t>
-      </w:r>
-      <w:r>
-        <w:t xml:space="preserve">the live</w:t>
-      </w:r>
-      <w:r>
-        <w:t xml:space="preserve"> </w:t>
-      </w:r>
-      <w:r>
-        <w:rPr>
-          <w:rStyle w:val="VerbatimChar"/>
-        </w:rPr>
-        <w:t xml:space="preserve">apps/web</w:t>
-      </w:r>
-      <w:r>
-        <w:t xml:space="preserve"> </w:t>
-      </w:r>
-      <w:r>
-        <w:t xml:space="preserve">migrations (that repo is not in this folder).</w:t>
-      </w:r>
-      <w:r>
-        <w:t xml:space="preserve"> </w:t>
-      </w:r>
-      <w:r>
-        <w:rPr>
-          <w:b/>
-          <w:bCs/>
-        </w:rPr>
-        <w:t xml:space="preserve">Before coding, verify every table/column name + existence against</w:t>
-      </w:r>
-      <w:r>
-        <w:rPr>
-          <w:b/>
-          <w:bCs/>
-        </w:rPr>
-        <w:t xml:space="preserve"> </w:t>
-      </w:r>
-      <w:r>
-        <w:rPr>
-          <w:rStyle w:val="VerbatimChar"/>
-          <w:b/>
-          <w:bCs/>
-        </w:rPr>
-        <w:t xml:space="preserve">supabase/migrations/</w:t>
-      </w:r>
-      <w:r>
-        <w:rPr>
-          <w:b/>
-          <w:bCs/>
-        </w:rPr>
-        <w:t xml:space="preserve"> </w:t>
-      </w:r>
-      <w:r>
-        <w:rPr>
-          <w:b/>
-          <w:bCs/>
-        </w:rPr>
-        <w:t xml:space="preserve">and</w:t>
-      </w:r>
-      <w:r>
-        <w:rPr>
-          <w:b/>
-          <w:bCs/>
-        </w:rPr>
-        <w:t xml:space="preserve"> </w:t>
-      </w:r>
-      <w:r>
-        <w:rPr>
-          <w:rStyle w:val="VerbatimChar"/>
-          <w:b/>
-          <w:bCs/>
-        </w:rPr>
-        <w:t xml:space="preserve">apps/web/lib/</w:t>
-      </w:r>
-      <w:r>
-        <w:rPr>
-          <w:b/>
-          <w:bCs/>
-        </w:rPr>
-        <w:t xml:space="preserve">.</w:t>
-      </w:r>
-      <w:r>
-        <w:t xml:space="preserve"> </w:t>
-      </w:r>
-      <w:r>
-        <w:t xml:space="preserve">Flags: ✅ likely exists · 🧮 computed at read · 🔌 reuse an existing action · 🆕 likely needs a migration / new code · ⚠️ unresolved, decide first.</w:t>
-      </w:r>
-    </w:p>
-    <w:bookmarkStart w:id="37" w:name="store-tables"/>
-    <w:p>
-      <w:pPr>
-        <w:pStyle w:val="Heading3"/>
-      </w:pPr>
-      <w:r>
-        <w:t xml:space="preserve">13.1 Store ↔ tables</w:t>
+        <w:t xml:space="preserve">11. Performance &amp; data contract (owner-emphasized —</w:t>
+      </w:r>
+      <w:r>
+        <w:t xml:space="preserve"> </w:t>
+      </w:r>
+      <w:r>
+        <w:t xml:space="preserve">“I do not want it to always load”</w:t>
+      </w:r>
+      <w:r>
+        <w:t xml:space="preserve">)</w:t>
       </w:r>
     </w:p>
     <w:p>
@@ -5221,7 +4598,17 @@
         </w:numPr>
       </w:pPr>
       <w:r>
-        <w:t xml:space="preserve">The in-memory store (mock</w:t>
+        <w:rPr>
+          <w:b/>
+          <w:bCs/>
+        </w:rPr>
+        <w:t xml:space="preserve">In-memory store, not a reload-per-action.</w:t>
+      </w:r>
+      <w:r>
+        <w:t xml:space="preserve"> </w:t>
+      </w:r>
+      <w:r>
+        <w:t xml:space="preserve">Hold the couple’s plan (the per-category vendor lists + picks) in one client-side store (the prototype’s</w:t>
       </w:r>
       <w:r>
         <w:t xml:space="preserve"> </w:t>
@@ -5233,78 +4620,7 @@
         <w:t xml:space="preserve">TAX</w:t>
       </w:r>
       <w:r>
-        <w:t xml:space="preserve">) is hydrated from</w:t>
-      </w:r>
-      <w:r>
-        <w:t xml:space="preserve"> </w:t>
-      </w:r>
-      <w:r>
-        <w:rPr>
-          <w:rStyle w:val="VerbatimChar"/>
-          <w:b/>
-          <w:bCs/>
-        </w:rPr>
-        <w:t xml:space="preserve">event_vendors</w:t>
-      </w:r>
-      <w:r>
-        <w:t xml:space="preserve"> </w:t>
-      </w:r>
-      <w:r>
-        <w:t xml:space="preserve">(the couple’s per-event vendor rows —</w:t>
-      </w:r>
-      <w:r>
-        <w:t xml:space="preserve"> </w:t>
-      </w:r>
-      <w:r>
-        <w:rPr>
-          <w:i/>
-          <w:iCs/>
-        </w:rPr>
-        <w:t xml:space="preserve">verify name: may be</w:t>
-      </w:r>
-      <w:r>
-        <w:rPr>
-          <w:i/>
-          <w:iCs/>
-        </w:rPr>
-        <w:t xml:space="preserve"> </w:t>
-      </w:r>
-      <w:r>
-        <w:rPr>
-          <w:rStyle w:val="VerbatimChar"/>
-          <w:i/>
-          <w:iCs/>
-        </w:rPr>
-        <w:t xml:space="preserve">event_vendor_relationships</w:t>
-      </w:r>
-      <w:r>
-        <w:t xml:space="preserve">) joined to</w:t>
-      </w:r>
-      <w:r>
-        <w:t xml:space="preserve"> </w:t>
-      </w:r>
-      <w:r>
-        <w:rPr>
-          <w:rStyle w:val="VerbatimChar"/>
-          <w:b/>
-          <w:bCs/>
-        </w:rPr>
-        <w:t xml:space="preserve">vendor_profiles</w:t>
-      </w:r>
-      <w:r>
-        <w:t xml:space="preserve"> </w:t>
-      </w:r>
-      <w:r>
-        <w:t xml:space="preserve">(marketplace card data), plus the platform SKU catalog (</w:t>
-      </w:r>
-      <w:r>
-        <w:rPr>
-          <w:rStyle w:val="VerbatimChar"/>
-        </w:rPr>
-        <w:t xml:space="preserve">platform_retail_catalog_v2</w:t>
-      </w:r>
-      <w:r>
-        <w:t xml:space="preserve">) for Setnayan-service cards.</w:t>
+        <w:t xml:space="preserve">). The page renders from memory; it must feel instant on return, not re-fetch the world.</w:t>
       </w:r>
     </w:p>
     <w:p>
@@ -5316,39 +4632,45 @@
         </w:numPr>
       </w:pPr>
       <w:r>
-        <w:t xml:space="preserve">mock</w:t>
-      </w:r>
-      <w:r>
-        <w:t xml:space="preserve"> </w:t>
-      </w:r>
-      <w:r>
-        <w:rPr>
-          <w:b/>
-          <w:bCs/>
-        </w:rPr>
-        <w:t xml:space="preserve">child category</w:t>
-      </w:r>
-      <w:r>
-        <w:t xml:space="preserve"> </w:t>
-      </w:r>
-      <w:r>
-        <w:t xml:space="preserve">≈</w:t>
-      </w:r>
-      <w:r>
-        <w:t xml:space="preserve"> </w:t>
-      </w:r>
-      <w:r>
-        <w:rPr>
-          <w:b/>
-          <w:bCs/>
-        </w:rPr>
-        <w:t xml:space="preserve">canonical_service</w:t>
-      </w:r>
-      <w:r>
-        <w:t xml:space="preserve"> </w:t>
-      </w:r>
-      <w:r>
-        <w:t xml:space="preserve">(the 10-folder tiles / 192-row taxonomy).</w:t>
+        <w:rPr>
+          <w:b/>
+          <w:bCs/>
+        </w:rPr>
+        <w:t xml:space="preserve">Incremental, per-category refresh.</w:t>
+      </w:r>
+      <w:r>
+        <w:t xml:space="preserve"> </w:t>
+      </w:r>
+      <w:r>
+        <w:t xml:space="preserve">Adding or removing a vendor</w:t>
+      </w:r>
+      <w:r>
+        <w:t xml:space="preserve"> </w:t>
+      </w:r>
+      <w:r>
+        <w:rPr>
+          <w:b/>
+          <w:bCs/>
+        </w:rPr>
+        <w:t xml:space="preserve">rebuilds only that one category</w:t>
+      </w:r>
+      <w:r>
+        <w:t xml:space="preserve"> </w:t>
+      </w:r>
+      <w:r>
+        <w:t xml:space="preserve">in place (the prototype’s</w:t>
+      </w:r>
+      <w:r>
+        <w:t xml:space="preserve"> </w:t>
+      </w:r>
+      <w:r>
+        <w:rPr>
+          <w:rStyle w:val="VerbatimChar"/>
+        </w:rPr>
+        <w:t xml:space="preserve">refreshCat(ci)</w:t>
+      </w:r>
+      <w:r>
+        <w:t xml:space="preserve">) — never a full re-render. Set-primary / finalize also rebuilds just its category (so the collapse fires).</w:t>
       </w:r>
     </w:p>
     <w:p>
@@ -5360,104 +4682,17 @@
         </w:numPr>
       </w:pPr>
       <w:r>
-        <w:t xml:space="preserve">mock</w:t>
-      </w:r>
-      <w:r>
-        <w:t xml:space="preserve"> </w:t>
-      </w:r>
-      <w:r>
-        <w:rPr>
-          <w:b/>
-          <w:bCs/>
-        </w:rPr>
-        <w:t xml:space="preserve">slot</w:t>
-      </w:r>
-      <w:r>
-        <w:t xml:space="preserve"> </w:t>
-      </w:r>
-      <w:r>
-        <w:t xml:space="preserve">for multi-item tiles (Ceremony Gown vs Reception Gown vs Shoes inside</w:t>
-      </w:r>
-      <w:r>
-        <w:t xml:space="preserve"> </w:t>
-      </w:r>
-      <w:r>
-        <w:t xml:space="preserve">“Bride’s Attire”</w:t>
-      </w:r>
-      <w:r>
-        <w:t xml:space="preserve">) → ⚠️</w:t>
-      </w:r>
-      <w:r>
-        <w:t xml:space="preserve"> </w:t>
-      </w:r>
-      <w:r>
-        <w:rPr>
-          <w:b/>
-          <w:bCs/>
-        </w:rPr>
-        <w:t xml:space="preserve">unresolved</w:t>
-      </w:r>
-      <w:r>
-        <w:t xml:space="preserve">: the live taxonomy likely has no per-slot sub-key.</w:t>
-      </w:r>
-      <w:r>
-        <w:t xml:space="preserve"> </w:t>
-      </w:r>
-      <w:r>
-        <w:rPr>
-          <w:b/>
-          <w:bCs/>
-        </w:rPr>
-        <w:t xml:space="preserve">Decide:</w:t>
-      </w:r>
-      <w:r>
-        <w:t xml:space="preserve"> </w:t>
-      </w:r>
-      <w:r>
-        <w:t xml:space="preserve">add a</w:t>
-      </w:r>
-      <w:r>
-        <w:t xml:space="preserve"> </w:t>
-      </w:r>
-      <w:r>
-        <w:rPr>
-          <w:rStyle w:val="VerbatimChar"/>
-        </w:rPr>
-        <w:t xml:space="preserve">slot_key</w:t>
-      </w:r>
-      <w:r>
-        <w:t xml:space="preserve"> </w:t>
-      </w:r>
-      <w:r>
-        <w:t xml:space="preserve">to</w:t>
-      </w:r>
-      <w:r>
-        <w:t xml:space="preserve"> </w:t>
-      </w:r>
-      <w:r>
-        <w:rPr>
-          <w:rStyle w:val="VerbatimChar"/>
-        </w:rPr>
-        <w:t xml:space="preserve">event_vendors</w:t>
-      </w:r>
-      <w:r>
-        <w:t xml:space="preserve">, OR model each sub-item as its own canonical. Resolve this</w:t>
-      </w:r>
-      <w:r>
-        <w:t xml:space="preserve"> </w:t>
-      </w:r>
-      <w:r>
-        <w:rPr>
-          <w:i/>
-          <w:iCs/>
-        </w:rPr>
-        <w:t xml:space="preserve">inside the taxonomy refactor</w:t>
-      </w:r>
-      <w:r>
-        <w:t xml:space="preserve"> </w:t>
-      </w:r>
-      <w:r>
-        <w:t xml:space="preserve">(§7 dependency).</w:t>
+        <w:rPr>
+          <w:b/>
+          <w:bCs/>
+        </w:rPr>
+        <w:t xml:space="preserve">Add appends to that category’s row; remove evicts from it.</w:t>
+      </w:r>
+      <w:r>
+        <w:t xml:space="preserve"> </w:t>
+      </w:r>
+      <w:r>
+        <w:t xml:space="preserve">No global reload on either.</w:t>
       </w:r>
     </w:p>
     <w:p>
@@ -5466,6 +4701,1290 @@
         <w:numPr>
           <w:ilvl w:val="0"/>
           <w:numId w:val="1011"/>
+        </w:numPr>
+      </w:pPr>
+      <w:r>
+        <w:rPr>
+          <w:b/>
+          <w:bCs/>
+        </w:rPr>
+        <w:t xml:space="preserve">Cache the vendor data behind the cards</w:t>
+      </w:r>
+      <w:r>
+        <w:t xml:space="preserve"> </w:t>
+      </w:r>
+      <w:r>
+        <w:t xml:space="preserve">so cards paint without per-card fetches; invalidate a vendor’s cache entry when it’s removed. (In React: TanStack Query + the corpus caching strategy — see</w:t>
+      </w:r>
+      <w:r>
+        <w:t xml:space="preserve"> </w:t>
+      </w:r>
+      <w:r>
+        <w:rPr>
+          <w:rStyle w:val="VerbatimChar"/>
+        </w:rPr>
+        <w:t xml:space="preserve">02_Specifications/Caching_and_Offline_Strategy.md</w:t>
+      </w:r>
+      <w:r>
+        <w:t xml:space="preserve">; mutations invalidate only the affected query keys.)</w:t>
+      </w:r>
+    </w:p>
+    <w:p>
+      <w:pPr>
+        <w:pStyle w:val="Compact"/>
+        <w:numPr>
+          <w:ilvl w:val="0"/>
+          <w:numId w:val="1011"/>
+        </w:numPr>
+      </w:pPr>
+      <w:r>
+        <w:rPr>
+          <w:b/>
+          <w:bCs/>
+        </w:rPr>
+        <w:t xml:space="preserve">Deadlines + competition counts are lazy-eval on render</w:t>
+      </w:r>
+      <w:r>
+        <w:t xml:space="preserve"> </w:t>
+      </w:r>
+      <w:r>
+        <w:t xml:space="preserve">(no cron) — see §6.</w:t>
+      </w:r>
+    </w:p>
+    <w:p>
+      <w:r>
+        <w:pict>
+          <v:rect style="width:0;height:1.5pt" o:hralign="center" o:hrstd="t" o:hr="t"/>
+        </w:pict>
+      </w:r>
+    </w:p>
+    <w:bookmarkEnd w:id="35"/>
+    <w:bookmarkStart w:id="36" w:name="rules-invariants-do-not-violate"/>
+    <w:p>
+      <w:pPr>
+        <w:pStyle w:val="Heading2"/>
+      </w:pPr>
+      <w:r>
+        <w:t xml:space="preserve">12. Rules &amp; invariants (do not violate)</w:t>
+      </w:r>
+    </w:p>
+    <w:p>
+      <w:pPr>
+        <w:pStyle w:val="FirstParagraph"/>
+      </w:pPr>
+      <w:r>
+        <w:t xml:space="preserve">A consolidated checklist of every decision/adjustment locked for this surface. If you’re changing any of these, stop and confirm with the owner.</w:t>
+      </w:r>
+    </w:p>
+    <w:p>
+      <w:pPr>
+        <w:pStyle w:val="BodyText"/>
+      </w:pPr>
+      <w:r>
+        <w:rPr>
+          <w:b/>
+          <w:bCs/>
+        </w:rPr>
+        <w:t xml:space="preserve">Gesture grammar (locked — do not reassign):</w:t>
+      </w:r>
+      <w:r>
+        <w:t xml:space="preserve"> </w:t>
+      </w:r>
+      <w:r>
+        <w:t xml:space="preserve">tap card = open detail · long-press card = finalize (single) / toggle-keep (multi) · ⇄ = compare · card</w:t>
+      </w:r>
+      <w:r>
+        <w:t xml:space="preserve"> </w:t>
+      </w:r>
+      <w:r>
+        <w:rPr>
+          <w:rStyle w:val="VerbatimChar"/>
+        </w:rPr>
+        <w:t xml:space="preserve">×</w:t>
+      </w:r>
+      <w:r>
+        <w:t xml:space="preserve"> </w:t>
+      </w:r>
+      <w:r>
+        <w:t xml:space="preserve">= remove (tap-to-confirm) ·</w:t>
+      </w:r>
+      <w:r>
+        <w:t xml:space="preserve"> </w:t>
+      </w:r>
+      <w:r>
+        <w:rPr>
+          <w:rStyle w:val="VerbatimChar"/>
+        </w:rPr>
+        <w:t xml:space="preserve">+ Add</w:t>
+      </w:r>
+      <w:r>
+        <w:t xml:space="preserve"> </w:t>
+      </w:r>
+      <w:r>
+        <w:t xml:space="preserve">/ empty-row = full-height search.</w:t>
+      </w:r>
+    </w:p>
+    <w:p>
+      <w:pPr>
+        <w:pStyle w:val="BodyText"/>
+      </w:pPr>
+      <w:r>
+        <w:rPr>
+          <w:b/>
+          <w:bCs/>
+        </w:rPr>
+        <w:t xml:space="preserve">Remove / finalize:</w:t>
+      </w:r>
+      <w:r>
+        <w:t xml:space="preserve"> </w:t>
+      </w:r>
+      <w:r>
+        <w:t xml:space="preserve">- A</w:t>
+      </w:r>
+      <w:r>
+        <w:t xml:space="preserve"> </w:t>
+      </w:r>
+      <w:r>
+        <w:rPr>
+          <w:b/>
+          <w:bCs/>
+        </w:rPr>
+        <w:t xml:space="preserve">chosen card has no</w:t>
+      </w:r>
+      <w:r>
+        <w:rPr>
+          <w:b/>
+          <w:bCs/>
+        </w:rPr>
+        <w:t xml:space="preserve"> </w:t>
+      </w:r>
+      <w:r>
+        <w:rPr>
+          <w:rStyle w:val="VerbatimChar"/>
+          <w:b/>
+          <w:bCs/>
+        </w:rPr>
+        <w:t xml:space="preserve">×</w:t>
+      </w:r>
+      <w:r>
+        <w:t xml:space="preserve"> </w:t>
+      </w:r>
+      <w:r>
+        <w:t xml:space="preserve">— you</w:t>
+      </w:r>
+      <w:r>
+        <w:t xml:space="preserve"> </w:t>
+      </w:r>
+      <w:r>
+        <w:rPr>
+          <w:i/>
+          <w:iCs/>
+        </w:rPr>
+        <w:t xml:space="preserve">change</w:t>
+      </w:r>
+      <w:r>
+        <w:t xml:space="preserve"> </w:t>
+      </w:r>
+      <w:r>
+        <w:t xml:space="preserve">a decision, you don’t delete it. Three remove paths exist: card</w:t>
+      </w:r>
+      <w:r>
+        <w:t xml:space="preserve"> </w:t>
+      </w:r>
+      <w:r>
+        <w:rPr>
+          <w:rStyle w:val="VerbatimChar"/>
+        </w:rPr>
+        <w:t xml:space="preserve">×</w:t>
+      </w:r>
+      <w:r>
+        <w:t xml:space="preserve">, compare-column Remove, detail</w:t>
+      </w:r>
+      <w:r>
+        <w:t xml:space="preserve"> </w:t>
+      </w:r>
+      <w:r>
+        <w:t xml:space="preserve">“Remove from plan”</w:t>
+      </w:r>
+      <w:r>
+        <w:t xml:space="preserve"> </w:t>
+      </w:r>
+      <w:r>
+        <w:t xml:space="preserve">— all via one</w:t>
+      </w:r>
+      <w:r>
+        <w:t xml:space="preserve"> </w:t>
+      </w:r>
+      <w:r>
+        <w:rPr>
+          <w:rStyle w:val="VerbatimChar"/>
+        </w:rPr>
+        <w:t xml:space="preserve">removeVendor()</w:t>
+      </w:r>
+      <w:r>
+        <w:t xml:space="preserve">.</w:t>
+      </w:r>
+      <w:r>
+        <w:t xml:space="preserve"> </w:t>
+      </w:r>
+      <w:r>
+        <w:t xml:space="preserve">- The</w:t>
+      </w:r>
+      <w:r>
+        <w:t xml:space="preserve"> </w:t>
+      </w:r>
+      <w:r>
+        <w:rPr>
+          <w:rStyle w:val="VerbatimChar"/>
+        </w:rPr>
+        <w:t xml:space="preserve">×</w:t>
+      </w:r>
+      <w:r>
+        <w:t xml:space="preserve"> </w:t>
+      </w:r>
+      <w:r>
+        <w:t xml:space="preserve">is</w:t>
+      </w:r>
+      <w:r>
+        <w:t xml:space="preserve"> </w:t>
+      </w:r>
+      <w:r>
+        <w:rPr>
+          <w:b/>
+          <w:bCs/>
+        </w:rPr>
+        <w:t xml:space="preserve">tap-to-confirm</w:t>
+      </w:r>
+      <w:r>
+        <w:t xml:space="preserve"> </w:t>
+      </w:r>
+      <w:r>
+        <w:t xml:space="preserve">(</w:t>
+      </w:r>
+      <w:r>
+        <w:t xml:space="preserve">“× → Remove? → tap”</w:t>
+      </w:r>
+      <w:r>
+        <w:t xml:space="preserve">) — guards against a stray touch while scrolling the rail.</w:t>
+      </w:r>
+      <w:r>
+        <w:t xml:space="preserve"> </w:t>
+      </w:r>
+      <w:r>
+        <w:t xml:space="preserve">-</w:t>
+      </w:r>
+      <w:r>
+        <w:t xml:space="preserve"> </w:t>
+      </w:r>
+      <w:r>
+        <w:rPr>
+          <w:b/>
+          <w:bCs/>
+        </w:rPr>
+        <w:t xml:space="preserve">Finalize a single-pick slot → collapse the rail</w:t>
+      </w:r>
+      <w:r>
+        <w:t xml:space="preserve"> </w:t>
+      </w:r>
+      <w:r>
+        <w:t xml:space="preserve">to just the chosen card: drop the</w:t>
+      </w:r>
+      <w:r>
+        <w:t xml:space="preserve"> </w:t>
+      </w:r>
+      <w:r>
+        <w:rPr>
+          <w:rStyle w:val="VerbatimChar"/>
+        </w:rPr>
+        <w:t xml:space="preserve">+ Add</w:t>
+      </w:r>
+      <w:r>
+        <w:t xml:space="preserve"> </w:t>
+      </w:r>
+      <w:r>
+        <w:t xml:space="preserve">card + the rest of the shortlist, hide Compare, show</w:t>
+      </w:r>
+      <w:r>
+        <w:t xml:space="preserve"> </w:t>
+      </w:r>
+      <w:r>
+        <w:rPr>
+          <w:rStyle w:val="VerbatimChar"/>
+        </w:rPr>
+        <w:t xml:space="preserve">↩ Change pick</w:t>
+      </w:r>
+      <w:r>
+        <w:t xml:space="preserve"> </w:t>
+      </w:r>
+      <w:r>
+        <w:t xml:space="preserve">to reopen. Single-option (auto-picked) categories render collapsed from the start.</w:t>
+      </w:r>
+      <w:r>
+        <w:t xml:space="preserve"> </w:t>
+      </w:r>
+      <w:r>
+        <w:t xml:space="preserve">-</w:t>
+      </w:r>
+      <w:r>
+        <w:t xml:space="preserve"> </w:t>
+      </w:r>
+      <w:r>
+        <w:rPr>
+          <w:b/>
+          <w:bCs/>
+        </w:rPr>
+        <w:t xml:space="preserve">Keep-multiple categories</w:t>
+      </w:r>
+      <w:r>
+        <w:t xml:space="preserve"> </w:t>
+      </w:r>
+      <w:r>
+        <w:t xml:space="preserve">(booths, transport, HMUA, florist, etc.)</w:t>
+      </w:r>
+      <w:r>
+        <w:t xml:space="preserve"> </w:t>
+      </w:r>
+      <w:r>
+        <w:rPr>
+          <w:b/>
+          <w:bCs/>
+        </w:rPr>
+        <w:t xml:space="preserve">do NOT collapse</w:t>
+      </w:r>
+      <w:r>
+        <w:t xml:space="preserve">; their kept cards also have no</w:t>
+      </w:r>
+      <w:r>
+        <w:t xml:space="preserve"> </w:t>
+      </w:r>
+      <w:r>
+        <w:rPr>
+          <w:rStyle w:val="VerbatimChar"/>
+        </w:rPr>
+        <w:t xml:space="preserve">×</w:t>
+      </w:r>
+      <w:r>
+        <w:t xml:space="preserve"> </w:t>
+      </w:r>
+      <w:r>
+        <w:t xml:space="preserve">— long-press to un-keep first, then the</w:t>
+      </w:r>
+      <w:r>
+        <w:t xml:space="preserve"> </w:t>
+      </w:r>
+      <w:r>
+        <w:rPr>
+          <w:rStyle w:val="VerbatimChar"/>
+        </w:rPr>
+        <w:t xml:space="preserve">×</w:t>
+      </w:r>
+      <w:r>
+        <w:t xml:space="preserve"> </w:t>
+      </w:r>
+      <w:r>
+        <w:t xml:space="preserve">returns.</w:t>
+      </w:r>
+      <w:r>
+        <w:t xml:space="preserve"> </w:t>
+      </w:r>
+      <w:r>
+        <w:t xml:space="preserve">- The</w:t>
+      </w:r>
+      <w:r>
+        <w:t xml:space="preserve"> </w:t>
+      </w:r>
+      <w:r>
+        <w:rPr>
+          <w:b/>
+          <w:bCs/>
+        </w:rPr>
+        <w:t xml:space="preserve">anchor (0km venue)</w:t>
+      </w:r>
+      <w:r>
+        <w:t xml:space="preserve"> </w:t>
+      </w:r>
+      <w:r>
+        <w:t xml:space="preserve">is never removable, never shows competition, labeled</w:t>
+      </w:r>
+      <w:r>
+        <w:t xml:space="preserve"> </w:t>
+      </w:r>
+      <w:r>
+        <w:t xml:space="preserve">“Your 0km anchor.”</w:t>
+      </w:r>
+    </w:p>
+    <w:p>
+      <w:pPr>
+        <w:pStyle w:val="BodyText"/>
+      </w:pPr>
+      <w:r>
+        <w:rPr>
+          <w:b/>
+          <w:bCs/>
+        </w:rPr>
+        <w:t xml:space="preserve">Top bar:</w:t>
+      </w:r>
+      <w:r>
+        <w:t xml:space="preserve"> </w:t>
+      </w:r>
+      <w:r>
+        <w:t xml:space="preserve">show</w:t>
+      </w:r>
+      <w:r>
+        <w:t xml:space="preserve"> </w:t>
+      </w:r>
+      <w:r>
+        <w:rPr>
+          <w:b/>
+          <w:bCs/>
+        </w:rPr>
+        <w:t xml:space="preserve">Chosen</w:t>
+      </w:r>
+      <w:r>
+        <w:t xml:space="preserve"> </w:t>
+      </w:r>
+      <w:r>
+        <w:t xml:space="preserve">(firm Σ of locked picks) +</w:t>
+      </w:r>
+      <w:r>
+        <w:t xml:space="preserve"> </w:t>
+      </w:r>
+      <w:r>
+        <w:rPr>
+          <w:b/>
+          <w:bCs/>
+        </w:rPr>
+        <w:t xml:space="preserve">Range</w:t>
+      </w:r>
+      <w:r>
+        <w:t xml:space="preserve"> </w:t>
+      </w:r>
+      <w:r>
+        <w:t xml:space="preserve">(cheapest→priciest of the shortlist); status + meter track</w:t>
+      </w:r>
+      <w:r>
+        <w:t xml:space="preserve"> </w:t>
+      </w:r>
+      <w:r>
+        <w:rPr>
+          <w:b/>
+          <w:bCs/>
+        </w:rPr>
+        <w:t xml:space="preserve">Range-high vs target</w:t>
+      </w:r>
+      <w:r>
+        <w:t xml:space="preserve">, not Chosen.</w:t>
+      </w:r>
+    </w:p>
+    <w:p>
+      <w:pPr>
+        <w:pStyle w:val="BodyText"/>
+      </w:pPr>
+      <w:r>
+        <w:rPr>
+          <w:b/>
+          <w:bCs/>
+        </w:rPr>
+        <w:t xml:space="preserve">Landing overview (</w:t>
+      </w:r>
+      <w:r>
+        <w:rPr>
+          <w:b/>
+          <w:bCs/>
+        </w:rPr>
+        <w:t xml:space="preserve">“Your Budget &amp; Plan”</w:t>
+      </w:r>
+      <w:r>
+        <w:rPr>
+          <w:b/>
+          <w:bCs/>
+        </w:rPr>
+        <w:t xml:space="preserve">):</w:t>
+      </w:r>
+      <w:r>
+        <w:t xml:space="preserve"> </w:t>
+      </w:r>
+      <w:r>
+        <w:t xml:space="preserve">must fit</w:t>
+      </w:r>
+      <w:r>
+        <w:t xml:space="preserve"> </w:t>
+      </w:r>
+      <w:r>
+        <w:rPr>
+          <w:b/>
+          <w:bCs/>
+        </w:rPr>
+        <w:t xml:space="preserve">one screen, no internal scroll</w:t>
+      </w:r>
+      <w:r>
+        <w:t xml:space="preserve">; forward/motivating only;</w:t>
+      </w:r>
+      <w:r>
+        <w:t xml:space="preserve"> </w:t>
+      </w:r>
+      <w:r>
+        <w:t xml:space="preserve">“What to lock next”</w:t>
+      </w:r>
+      <w:r>
+        <w:t xml:space="preserve"> </w:t>
+      </w:r>
+      <w:r>
+        <w:t xml:space="preserve">caps at</w:t>
+      </w:r>
+      <w:r>
+        <w:t xml:space="preserve"> </w:t>
+      </w:r>
+      <w:r>
+        <w:rPr>
+          <w:b/>
+          <w:bCs/>
+        </w:rPr>
+        <w:t xml:space="preserve">3</w:t>
+      </w:r>
+      <w:r>
+        <w:t xml:space="preserve"> </w:t>
+      </w:r>
+      <w:r>
+        <w:t xml:space="preserve">rows + a</w:t>
+      </w:r>
+      <w:r>
+        <w:t xml:space="preserve"> </w:t>
+      </w:r>
+      <w:r>
+        <w:t xml:space="preserve">“+N more”</w:t>
+      </w:r>
+      <w:r>
+        <w:t xml:space="preserve"> </w:t>
+      </w:r>
+      <w:r>
+        <w:t xml:space="preserve">line, with a</w:t>
+      </w:r>
+      <w:r>
+        <w:t xml:space="preserve"> </w:t>
+      </w:r>
+      <w:r>
+        <w:t xml:space="preserve">“Next up”</w:t>
+      </w:r>
+      <w:r>
+        <w:t xml:space="preserve"> </w:t>
+      </w:r>
+      <w:r>
+        <w:t xml:space="preserve">fallback when nothing’s urgent.</w:t>
+      </w:r>
+    </w:p>
+    <w:p>
+      <w:pPr>
+        <w:pStyle w:val="BodyText"/>
+      </w:pPr>
+      <w:r>
+        <w:rPr>
+          <w:b/>
+          <w:bCs/>
+        </w:rPr>
+        <w:t xml:space="preserve">Bottom recap:</w:t>
+      </w:r>
+      <w:r>
+        <w:t xml:space="preserve"> </w:t>
+      </w:r>
+      <w:r>
+        <w:t xml:space="preserve">fills the</w:t>
+      </w:r>
+      <w:r>
+        <w:t xml:space="preserve"> </w:t>
+      </w:r>
+      <w:r>
+        <w:rPr>
+          <w:b/>
+          <w:bCs/>
+        </w:rPr>
+        <w:t xml:space="preserve">bottom half</w:t>
+      </w:r>
+      <w:r>
+        <w:t xml:space="preserve"> </w:t>
+      </w:r>
+      <w:r>
+        <w:t xml:space="preserve">once all categories pile up; accomplishment-framed —</w:t>
+      </w:r>
+      <w:r>
+        <w:t xml:space="preserve"> </w:t>
+      </w:r>
+      <w:r>
+        <w:rPr>
+          <w:rStyle w:val="VerbatimChar"/>
+        </w:rPr>
+        <w:t xml:space="preserve">~N hours saved</w:t>
+      </w:r>
+      <w:r>
+        <w:t xml:space="preserve">, market pool, Searched / Shortlisted / Finalized.</w:t>
+      </w:r>
+    </w:p>
+    <w:p>
+      <w:pPr>
+        <w:pStyle w:val="BodyText"/>
+      </w:pPr>
+      <w:r>
+        <w:rPr>
+          <w:b/>
+          <w:bCs/>
+        </w:rPr>
+        <w:t xml:space="preserve">Motion:</w:t>
+      </w:r>
+      <w:r>
+        <w:t xml:space="preserve"> </w:t>
+      </w:r>
+      <w:r>
+        <w:t xml:space="preserve">curve-zoom in (vertical 2D per-row-block + horizontal 3D coverflow) · per-block lock (card clears the nav before locking) · gentle snap</w:t>
+      </w:r>
+      <w:r>
+        <w:t xml:space="preserve"> </w:t>
+      </w:r>
+      <w:r>
+        <w:rPr>
+          <w:b/>
+          <w:bCs/>
+        </w:rPr>
+        <w:t xml:space="preserve">≤~70px only, never a category-crossing yank</w:t>
+      </w:r>
+      <w:r>
+        <w:t xml:space="preserve"> </w:t>
+      </w:r>
+      <w:r>
+        <w:t xml:space="preserve">· haptic on both axes, best-effort (no iOS web vibration — native app only).</w:t>
+      </w:r>
+    </w:p>
+    <w:p>
+      <w:pPr>
+        <w:pStyle w:val="BodyText"/>
+      </w:pPr>
+      <w:r>
+        <w:rPr>
+          <w:b/>
+          <w:bCs/>
+        </w:rPr>
+        <w:t xml:space="preserve">Budget:</w:t>
+      </w:r>
+      <w:r>
+        <w:t xml:space="preserve"> </w:t>
+      </w:r>
+      <w:r>
+        <w:t xml:space="preserve">3-line cost per vendor (Package + Transportation + Crew Meal, iteration 0007); in-app services + anchor have none.</w:t>
+      </w:r>
+    </w:p>
+    <w:p>
+      <w:pPr>
+        <w:pStyle w:val="BodyText"/>
+      </w:pPr>
+      <w:r>
+        <w:rPr>
+          <w:b/>
+          <w:bCs/>
+        </w:rPr>
+        <w:t xml:space="preserve">Vendor identity:</w:t>
+      </w:r>
+      <w:r>
+        <w:t xml:space="preserve"> </w:t>
+      </w:r>
+      <w:r>
+        <w:t xml:space="preserve">card</w:t>
+      </w:r>
+      <w:r>
+        <w:t xml:space="preserve"> </w:t>
+      </w:r>
+      <w:r>
+        <w:t xml:space="preserve">“Vendor”</w:t>
+      </w:r>
+      <w:r>
+        <w:t xml:space="preserve"> </w:t>
+      </w:r>
+      <w:r>
+        <w:t xml:space="preserve">line resolves through</w:t>
+      </w:r>
+      <w:r>
+        <w:t xml:space="preserve"> </w:t>
+      </w:r>
+      <w:r>
+        <w:rPr>
+          <w:b/>
+          <w:bCs/>
+        </w:rPr>
+        <w:t xml:space="preserve">hybrid-anonymity</w:t>
+      </w:r>
+      <w:r>
+        <w:t xml:space="preserve"> </w:t>
+      </w:r>
+      <w:r>
+        <w:t xml:space="preserve">(screen name until first chat reply); Setnayan services are cards under their parent category, never their own tile.</w:t>
+      </w:r>
+    </w:p>
+    <w:p>
+      <w:pPr>
+        <w:pStyle w:val="BodyText"/>
+      </w:pPr>
+      <w:r>
+        <w:rPr>
+          <w:b/>
+          <w:bCs/>
+        </w:rPr>
+        <w:t xml:space="preserve">Same-date competition:</w:t>
+      </w:r>
+      <w:r>
+        <w:t xml:space="preserve"> </w:t>
+      </w:r>
+      <w:r>
+        <w:t xml:space="preserve">aggregate</w:t>
+      </w:r>
+      <w:r>
+        <w:t xml:space="preserve"> </w:t>
+      </w:r>
+      <w:r>
+        <w:rPr>
+          <w:b/>
+          <w:bCs/>
+        </w:rPr>
+        <w:t xml:space="preserve">count only</w:t>
+      </w:r>
+      <w:r>
+        <w:t xml:space="preserve"> </w:t>
+      </w:r>
+      <w:r>
+        <w:t xml:space="preserve">(never identities, RA 10173) ·</w:t>
+      </w:r>
+      <w:r>
+        <w:t xml:space="preserve"> </w:t>
+      </w:r>
+      <w:r>
+        <w:rPr>
+          <w:b/>
+          <w:bCs/>
+        </w:rPr>
+        <w:t xml:space="preserve">never fabricated</w:t>
+      </w:r>
+      <w:r>
+        <w:t xml:space="preserve"> </w:t>
+      </w:r>
+      <w:r>
+        <w:t xml:space="preserve">(no fake scarcity) · real soft-hold counts.</w:t>
+      </w:r>
+    </w:p>
+    <w:p>
+      <w:pPr>
+        <w:pStyle w:val="BodyText"/>
+      </w:pPr>
+      <w:r>
+        <w:rPr>
+          <w:b/>
+          <w:bCs/>
+        </w:rPr>
+        <w:t xml:space="preserve">Platform guardrails (corpus-wide):</w:t>
+      </w:r>
+      <w:r>
+        <w:t xml:space="preserve"> </w:t>
+      </w:r>
+      <w:r>
+        <w:t xml:space="preserve">PHP centavos only,</w:t>
+      </w:r>
+      <w:r>
+        <w:t xml:space="preserve"> </w:t>
+      </w:r>
+      <w:r>
+        <w:rPr>
+          <w:b/>
+          <w:bCs/>
+        </w:rPr>
+        <w:t xml:space="preserve">no USD, no invented prices</w:t>
+      </w:r>
+      <w:r>
+        <w:t xml:space="preserve"> </w:t>
+      </w:r>
+      <w:r>
+        <w:t xml:space="preserve">·</w:t>
+      </w:r>
+      <w:r>
+        <w:t xml:space="preserve"> </w:t>
+      </w:r>
+      <w:r>
+        <w:rPr>
+          <w:b/>
+          <w:bCs/>
+        </w:rPr>
+        <w:t xml:space="preserve">no wallet UI</w:t>
+      </w:r>
+      <w:r>
+        <w:t xml:space="preserve"> </w:t>
+      </w:r>
+      <w:r>
+        <w:t xml:space="preserve">(order-and-pay) ·</w:t>
+      </w:r>
+      <w:r>
+        <w:t xml:space="preserve"> </w:t>
+      </w:r>
+      <w:r>
+        <w:rPr>
+          <w:b/>
+          <w:bCs/>
+        </w:rPr>
+        <w:t xml:space="preserve">Clean Editorial palette</w:t>
+      </w:r>
+      <w:r>
+        <w:t xml:space="preserve"> </w:t>
+      </w:r>
+      <w:r>
+        <w:t xml:space="preserve">+</w:t>
+      </w:r>
+      <w:r>
+        <w:t xml:space="preserve"> </w:t>
+      </w:r>
+      <w:r>
+        <w:rPr>
+          <w:b/>
+          <w:bCs/>
+        </w:rPr>
+        <w:t xml:space="preserve">brand voice, no dev text</w:t>
+      </w:r>
+      <w:r>
+        <w:t xml:space="preserve"> </w:t>
+      </w:r>
+      <w:r>
+        <w:t xml:space="preserve">· responsive (mobile + desktop patterns).</w:t>
+      </w:r>
+    </w:p>
+    <w:p>
+      <w:pPr>
+        <w:pStyle w:val="BodyText"/>
+      </w:pPr>
+      <w:r>
+        <w:rPr>
+          <w:b/>
+          <w:bCs/>
+        </w:rPr>
+        <w:t xml:space="preserve">This is post-pilot V1.x</w:t>
+      </w:r>
+      <w:r>
+        <w:t xml:space="preserve"> </w:t>
+      </w:r>
+      <w:r>
+        <w:t xml:space="preserve">— owner-approved (incl. the two new surfaces in §6); don’t re-block, but honor every guardrail above.</w:t>
+      </w:r>
+    </w:p>
+    <w:p>
+      <w:r>
+        <w:pict>
+          <v:rect style="width:0;height:1.5pt" o:hralign="center" o:hrstd="t" o:hr="t"/>
+        </w:pict>
+      </w:r>
+    </w:p>
+    <w:bookmarkEnd w:id="36"/>
+    <w:bookmarkStart w:id="43" w:name="X1bdff2b6a980b751b9b5e2bef4af9a00aa8e59e"/>
+    <w:p>
+      <w:pPr>
+        <w:pStyle w:val="Heading2"/>
+      </w:pPr>
+      <w:r>
+        <w:t xml:space="preserve">13. Data wiring &amp; schema map (design → build ticket)</w:t>
+      </w:r>
+    </w:p>
+    <w:p>
+      <w:pPr>
+        <w:pStyle w:val="BlockText"/>
+      </w:pPr>
+      <w:r>
+        <w:t xml:space="preserve">⚠️</w:t>
+      </w:r>
+      <w:r>
+        <w:t xml:space="preserve"> </w:t>
+      </w:r>
+      <w:r>
+        <w:rPr>
+          <w:b/>
+          <w:bCs/>
+        </w:rPr>
+        <w:t xml:space="preserve">Verify-first caveat.</w:t>
+      </w:r>
+      <w:r>
+        <w:t xml:space="preserve"> </w:t>
+      </w:r>
+      <w:r>
+        <w:t xml:space="preserve">This maps against the</w:t>
+      </w:r>
+      <w:r>
+        <w:t xml:space="preserve"> </w:t>
+      </w:r>
+      <w:r>
+        <w:rPr>
+          <w:b/>
+          <w:bCs/>
+        </w:rPr>
+        <w:t xml:space="preserve">spec corpus</w:t>
+      </w:r>
+      <w:r>
+        <w:t xml:space="preserve"> </w:t>
+      </w:r>
+      <w:r>
+        <w:t xml:space="preserve">(iterations 0006 vendors · 0007 budget · 0034 payments · 0045 product catalogs · 0016 wizard) + the CLAUDE.md decision log —</w:t>
+      </w:r>
+      <w:r>
+        <w:t xml:space="preserve"> </w:t>
+      </w:r>
+      <w:r>
+        <w:rPr>
+          <w:b/>
+          <w:bCs/>
+        </w:rPr>
+        <w:t xml:space="preserve">NOT</w:t>
+      </w:r>
+      <w:r>
+        <w:t xml:space="preserve"> </w:t>
+      </w:r>
+      <w:r>
+        <w:t xml:space="preserve">the live</w:t>
+      </w:r>
+      <w:r>
+        <w:t xml:space="preserve"> </w:t>
+      </w:r>
+      <w:r>
+        <w:rPr>
+          <w:rStyle w:val="VerbatimChar"/>
+        </w:rPr>
+        <w:t xml:space="preserve">apps/web</w:t>
+      </w:r>
+      <w:r>
+        <w:t xml:space="preserve"> </w:t>
+      </w:r>
+      <w:r>
+        <w:t xml:space="preserve">migrations (that repo is not in this folder).</w:t>
+      </w:r>
+      <w:r>
+        <w:t xml:space="preserve"> </w:t>
+      </w:r>
+      <w:r>
+        <w:rPr>
+          <w:b/>
+          <w:bCs/>
+        </w:rPr>
+        <w:t xml:space="preserve">Before coding, verify every table/column name + existence against</w:t>
+      </w:r>
+      <w:r>
+        <w:rPr>
+          <w:b/>
+          <w:bCs/>
+        </w:rPr>
+        <w:t xml:space="preserve"> </w:t>
+      </w:r>
+      <w:r>
+        <w:rPr>
+          <w:rStyle w:val="VerbatimChar"/>
+          <w:b/>
+          <w:bCs/>
+        </w:rPr>
+        <w:t xml:space="preserve">supabase/migrations/</w:t>
+      </w:r>
+      <w:r>
+        <w:rPr>
+          <w:b/>
+          <w:bCs/>
+        </w:rPr>
+        <w:t xml:space="preserve"> </w:t>
+      </w:r>
+      <w:r>
+        <w:rPr>
+          <w:b/>
+          <w:bCs/>
+        </w:rPr>
+        <w:t xml:space="preserve">and</w:t>
+      </w:r>
+      <w:r>
+        <w:rPr>
+          <w:b/>
+          <w:bCs/>
+        </w:rPr>
+        <w:t xml:space="preserve"> </w:t>
+      </w:r>
+      <w:r>
+        <w:rPr>
+          <w:rStyle w:val="VerbatimChar"/>
+          <w:b/>
+          <w:bCs/>
+        </w:rPr>
+        <w:t xml:space="preserve">apps/web/lib/</w:t>
+      </w:r>
+      <w:r>
+        <w:rPr>
+          <w:b/>
+          <w:bCs/>
+        </w:rPr>
+        <w:t xml:space="preserve">.</w:t>
+      </w:r>
+      <w:r>
+        <w:t xml:space="preserve"> </w:t>
+      </w:r>
+      <w:r>
+        <w:t xml:space="preserve">Flags: ✅ likely exists · 🧮 computed at read · 🔌 reuse an existing action · 🆕 likely needs a migration / new code · ⚠️ unresolved, decide first.</w:t>
+      </w:r>
+    </w:p>
+    <w:bookmarkStart w:id="37" w:name="store-tables"/>
+    <w:p>
+      <w:pPr>
+        <w:pStyle w:val="Heading3"/>
+      </w:pPr>
+      <w:r>
+        <w:t xml:space="preserve">13.1 Store ↔ tables</w:t>
+      </w:r>
+    </w:p>
+    <w:p>
+      <w:pPr>
+        <w:pStyle w:val="Compact"/>
+        <w:numPr>
+          <w:ilvl w:val="0"/>
+          <w:numId w:val="1012"/>
+        </w:numPr>
+      </w:pPr>
+      <w:r>
+        <w:t xml:space="preserve">The in-memory store (mock</w:t>
+      </w:r>
+      <w:r>
+        <w:t xml:space="preserve"> </w:t>
+      </w:r>
+      <w:r>
+        <w:rPr>
+          <w:rStyle w:val="VerbatimChar"/>
+        </w:rPr>
+        <w:t xml:space="preserve">TAX</w:t>
+      </w:r>
+      <w:r>
+        <w:t xml:space="preserve">) is hydrated from</w:t>
+      </w:r>
+      <w:r>
+        <w:t xml:space="preserve"> </w:t>
+      </w:r>
+      <w:r>
+        <w:rPr>
+          <w:rStyle w:val="VerbatimChar"/>
+          <w:b/>
+          <w:bCs/>
+        </w:rPr>
+        <w:t xml:space="preserve">event_vendors</w:t>
+      </w:r>
+      <w:r>
+        <w:t xml:space="preserve"> </w:t>
+      </w:r>
+      <w:r>
+        <w:t xml:space="preserve">(the couple’s per-event vendor rows —</w:t>
+      </w:r>
+      <w:r>
+        <w:t xml:space="preserve"> </w:t>
+      </w:r>
+      <w:r>
+        <w:rPr>
+          <w:i/>
+          <w:iCs/>
+        </w:rPr>
+        <w:t xml:space="preserve">verify name: may be</w:t>
+      </w:r>
+      <w:r>
+        <w:rPr>
+          <w:i/>
+          <w:iCs/>
+        </w:rPr>
+        <w:t xml:space="preserve"> </w:t>
+      </w:r>
+      <w:r>
+        <w:rPr>
+          <w:rStyle w:val="VerbatimChar"/>
+          <w:i/>
+          <w:iCs/>
+        </w:rPr>
+        <w:t xml:space="preserve">event_vendor_relationships</w:t>
+      </w:r>
+      <w:r>
+        <w:t xml:space="preserve">) joined to</w:t>
+      </w:r>
+      <w:r>
+        <w:t xml:space="preserve"> </w:t>
+      </w:r>
+      <w:r>
+        <w:rPr>
+          <w:rStyle w:val="VerbatimChar"/>
+          <w:b/>
+          <w:bCs/>
+        </w:rPr>
+        <w:t xml:space="preserve">vendor_profiles</w:t>
+      </w:r>
+      <w:r>
+        <w:t xml:space="preserve"> </w:t>
+      </w:r>
+      <w:r>
+        <w:t xml:space="preserve">(marketplace card data), plus the platform SKU catalog (</w:t>
+      </w:r>
+      <w:r>
+        <w:rPr>
+          <w:rStyle w:val="VerbatimChar"/>
+        </w:rPr>
+        <w:t xml:space="preserve">platform_retail_catalog_v2</w:t>
+      </w:r>
+      <w:r>
+        <w:t xml:space="preserve">) for Setnayan-service cards.</w:t>
+      </w:r>
+    </w:p>
+    <w:p>
+      <w:pPr>
+        <w:pStyle w:val="Compact"/>
+        <w:numPr>
+          <w:ilvl w:val="0"/>
+          <w:numId w:val="1012"/>
+        </w:numPr>
+      </w:pPr>
+      <w:r>
+        <w:t xml:space="preserve">mock</w:t>
+      </w:r>
+      <w:r>
+        <w:t xml:space="preserve"> </w:t>
+      </w:r>
+      <w:r>
+        <w:rPr>
+          <w:b/>
+          <w:bCs/>
+        </w:rPr>
+        <w:t xml:space="preserve">child category</w:t>
+      </w:r>
+      <w:r>
+        <w:t xml:space="preserve"> </w:t>
+      </w:r>
+      <w:r>
+        <w:t xml:space="preserve">≈</w:t>
+      </w:r>
+      <w:r>
+        <w:t xml:space="preserve"> </w:t>
+      </w:r>
+      <w:r>
+        <w:rPr>
+          <w:b/>
+          <w:bCs/>
+        </w:rPr>
+        <w:t xml:space="preserve">canonical_service</w:t>
+      </w:r>
+      <w:r>
+        <w:t xml:space="preserve"> </w:t>
+      </w:r>
+      <w:r>
+        <w:t xml:space="preserve">(the 10-folder tiles / 192-row taxonomy).</w:t>
+      </w:r>
+    </w:p>
+    <w:p>
+      <w:pPr>
+        <w:pStyle w:val="Compact"/>
+        <w:numPr>
+          <w:ilvl w:val="0"/>
+          <w:numId w:val="1012"/>
+        </w:numPr>
+      </w:pPr>
+      <w:r>
+        <w:t xml:space="preserve">mock</w:t>
+      </w:r>
+      <w:r>
+        <w:t xml:space="preserve"> </w:t>
+      </w:r>
+      <w:r>
+        <w:rPr>
+          <w:b/>
+          <w:bCs/>
+        </w:rPr>
+        <w:t xml:space="preserve">slot</w:t>
+      </w:r>
+      <w:r>
+        <w:t xml:space="preserve"> </w:t>
+      </w:r>
+      <w:r>
+        <w:t xml:space="preserve">for multi-item tiles (Ceremony Gown vs Reception Gown vs Shoes inside</w:t>
+      </w:r>
+      <w:r>
+        <w:t xml:space="preserve"> </w:t>
+      </w:r>
+      <w:r>
+        <w:t xml:space="preserve">“Bride’s Attire”</w:t>
+      </w:r>
+      <w:r>
+        <w:t xml:space="preserve">) → ⚠️</w:t>
+      </w:r>
+      <w:r>
+        <w:t xml:space="preserve"> </w:t>
+      </w:r>
+      <w:r>
+        <w:rPr>
+          <w:b/>
+          <w:bCs/>
+        </w:rPr>
+        <w:t xml:space="preserve">unresolved</w:t>
+      </w:r>
+      <w:r>
+        <w:t xml:space="preserve">: the live taxonomy likely has no per-slot sub-key.</w:t>
+      </w:r>
+      <w:r>
+        <w:t xml:space="preserve"> </w:t>
+      </w:r>
+      <w:r>
+        <w:rPr>
+          <w:b/>
+          <w:bCs/>
+        </w:rPr>
+        <w:t xml:space="preserve">Decide:</w:t>
+      </w:r>
+      <w:r>
+        <w:t xml:space="preserve"> </w:t>
+      </w:r>
+      <w:r>
+        <w:t xml:space="preserve">add a</w:t>
+      </w:r>
+      <w:r>
+        <w:t xml:space="preserve"> </w:t>
+      </w:r>
+      <w:r>
+        <w:rPr>
+          <w:rStyle w:val="VerbatimChar"/>
+        </w:rPr>
+        <w:t xml:space="preserve">slot_key</w:t>
+      </w:r>
+      <w:r>
+        <w:t xml:space="preserve"> </w:t>
+      </w:r>
+      <w:r>
+        <w:t xml:space="preserve">to</w:t>
+      </w:r>
+      <w:r>
+        <w:t xml:space="preserve"> </w:t>
+      </w:r>
+      <w:r>
+        <w:rPr>
+          <w:rStyle w:val="VerbatimChar"/>
+        </w:rPr>
+        <w:t xml:space="preserve">event_vendors</w:t>
+      </w:r>
+      <w:r>
+        <w:t xml:space="preserve">, OR model each sub-item as its own canonical. Resolve this</w:t>
+      </w:r>
+      <w:r>
+        <w:t xml:space="preserve"> </w:t>
+      </w:r>
+      <w:r>
+        <w:rPr>
+          <w:i/>
+          <w:iCs/>
+        </w:rPr>
+        <w:t xml:space="preserve">inside the taxonomy refactor</w:t>
+      </w:r>
+      <w:r>
+        <w:t xml:space="preserve"> </w:t>
+      </w:r>
+      <w:r>
+        <w:t xml:space="preserve">(§7 dependency).</w:t>
+      </w:r>
+    </w:p>
+    <w:p>
+      <w:pPr>
+        <w:pStyle w:val="Compact"/>
+        <w:numPr>
+          <w:ilvl w:val="0"/>
+          <w:numId w:val="1012"/>
         </w:numPr>
       </w:pPr>
       <w:r>
@@ -6653,7 +7172,7 @@
         <w:pStyle w:val="Compact"/>
         <w:numPr>
           <w:ilvl w:val="0"/>
-          <w:numId w:val="1012"/>
+          <w:numId w:val="1013"/>
         </w:numPr>
       </w:pPr>
       <w:r>
@@ -6741,65 +7260,6 @@
       </w:r>
       <w:r>
         <w:t xml:space="preserve">already exists (PR #550) — confirm. + new-hold notification (0028). 🆕</w:t>
-      </w:r>
-    </w:p>
-    <w:p>
-      <w:pPr>
-        <w:pStyle w:val="Compact"/>
-        <w:numPr>
-          <w:ilvl w:val="0"/>
-          <w:numId w:val="1012"/>
-        </w:numPr>
-      </w:pPr>
-      <w:r>
-        <w:rPr>
-          <w:b/>
-          <w:bCs/>
-        </w:rPr>
-        <w:t xml:space="preserve">Deadline nudges</w:t>
-      </w:r>
-      <w:r>
-        <w:t xml:space="preserve"> </w:t>
-      </w:r>
-      <w:r>
-        <w:t xml:space="preserve">— a constant</w:t>
-      </w:r>
-      <w:r>
-        <w:t xml:space="preserve"> </w:t>
-      </w:r>
-      <w:r>
-        <w:rPr>
-          <w:rStyle w:val="VerbatimChar"/>
-        </w:rPr>
-        <w:t xml:space="preserve">LEAD[canonical] = days-before-wedding</w:t>
-      </w:r>
-      <w:r>
-        <w:t xml:space="preserve"> </w:t>
-      </w:r>
-      <w:r>
-        <w:t xml:space="preserve">(lift the values straight from the mock / the Today’s Focus hard-floor table in iteration 0016).</w:t>
-      </w:r>
-      <w:r>
-        <w:t xml:space="preserve"> </w:t>
-      </w:r>
-      <w:r>
-        <w:rPr>
-          <w:rStyle w:val="VerbatimChar"/>
-        </w:rPr>
-        <w:t xml:space="preserve">daysLeft = (wedding_date − today) − LEAD[canonical]</w:t>
-      </w:r>
-      <w:r>
-        <w:t xml:space="preserve">. Surface overdue + ≤20-day; nudge via 0028. 🆕 constant + template.</w:t>
-      </w:r>
-    </w:p>
-    <w:bookmarkEnd w:id="40"/>
-    <w:bookmarkStart w:id="41" w:name="Xa758da195c8e3b8e07f3c4691d329fc6a3165d7"/>
-    <w:p>
-      <w:pPr>
-        <w:pStyle w:val="Heading3"/>
-      </w:pPr>
-      <w:r>
-        <w:t xml:space="preserve">13.5 Prerequisites — what must exist before this renders on real data</w:t>
       </w:r>
     </w:p>
     <w:p>
@@ -6815,28 +7275,50 @@
           <w:b/>
           <w:bCs/>
         </w:rPr>
-        <w:t xml:space="preserve">Taxonomy refactor (10 folders)</w:t>
-      </w:r>
-      <w:r>
-        <w:t xml:space="preserve"> </w:t>
-      </w:r>
-      <w:r>
-        <w:t xml:space="preserve">— categories don’t exist in code yet (engineering-pending; §7). Resolve the</w:t>
-      </w:r>
-      <w:r>
-        <w:t xml:space="preserve"> </w:t>
-      </w:r>
-      <w:r>
-        <w:rPr>
-          <w:rStyle w:val="VerbatimChar"/>
-        </w:rPr>
-        <w:t xml:space="preserve">slot_key</w:t>
-      </w:r>
-      <w:r>
-        <w:t xml:space="preserve"> </w:t>
-      </w:r>
-      <w:r>
-        <w:t xml:space="preserve">question (§13.1) here.</w:t>
+        <w:t xml:space="preserve">Deadline nudges</w:t>
+      </w:r>
+      <w:r>
+        <w:t xml:space="preserve"> </w:t>
+      </w:r>
+      <w:r>
+        <w:t xml:space="preserve">— a constant</w:t>
+      </w:r>
+      <w:r>
+        <w:t xml:space="preserve"> </w:t>
+      </w:r>
+      <w:r>
+        <w:rPr>
+          <w:rStyle w:val="VerbatimChar"/>
+        </w:rPr>
+        <w:t xml:space="preserve">LEAD[canonical] = days-before-wedding</w:t>
+      </w:r>
+      <w:r>
+        <w:t xml:space="preserve"> </w:t>
+      </w:r>
+      <w:r>
+        <w:t xml:space="preserve">(lift the values straight from the mock / the Today’s Focus hard-floor table in iteration 0016).</w:t>
+      </w:r>
+      <w:r>
+        <w:t xml:space="preserve"> </w:t>
+      </w:r>
+      <w:r>
+        <w:rPr>
+          <w:rStyle w:val="VerbatimChar"/>
+        </w:rPr>
+        <w:t xml:space="preserve">daysLeft = (wedding_date − today) − LEAD[canonical]</w:t>
+      </w:r>
+      <w:r>
+        <w:t xml:space="preserve">. Surface overdue + ≤20-day; nudge via 0028. 🆕 constant + template.</w:t>
+      </w:r>
+    </w:p>
+    <w:bookmarkEnd w:id="40"/>
+    <w:bookmarkStart w:id="41" w:name="Xa758da195c8e3b8e07f3c4691d329fc6a3165d7"/>
+    <w:p>
+      <w:pPr>
+        <w:pStyle w:val="Heading3"/>
+      </w:pPr>
+      <w:r>
+        <w:t xml:space="preserve">13.5 Prerequisites — what must exist before this renders on real data</w:t>
       </w:r>
     </w:p>
     <w:p>
@@ -6844,7 +7326,7 @@
         <w:pStyle w:val="Compact"/>
         <w:numPr>
           <w:ilvl w:val="0"/>
-          <w:numId w:val="1013"/>
+          <w:numId w:val="1014"/>
         </w:numPr>
       </w:pPr>
       <w:r>
@@ -6852,13 +7334,28 @@
           <w:b/>
           <w:bCs/>
         </w:rPr>
-        <w:t xml:space="preserve">Distance helper</w:t>
-      </w:r>
-      <w:r>
-        <w:t xml:space="preserve"> </w:t>
-      </w:r>
-      <w:r>
-        <w:t xml:space="preserve">(haversine) + vendor coords populated.</w:t>
+        <w:t xml:space="preserve">Taxonomy refactor (10 folders)</w:t>
+      </w:r>
+      <w:r>
+        <w:t xml:space="preserve"> </w:t>
+      </w:r>
+      <w:r>
+        <w:t xml:space="preserve">— categories don’t exist in code yet (engineering-pending; §7). Resolve the</w:t>
+      </w:r>
+      <w:r>
+        <w:t xml:space="preserve"> </w:t>
+      </w:r>
+      <w:r>
+        <w:rPr>
+          <w:rStyle w:val="VerbatimChar"/>
+        </w:rPr>
+        <w:t xml:space="preserve">slot_key</w:t>
+      </w:r>
+      <w:r>
+        <w:t xml:space="preserve"> </w:t>
+      </w:r>
+      <w:r>
+        <w:t xml:space="preserve">question (§13.1) here.</w:t>
       </w:r>
     </w:p>
     <w:p>
@@ -6866,7 +7363,7 @@
         <w:pStyle w:val="Compact"/>
         <w:numPr>
           <w:ilvl w:val="0"/>
-          <w:numId w:val="1013"/>
+          <w:numId w:val="1014"/>
         </w:numPr>
       </w:pPr>
       <w:r>
@@ -6874,28 +7371,13 @@
           <w:b/>
           <w:bCs/>
         </w:rPr>
-        <w:t xml:space="preserve">Soft-hold count query</w:t>
-      </w:r>
-      <w:r>
-        <w:t xml:space="preserve"> </w:t>
-      </w:r>
-      <w:r>
-        <w:t xml:space="preserve">+ the</w:t>
-      </w:r>
-      <w:r>
-        <w:t xml:space="preserve"> </w:t>
-      </w:r>
-      <w:r>
-        <w:rPr>
-          <w:rStyle w:val="VerbatimChar"/>
-        </w:rPr>
-        <w:t xml:space="preserve">(vendor_id, wedding_date)</w:t>
-      </w:r>
-      <w:r>
-        <w:t xml:space="preserve"> </w:t>
-      </w:r>
-      <w:r>
-        <w:t xml:space="preserve">index.</w:t>
+        <w:t xml:space="preserve">Distance helper</w:t>
+      </w:r>
+      <w:r>
+        <w:t xml:space="preserve"> </w:t>
+      </w:r>
+      <w:r>
+        <w:t xml:space="preserve">(haversine) + vendor coords populated.</w:t>
       </w:r>
     </w:p>
     <w:p>
@@ -6903,7 +7385,7 @@
         <w:pStyle w:val="Compact"/>
         <w:numPr>
           <w:ilvl w:val="0"/>
-          <w:numId w:val="1013"/>
+          <w:numId w:val="1014"/>
         </w:numPr>
       </w:pPr>
       <w:r>
@@ -6911,13 +7393,28 @@
           <w:b/>
           <w:bCs/>
         </w:rPr>
-        <w:t xml:space="preserve">Bundle / linked model</w:t>
-      </w:r>
-      <w:r>
-        <w:t xml:space="preserve"> </w:t>
-      </w:r>
-      <w:r>
-        <w:t xml:space="preserve">— if you keep the Teem⊂Casa-Real + coordinator-bundle features; else drop them from the first cut.</w:t>
+        <w:t xml:space="preserve">Soft-hold count query</w:t>
+      </w:r>
+      <w:r>
+        <w:t xml:space="preserve"> </w:t>
+      </w:r>
+      <w:r>
+        <w:t xml:space="preserve">+ the</w:t>
+      </w:r>
+      <w:r>
+        <w:t xml:space="preserve"> </w:t>
+      </w:r>
+      <w:r>
+        <w:rPr>
+          <w:rStyle w:val="VerbatimChar"/>
+        </w:rPr>
+        <w:t xml:space="preserve">(vendor_id, wedding_date)</w:t>
+      </w:r>
+      <w:r>
+        <w:t xml:space="preserve"> </w:t>
+      </w:r>
+      <w:r>
+        <w:t xml:space="preserve">index.</w:t>
       </w:r>
     </w:p>
     <w:p>
@@ -6925,7 +7422,7 @@
         <w:pStyle w:val="Compact"/>
         <w:numPr>
           <w:ilvl w:val="0"/>
-          <w:numId w:val="1013"/>
+          <w:numId w:val="1014"/>
         </w:numPr>
       </w:pPr>
       <w:r>
@@ -6933,13 +7430,13 @@
           <w:b/>
           <w:bCs/>
         </w:rPr>
-        <w:t xml:space="preserve">3-line budget wiring</w:t>
-      </w:r>
-      <w:r>
-        <w:t xml:space="preserve"> </w:t>
-      </w:r>
-      <w:r>
-        <w:t xml:space="preserve">(0007 entries surfaced on the card + detail).</w:t>
+        <w:t xml:space="preserve">Bundle / linked model</w:t>
+      </w:r>
+      <w:r>
+        <w:t xml:space="preserve"> </w:t>
+      </w:r>
+      <w:r>
+        <w:t xml:space="preserve">— if you keep the Teem⊂Casa-Real + coordinator-bundle features; else drop them from the first cut.</w:t>
       </w:r>
     </w:p>
     <w:p>
@@ -6947,7 +7444,7 @@
         <w:pStyle w:val="Compact"/>
         <w:numPr>
           <w:ilvl w:val="0"/>
-          <w:numId w:val="1013"/>
+          <w:numId w:val="1014"/>
         </w:numPr>
       </w:pPr>
       <w:r>
@@ -6955,13 +7452,13 @@
           <w:b/>
           <w:bCs/>
         </w:rPr>
-        <w:t xml:space="preserve">Setnayan-service card adapter</w:t>
-      </w:r>
-      <w:r>
-        <w:t xml:space="preserve"> </w:t>
-      </w:r>
-      <w:r>
-        <w:t xml:space="preserve">(render SKUs as cards alongside vendor cards).</w:t>
+        <w:t xml:space="preserve">3-line budget wiring</w:t>
+      </w:r>
+      <w:r>
+        <w:t xml:space="preserve"> </w:t>
+      </w:r>
+      <w:r>
+        <w:t xml:space="preserve">(0007 entries surfaced on the card + detail).</w:t>
       </w:r>
     </w:p>
     <w:p>
@@ -6969,7 +7466,7 @@
         <w:pStyle w:val="Compact"/>
         <w:numPr>
           <w:ilvl w:val="0"/>
-          <w:numId w:val="1013"/>
+          <w:numId w:val="1014"/>
         </w:numPr>
       </w:pPr>
       <w:r>
@@ -6977,13 +7474,13 @@
           <w:b/>
           <w:bCs/>
         </w:rPr>
-        <w:t xml:space="preserve">Two 0028 notification templates</w:t>
-      </w:r>
-      <w:r>
-        <w:t xml:space="preserve"> </w:t>
-      </w:r>
-      <w:r>
-        <w:t xml:space="preserve">(new-hold, deadline-nudge).</w:t>
+        <w:t xml:space="preserve">Setnayan-service card adapter</w:t>
+      </w:r>
+      <w:r>
+        <w:t xml:space="preserve"> </w:t>
+      </w:r>
+      <w:r>
+        <w:t xml:space="preserve">(render SKUs as cards alongside vendor cards).</w:t>
       </w:r>
     </w:p>
     <w:p>
@@ -6991,7 +7488,29 @@
         <w:pStyle w:val="Compact"/>
         <w:numPr>
           <w:ilvl w:val="0"/>
-          <w:numId w:val="1013"/>
+          <w:numId w:val="1014"/>
+        </w:numPr>
+      </w:pPr>
+      <w:r>
+        <w:rPr>
+          <w:b/>
+          <w:bCs/>
+        </w:rPr>
+        <w:t xml:space="preserve">Two 0028 notification templates</w:t>
+      </w:r>
+      <w:r>
+        <w:t xml:space="preserve"> </w:t>
+      </w:r>
+      <w:r>
+        <w:t xml:space="preserve">(new-hold, deadline-nudge).</w:t>
+      </w:r>
+    </w:p>
+    <w:p>
+      <w:pPr>
+        <w:pStyle w:val="Compact"/>
+        <w:numPr>
+          <w:ilvl w:val="0"/>
+          <w:numId w:val="1014"/>
         </w:numPr>
       </w:pPr>
       <w:r>
@@ -7188,6 +7707,91 @@
       </w:pPr>
     </w:lvl>
   </w:abstractNum>
+  <w:abstractNum w:abstractNumId="99411">
+    <w:nsid w:val="00A99411"/>
+    <w:multiLevelType w:val="multilevel"/>
+    <w:lvl w:ilvl="0">
+      <w:start w:val="1"/>
+      <w:numFmt w:val="decimal"/>
+      <w:lvlText w:val="%1."/>
+      <w:lvlJc w:val="left"/>
+      <w:pPr>
+        <w:ind w:left="720" w:hanging="360"/>
+      </w:pPr>
+    </w:lvl>
+    <w:lvl w:ilvl="1">
+      <w:start w:val="1"/>
+      <w:numFmt w:val="decimal"/>
+      <w:lvlText w:val="%2."/>
+      <w:lvlJc w:val="left"/>
+      <w:pPr>
+        <w:ind w:left="1440" w:hanging="360"/>
+      </w:pPr>
+    </w:lvl>
+    <w:lvl w:ilvl="2">
+      <w:start w:val="1"/>
+      <w:numFmt w:val="decimal"/>
+      <w:lvlText w:val="%3."/>
+      <w:lvlJc w:val="left"/>
+      <w:pPr>
+        <w:ind w:left="2160" w:hanging="360"/>
+      </w:pPr>
+    </w:lvl>
+    <w:lvl w:ilvl="3">
+      <w:start w:val="1"/>
+      <w:numFmt w:val="decimal"/>
+      <w:lvlText w:val="%4."/>
+      <w:lvlJc w:val="left"/>
+      <w:pPr>
+        <w:ind w:left="2880" w:hanging="360"/>
+      </w:pPr>
+    </w:lvl>
+    <w:lvl w:ilvl="4">
+      <w:start w:val="1"/>
+      <w:numFmt w:val="decimal"/>
+      <w:lvlText w:val="%5."/>
+      <w:lvlJc w:val="left"/>
+      <w:pPr>
+        <w:ind w:left="3600" w:hanging="360"/>
+      </w:pPr>
+    </w:lvl>
+    <w:lvl w:ilvl="5">
+      <w:start w:val="1"/>
+      <w:numFmt w:val="decimal"/>
+      <w:lvlText w:val="%6."/>
+      <w:lvlJc w:val="left"/>
+      <w:pPr>
+        <w:ind w:left="4320" w:hanging="360"/>
+      </w:pPr>
+    </w:lvl>
+    <w:lvl w:ilvl="6">
+      <w:start w:val="1"/>
+      <w:numFmt w:val="decimal"/>
+      <w:lvlText w:val="%7."/>
+      <w:lvlJc w:val="left"/>
+      <w:pPr>
+        <w:ind w:left="5040" w:hanging="360"/>
+      </w:pPr>
+    </w:lvl>
+    <w:lvl w:ilvl="7">
+      <w:start w:val="1"/>
+      <w:numFmt w:val="decimal"/>
+      <w:lvlText w:val="%8."/>
+      <w:lvlJc w:val="left"/>
+      <w:pPr>
+        <w:ind w:left="5760" w:hanging="360"/>
+      </w:pPr>
+    </w:lvl>
+    <w:lvl w:ilvl="8">
+      <w:start w:val="1"/>
+      <w:numFmt w:val="decimal"/>
+      <w:lvlText w:val="%9."/>
+      <w:lvlJc w:val="left"/>
+      <w:pPr>
+        <w:ind w:left="6480" w:hanging="360"/>
+      </w:pPr>
+    </w:lvl>
+  </w:abstractNum>
   <w:abstractNum w:abstractNumId="991">
     <w:nsid w:val="0000A991"/>
     <w:multiLevelType w:val="multilevel"/>
@@ -7291,98 +7895,10 @@
       </w:rPr>
     </w:lvl>
   </w:abstractNum>
-  <w:abstractNum w:abstractNumId="99411">
-    <w:nsid w:val="00A99411"/>
-    <w:multiLevelType w:val="multilevel"/>
-    <w:lvl w:ilvl="0">
-      <w:start w:val="1"/>
-      <w:numFmt w:val="decimal"/>
-      <w:lvlText w:val="%1."/>
-      <w:lvlJc w:val="left"/>
-      <w:pPr>
-        <w:ind w:left="720" w:hanging="360"/>
-      </w:pPr>
-    </w:lvl>
-    <w:lvl w:ilvl="1">
-      <w:start w:val="1"/>
-      <w:numFmt w:val="decimal"/>
-      <w:lvlText w:val="%2."/>
-      <w:lvlJc w:val="left"/>
-      <w:pPr>
-        <w:ind w:left="1440" w:hanging="360"/>
-      </w:pPr>
-    </w:lvl>
-    <w:lvl w:ilvl="2">
-      <w:start w:val="1"/>
-      <w:numFmt w:val="decimal"/>
-      <w:lvlText w:val="%3."/>
-      <w:lvlJc w:val="left"/>
-      <w:pPr>
-        <w:ind w:left="2160" w:hanging="360"/>
-      </w:pPr>
-    </w:lvl>
-    <w:lvl w:ilvl="3">
-      <w:start w:val="1"/>
-      <w:numFmt w:val="decimal"/>
-      <w:lvlText w:val="%4."/>
-      <w:lvlJc w:val="left"/>
-      <w:pPr>
-        <w:ind w:left="2880" w:hanging="360"/>
-      </w:pPr>
-    </w:lvl>
-    <w:lvl w:ilvl="4">
-      <w:start w:val="1"/>
-      <w:numFmt w:val="decimal"/>
-      <w:lvlText w:val="%5."/>
-      <w:lvlJc w:val="left"/>
-      <w:pPr>
-        <w:ind w:left="3600" w:hanging="360"/>
-      </w:pPr>
-    </w:lvl>
-    <w:lvl w:ilvl="5">
-      <w:start w:val="1"/>
-      <w:numFmt w:val="decimal"/>
-      <w:lvlText w:val="%6."/>
-      <w:lvlJc w:val="left"/>
-      <w:pPr>
-        <w:ind w:left="4320" w:hanging="360"/>
-      </w:pPr>
-    </w:lvl>
-    <w:lvl w:ilvl="6">
-      <w:start w:val="1"/>
-      <w:numFmt w:val="decimal"/>
-      <w:lvlText w:val="%7."/>
-      <w:lvlJc w:val="left"/>
-      <w:pPr>
-        <w:ind w:left="5040" w:hanging="360"/>
-      </w:pPr>
-    </w:lvl>
-    <w:lvl w:ilvl="7">
-      <w:start w:val="1"/>
-      <w:numFmt w:val="decimal"/>
-      <w:lvlText w:val="%8."/>
-      <w:lvlJc w:val="left"/>
-      <w:pPr>
-        <w:ind w:left="5760" w:hanging="360"/>
-      </w:pPr>
-    </w:lvl>
-    <w:lvl w:ilvl="8">
-      <w:start w:val="1"/>
-      <w:numFmt w:val="decimal"/>
-      <w:lvlText w:val="%9."/>
-      <w:lvlJc w:val="left"/>
-      <w:pPr>
-        <w:ind w:left="6480" w:hanging="360"/>
-      </w:pPr>
-    </w:lvl>
-  </w:abstractNum>
   <w:num w:numId="1000">
     <w:abstractNumId w:val="990"/>
   </w:num>
   <w:num w:numId="1001">
-    <w:abstractNumId w:val="991"/>
-  </w:num>
-  <w:num w:numId="1002">
     <w:abstractNumId w:val="99411"/>
     <w:lvlOverride w:ilvl="0">
       <w:startOverride w:val="1"/>
@@ -7412,25 +7928,10 @@
       <w:startOverride w:val="1"/>
     </w:lvlOverride>
   </w:num>
-  <w:num w:numId="1003">
+  <w:num w:numId="1002">
     <w:abstractNumId w:val="991"/>
   </w:num>
-  <w:num w:numId="1004">
-    <w:abstractNumId w:val="991"/>
-  </w:num>
-  <w:num w:numId="1005">
-    <w:abstractNumId w:val="991"/>
-  </w:num>
-  <w:num w:numId="1006">
-    <w:abstractNumId w:val="991"/>
-  </w:num>
-  <w:num w:numId="1007">
-    <w:abstractNumId w:val="991"/>
-  </w:num>
-  <w:num w:numId="1008">
-    <w:abstractNumId w:val="991"/>
-  </w:num>
-  <w:num w:numId="1009">
+  <w:num w:numId="1003">
     <w:abstractNumId w:val="99411"/>
     <w:lvlOverride w:ilvl="0">
       <w:startOverride w:val="1"/>
@@ -7460,8 +7961,53 @@
       <w:startOverride w:val="1"/>
     </w:lvlOverride>
   </w:num>
+  <w:num w:numId="1004">
+    <w:abstractNumId w:val="991"/>
+  </w:num>
+  <w:num w:numId="1005">
+    <w:abstractNumId w:val="991"/>
+  </w:num>
+  <w:num w:numId="1006">
+    <w:abstractNumId w:val="991"/>
+  </w:num>
+  <w:num w:numId="1007">
+    <w:abstractNumId w:val="991"/>
+  </w:num>
+  <w:num w:numId="1008">
+    <w:abstractNumId w:val="991"/>
+  </w:num>
+  <w:num w:numId="1009">
+    <w:abstractNumId w:val="991"/>
+  </w:num>
   <w:num w:numId="1010">
-    <w:abstractNumId w:val="991"/>
+    <w:abstractNumId w:val="99411"/>
+    <w:lvlOverride w:ilvl="0">
+      <w:startOverride w:val="1"/>
+    </w:lvlOverride>
+    <w:lvlOverride w:ilvl="1">
+      <w:startOverride w:val="1"/>
+    </w:lvlOverride>
+    <w:lvlOverride w:ilvl="2">
+      <w:startOverride w:val="1"/>
+    </w:lvlOverride>
+    <w:lvlOverride w:ilvl="3">
+      <w:startOverride w:val="1"/>
+    </w:lvlOverride>
+    <w:lvlOverride w:ilvl="4">
+      <w:startOverride w:val="1"/>
+    </w:lvlOverride>
+    <w:lvlOverride w:ilvl="5">
+      <w:startOverride w:val="1"/>
+    </w:lvlOverride>
+    <w:lvlOverride w:ilvl="6">
+      <w:startOverride w:val="1"/>
+    </w:lvlOverride>
+    <w:lvlOverride w:ilvl="7">
+      <w:startOverride w:val="1"/>
+    </w:lvlOverride>
+    <w:lvlOverride w:ilvl="8">
+      <w:startOverride w:val="1"/>
+    </w:lvlOverride>
   </w:num>
   <w:num w:numId="1011">
     <w:abstractNumId w:val="991"/>
@@ -7470,6 +8016,9 @@
     <w:abstractNumId w:val="991"/>
   </w:num>
   <w:num w:numId="1013">
+    <w:abstractNumId w:val="991"/>
+  </w:num>
+  <w:num w:numId="1014">
     <w:abstractNumId w:val="99411"/>
     <w:lvlOverride w:ilvl="0">
       <w:startOverride w:val="1"/>
@@ -8158,7 +8707,7 @@
       <w:color w:themeColor="accent1" w:themeShade="BF" w:val="365F91"/>
     </w:rPr>
   </w:style>
-  <w:style w:type="paragraph" w:customStyle="1" w:styleId="SourceCode">
+  <w:style w:customStyle="1" w:styleId="SourceCode" w:type="paragraph">
     <w:name w:val="Source Code"/>
     <w:basedOn w:val="Normal"/>
     <w:link w:val="VerbatimChar"/>
@@ -8166,7 +8715,7 @@
       <w:wordWrap w:val="off"/>
     </w:pPr>
   </w:style>
-  <w:style w:type="character" w:customStyle="1" w:styleId="KeywordTok">
+  <w:style w:customStyle="1" w:styleId="KeywordTok" w:type="character">
     <w:name w:val="KeywordTok"/>
     <w:basedOn w:val="VerbatimChar"/>
     <w:rPr>
@@ -8174,77 +8723,77 @@
       <w:color w:val="007020"/>
     </w:rPr>
   </w:style>
-  <w:style w:type="character" w:customStyle="1" w:styleId="DataTypeTok">
+  <w:style w:customStyle="1" w:styleId="DataTypeTok" w:type="character">
     <w:name w:val="DataTypeTok"/>
     <w:basedOn w:val="VerbatimChar"/>
     <w:rPr>
       <w:color w:val="902000"/>
     </w:rPr>
   </w:style>
-  <w:style w:type="character" w:customStyle="1" w:styleId="DecValTok">
+  <w:style w:customStyle="1" w:styleId="DecValTok" w:type="character">
     <w:name w:val="DecValTok"/>
     <w:basedOn w:val="VerbatimChar"/>
     <w:rPr>
       <w:color w:val="40a070"/>
     </w:rPr>
   </w:style>
-  <w:style w:type="character" w:customStyle="1" w:styleId="BaseNTok">
+  <w:style w:customStyle="1" w:styleId="BaseNTok" w:type="character">
     <w:name w:val="BaseNTok"/>
     <w:basedOn w:val="VerbatimChar"/>
     <w:rPr>
       <w:color w:val="40a070"/>
     </w:rPr>
   </w:style>
-  <w:style w:type="character" w:customStyle="1" w:styleId="FloatTok">
+  <w:style w:customStyle="1" w:styleId="FloatTok" w:type="character">
     <w:name w:val="FloatTok"/>
     <w:basedOn w:val="VerbatimChar"/>
     <w:rPr>
       <w:color w:val="40a070"/>
     </w:rPr>
   </w:style>
-  <w:style w:type="character" w:customStyle="1" w:styleId="ConstantTok">
+  <w:style w:customStyle="1" w:styleId="ConstantTok" w:type="character">
     <w:name w:val="ConstantTok"/>
     <w:basedOn w:val="VerbatimChar"/>
     <w:rPr>
       <w:color w:val="880000"/>
     </w:rPr>
   </w:style>
-  <w:style w:type="character" w:customStyle="1" w:styleId="CharTok">
+  <w:style w:customStyle="1" w:styleId="CharTok" w:type="character">
     <w:name w:val="CharTok"/>
     <w:basedOn w:val="VerbatimChar"/>
     <w:rPr>
       <w:color w:val="4070a0"/>
     </w:rPr>
   </w:style>
-  <w:style w:type="character" w:customStyle="1" w:styleId="SpecialCharTok">
+  <w:style w:customStyle="1" w:styleId="SpecialCharTok" w:type="character">
     <w:name w:val="SpecialCharTok"/>
     <w:basedOn w:val="VerbatimChar"/>
     <w:rPr>
       <w:color w:val="4070a0"/>
     </w:rPr>
   </w:style>
-  <w:style w:type="character" w:customStyle="1" w:styleId="StringTok">
+  <w:style w:customStyle="1" w:styleId="StringTok" w:type="character">
     <w:name w:val="StringTok"/>
     <w:basedOn w:val="VerbatimChar"/>
     <w:rPr>
       <w:color w:val="4070a0"/>
     </w:rPr>
   </w:style>
-  <w:style w:type="character" w:customStyle="1" w:styleId="VerbatimStringTok">
+  <w:style w:customStyle="1" w:styleId="VerbatimStringTok" w:type="character">
     <w:name w:val="VerbatimStringTok"/>
     <w:basedOn w:val="VerbatimChar"/>
     <w:rPr>
       <w:color w:val="4070a0"/>
     </w:rPr>
   </w:style>
-  <w:style w:type="character" w:customStyle="1" w:styleId="SpecialStringTok">
+  <w:style w:customStyle="1" w:styleId="SpecialStringTok" w:type="character">
     <w:name w:val="SpecialStringTok"/>
     <w:basedOn w:val="VerbatimChar"/>
     <w:rPr>
       <w:color w:val="bb6688"/>
     </w:rPr>
   </w:style>
-  <w:style w:type="character" w:customStyle="1" w:styleId="ImportTok">
+  <w:style w:customStyle="1" w:styleId="ImportTok" w:type="character">
     <w:name w:val="ImportTok"/>
     <w:basedOn w:val="VerbatimChar"/>
     <w:rPr>
@@ -8252,7 +8801,7 @@
       <w:color w:val="008000"/>
     </w:rPr>
   </w:style>
-  <w:style w:type="character" w:customStyle="1" w:styleId="CommentTok">
+  <w:style w:customStyle="1" w:styleId="CommentTok" w:type="character">
     <w:name w:val="CommentTok"/>
     <w:basedOn w:val="VerbatimChar"/>
     <w:rPr>
@@ -8260,7 +8809,7 @@
       <w:color w:val="60a0b0"/>
     </w:rPr>
   </w:style>
-  <w:style w:type="character" w:customStyle="1" w:styleId="DocumentationTok">
+  <w:style w:customStyle="1" w:styleId="DocumentationTok" w:type="character">
     <w:name w:val="DocumentationTok"/>
     <w:basedOn w:val="VerbatimChar"/>
     <w:rPr>
@@ -8268,7 +8817,7 @@
       <w:color w:val="ba2121"/>
     </w:rPr>
   </w:style>
-  <w:style w:type="character" w:customStyle="1" w:styleId="AnnotationTok">
+  <w:style w:customStyle="1" w:styleId="AnnotationTok" w:type="character">
     <w:name w:val="AnnotationTok"/>
     <w:basedOn w:val="VerbatimChar"/>
     <w:rPr>
@@ -8277,7 +8826,7 @@
       <w:color w:val="60a0b0"/>
     </w:rPr>
   </w:style>
-  <w:style w:type="character" w:customStyle="1" w:styleId="CommentVarTok">
+  <w:style w:customStyle="1" w:styleId="CommentVarTok" w:type="character">
     <w:name w:val="CommentVarTok"/>
     <w:basedOn w:val="VerbatimChar"/>
     <w:rPr>
@@ -8286,28 +8835,28 @@
       <w:color w:val="60a0b0"/>
     </w:rPr>
   </w:style>
-  <w:style w:type="character" w:customStyle="1" w:styleId="OtherTok">
+  <w:style w:customStyle="1" w:styleId="OtherTok" w:type="character">
     <w:name w:val="OtherTok"/>
     <w:basedOn w:val="VerbatimChar"/>
     <w:rPr>
       <w:color w:val="007020"/>
     </w:rPr>
   </w:style>
-  <w:style w:type="character" w:customStyle="1" w:styleId="FunctionTok">
+  <w:style w:customStyle="1" w:styleId="FunctionTok" w:type="character">
     <w:name w:val="FunctionTok"/>
     <w:basedOn w:val="VerbatimChar"/>
     <w:rPr>
       <w:color w:val="06287e"/>
     </w:rPr>
   </w:style>
-  <w:style w:type="character" w:customStyle="1" w:styleId="VariableTok">
+  <w:style w:customStyle="1" w:styleId="VariableTok" w:type="character">
     <w:name w:val="VariableTok"/>
     <w:basedOn w:val="VerbatimChar"/>
     <w:rPr>
       <w:color w:val="19177c"/>
     </w:rPr>
   </w:style>
-  <w:style w:type="character" w:customStyle="1" w:styleId="ControlFlowTok">
+  <w:style w:customStyle="1" w:styleId="ControlFlowTok" w:type="character">
     <w:name w:val="ControlFlowTok"/>
     <w:basedOn w:val="VerbatimChar"/>
     <w:rPr>
@@ -8315,45 +8864,45 @@
       <w:color w:val="007020"/>
     </w:rPr>
   </w:style>
-  <w:style w:type="character" w:customStyle="1" w:styleId="OperatorTok">
+  <w:style w:customStyle="1" w:styleId="OperatorTok" w:type="character">
     <w:name w:val="OperatorTok"/>
     <w:basedOn w:val="VerbatimChar"/>
     <w:rPr>
       <w:color w:val="666666"/>
     </w:rPr>
   </w:style>
-  <w:style w:type="character" w:customStyle="1" w:styleId="BuiltInTok">
+  <w:style w:customStyle="1" w:styleId="BuiltInTok" w:type="character">
     <w:name w:val="BuiltInTok"/>
     <w:basedOn w:val="VerbatimChar"/>
     <w:rPr>
       <w:color w:val="008000"/>
     </w:rPr>
   </w:style>
-  <w:style w:type="character" w:customStyle="1" w:styleId="ExtensionTok">
+  <w:style w:customStyle="1" w:styleId="ExtensionTok" w:type="character">
     <w:name w:val="ExtensionTok"/>
     <w:basedOn w:val="VerbatimChar"/>
     <w:rPr/>
   </w:style>
-  <w:style w:type="character" w:customStyle="1" w:styleId="PreprocessorTok">
+  <w:style w:customStyle="1" w:styleId="PreprocessorTok" w:type="character">
     <w:name w:val="PreprocessorTok"/>
     <w:basedOn w:val="VerbatimChar"/>
     <w:rPr>
       <w:color w:val="bc7a00"/>
     </w:rPr>
   </w:style>
-  <w:style w:type="character" w:customStyle="1" w:styleId="AttributeTok">
+  <w:style w:customStyle="1" w:styleId="AttributeTok" w:type="character">
     <w:name w:val="AttributeTok"/>
     <w:basedOn w:val="VerbatimChar"/>
     <w:rPr>
       <w:color w:val="7d9029"/>
     </w:rPr>
   </w:style>
-  <w:style w:type="character" w:customStyle="1" w:styleId="RegionMarkerTok">
+  <w:style w:customStyle="1" w:styleId="RegionMarkerTok" w:type="character">
     <w:name w:val="RegionMarkerTok"/>
     <w:basedOn w:val="VerbatimChar"/>
     <w:rPr/>
   </w:style>
-  <w:style w:type="character" w:customStyle="1" w:styleId="InformationTok">
+  <w:style w:customStyle="1" w:styleId="InformationTok" w:type="character">
     <w:name w:val="InformationTok"/>
     <w:basedOn w:val="VerbatimChar"/>
     <w:rPr>
@@ -8362,7 +8911,7 @@
       <w:color w:val="60a0b0"/>
     </w:rPr>
   </w:style>
-  <w:style w:type="character" w:customStyle="1" w:styleId="WarningTok">
+  <w:style w:customStyle="1" w:styleId="WarningTok" w:type="character">
     <w:name w:val="WarningTok"/>
     <w:basedOn w:val="VerbatimChar"/>
     <w:rPr>
@@ -8371,7 +8920,7 @@
       <w:color w:val="60a0b0"/>
     </w:rPr>
   </w:style>
-  <w:style w:type="character" w:customStyle="1" w:styleId="AlertTok">
+  <w:style w:customStyle="1" w:styleId="AlertTok" w:type="character">
     <w:name w:val="AlertTok"/>
     <w:basedOn w:val="VerbatimChar"/>
     <w:rPr>
@@ -8379,7 +8928,7 @@
       <w:color w:val="ff0000"/>
     </w:rPr>
   </w:style>
-  <w:style w:type="character" w:customStyle="1" w:styleId="ErrorTok">
+  <w:style w:customStyle="1" w:styleId="ErrorTok" w:type="character">
     <w:name w:val="ErrorTok"/>
     <w:basedOn w:val="VerbatimChar"/>
     <w:rPr>
@@ -8387,7 +8936,7 @@
       <w:color w:val="ff0000"/>
     </w:rPr>
   </w:style>
-  <w:style w:type="character" w:customStyle="1" w:styleId="NormalTok">
+  <w:style w:customStyle="1" w:styleId="NormalTok" w:type="character">
     <w:name w:val="NormalTok"/>
     <w:basedOn w:val="VerbatimChar"/>
     <w:rPr/>
